--- a/Hệ thống mẫu văn bản/Nguyên đã làm/Kế hoạch dạy học Tin học từng lớp/Kế hoạch dạy học môn Tin học - Lớp 8 - 2026 - 2027.docx
+++ b/Hệ thống mẫu văn bản/Nguyên đã làm/Kế hoạch dạy học Tin học từng lớp/Kế hoạch dạy học môn Tin học - Lớp 8 - 2026 - 2027.docx
@@ -1380,18 +1380,25 @@
         </w:tblBorders>
       </w:tblPr>
       <w:tblGrid>
-        <w:gridCol w:w="1862"/>
-        <w:gridCol w:w="1862"/>
-        <w:gridCol w:w="1862"/>
-        <w:gridCol w:w="1862"/>
-        <w:gridCol w:w="1862"/>
+        <w:gridCol w:w="2327"/>
+        <w:gridCol w:w="2327"/>
+        <w:gridCol w:w="2327"/>
+        <w:gridCol w:w="2327"/>
       </w:tblGrid>
       <w:tr>
-        <w:tc>
-          <w:tcPr>
-            <w:tcW w:type="dxa" w:w="510"/>
-            <w:vAlign w:val="center"/>
-            <w:tcW w:w="510" w:type="dxa"/>
+        <w:trPr>
+          <w:tblHeader/>
+          <w:cantSplit/>
+        </w:trPr>
+        <w:tc>
+          <w:tcPr>
+            <w:tcW w:type="dxa" w:w="624"/>
+            <w:tcMar>
+              <w:top w:w="120" w:type="dxa"/>
+              <w:bottom w:w="120" w:type="dxa"/>
+              <w:left w:w="100" w:type="dxa"/>
+              <w:right w:w="100" w:type="dxa"/>
+            </w:tcMar>
           </w:tcPr>
           <w:p>
             <w:pPr>
@@ -1403,7 +1410,6 @@
                 <w:rFonts w:ascii="Times New Roman" w:hAnsi="Times New Roman"/>
                 <w:b/>
                 <w:sz w:val="26"/>
-                <w:rFonts w:ascii="Times New Roman" w:hAnsi="Times New Roman" w:cs="Times New Roman"/>
               </w:rPr>
               <w:t>STT</w:t>
             </w:r>
@@ -1411,9 +1417,13 @@
         </w:tc>
         <w:tc>
           <w:tcPr>
-            <w:tcW w:type="dxa" w:w="2154"/>
-            <w:vAlign w:val="center"/>
-            <w:tcW w:w="2154" w:type="dxa"/>
+            <w:tcW w:type="dxa" w:w="3175"/>
+            <w:tcMar>
+              <w:top w:w="120" w:type="dxa"/>
+              <w:bottom w:w="120" w:type="dxa"/>
+              <w:left w:w="100" w:type="dxa"/>
+              <w:right w:w="100" w:type="dxa"/>
+            </w:tcMar>
           </w:tcPr>
           <w:p>
             <w:pPr>
@@ -1425,7 +1435,6 @@
                 <w:rFonts w:ascii="Times New Roman" w:hAnsi="Times New Roman"/>
                 <w:b/>
                 <w:sz w:val="26"/>
-                <w:rFonts w:ascii="Times New Roman" w:hAnsi="Times New Roman" w:cs="Times New Roman"/>
               </w:rPr>
               <w:t>Bài học (1)</w:t>
             </w:r>
@@ -1433,9 +1442,13 @@
         </w:tc>
         <w:tc>
           <w:tcPr>
-            <w:tcW w:type="dxa" w:w="624"/>
-            <w:vAlign w:val="center"/>
-            <w:tcW w:w="623" w:type="dxa"/>
+            <w:tcW w:type="dxa" w:w="907"/>
+            <w:tcMar>
+              <w:top w:w="120" w:type="dxa"/>
+              <w:bottom w:w="120" w:type="dxa"/>
+              <w:left w:w="100" w:type="dxa"/>
+              <w:right w:w="100" w:type="dxa"/>
+            </w:tcMar>
           </w:tcPr>
           <w:p>
             <w:pPr>
@@ -1447,7 +1460,6 @@
                 <w:rFonts w:ascii="Times New Roman" w:hAnsi="Times New Roman"/>
                 <w:b/>
                 <w:sz w:val="26"/>
-                <w:rFonts w:ascii="Times New Roman" w:hAnsi="Times New Roman" w:cs="Times New Roman"/>
               </w:rPr>
               <w:t>Số tiết (2)</w:t>
             </w:r>
@@ -1455,9 +1467,13 @@
         </w:tc>
         <w:tc>
           <w:tcPr>
-            <w:tcW w:type="dxa" w:w="794"/>
-            <w:vAlign w:val="center"/>
-            <w:tcW w:w="793" w:type="dxa"/>
+            <w:tcW w:type="dxa" w:w="4649"/>
+            <w:tcMar>
+              <w:top w:w="120" w:type="dxa"/>
+              <w:bottom w:w="120" w:type="dxa"/>
+              <w:left w:w="100" w:type="dxa"/>
+              <w:right w:w="100" w:type="dxa"/>
+            </w:tcMar>
           </w:tcPr>
           <w:p>
             <w:pPr>
@@ -1469,29 +1485,6 @@
                 <w:rFonts w:ascii="Times New Roman" w:hAnsi="Times New Roman"/>
                 <w:b/>
                 <w:sz w:val="26"/>
-                <w:rFonts w:ascii="Times New Roman" w:hAnsi="Times New Roman" w:cs="Times New Roman"/>
-              </w:rPr>
-              <w:t>Tiết theo PPCT</w:t>
-            </w:r>
-          </w:p>
-        </w:tc>
-        <w:tc>
-          <w:tcPr>
-            <w:tcW w:type="dxa" w:w="5272"/>
-            <w:vAlign w:val="center"/>
-            <w:tcW w:w="5273" w:type="dxa"/>
-          </w:tcPr>
-          <w:p>
-            <w:pPr>
-              <w:spacing w:before="40" w:after="40" w:line="276" w:lineRule="auto"/>
-              <w:jc w:val="center"/>
-            </w:pPr>
-            <w:r>
-              <w:rPr>
-                <w:rFonts w:ascii="Times New Roman" w:hAnsi="Times New Roman"/>
-                <w:b/>
-                <w:sz w:val="26"/>
-                <w:rFonts w:ascii="Times New Roman" w:hAnsi="Times New Roman" w:cs="Times New Roman"/>
               </w:rPr>
               <w:t>Yêu cầu cần đạt (3)</w:t>
             </w:r>
@@ -1499,15 +1492,24 @@
         </w:tc>
       </w:tr>
       <w:tr>
-        <w:tc>
-          <w:tcPr>
-            <w:tcW w:type="dxa" w:w="9310"/>
-            <w:gridSpan w:val="5"/>
-            <w:vAlign w:val="center"/>
-          </w:tcPr>
-          <w:p>
-            <w:pPr>
-              <w:spacing w:before="40" w:after="40" w:line="276" w:lineRule="auto"/>
+        <w:trPr>
+          <w:cantSplit/>
+        </w:trPr>
+        <w:tc>
+          <w:tcPr>
+            <w:tcW w:type="dxa" w:w="9308"/>
+            <w:gridSpan w:val="4"/>
+            <w:tcMar>
+              <w:top w:w="100" w:type="dxa"/>
+              <w:bottom w:w="100" w:type="dxa"/>
+              <w:left w:w="120" w:type="dxa"/>
+              <w:right w:w="120" w:type="dxa"/>
+            </w:tcMar>
+            <w:shd w:fill="F2F2F2"/>
+          </w:tcPr>
+          <w:p>
+            <w:pPr>
+              <w:spacing w:before="60" w:after="60" w:line="276" w:lineRule="auto"/>
               <w:jc w:val="left"/>
             </w:pPr>
             <w:r>
@@ -1515,7 +1517,6 @@
                 <w:rFonts w:ascii="Times New Roman" w:hAnsi="Times New Roman"/>
                 <w:b/>
                 <w:sz w:val="26"/>
-                <w:rFonts w:ascii="Times New Roman" w:hAnsi="Times New Roman" w:cs="Times New Roman"/>
               </w:rPr>
               <w:t>Chủ đề 1: Máy tính và cộng đồng</w:t>
             </w:r>
@@ -1523,14 +1524,22 @@
         </w:tc>
       </w:tr>
       <w:tr>
-        <w:tc>
-          <w:tcPr>
-            <w:tcW w:type="dxa" w:w="510"/>
-            <w:vAlign w:val="center"/>
-            <w:tcW w:w="510" w:type="dxa"/>
-          </w:tcPr>
-          <w:p>
-            <w:pPr>
+        <w:trPr>
+          <w:cantSplit/>
+        </w:trPr>
+        <w:tc>
+          <w:tcPr>
+            <w:tcW w:type="dxa" w:w="624"/>
+            <w:tcMar>
+              <w:top w:w="80" w:type="dxa"/>
+              <w:bottom w:w="80" w:type="dxa"/>
+              <w:left w:w="100" w:type="dxa"/>
+              <w:right w:w="100" w:type="dxa"/>
+            </w:tcMar>
+          </w:tcPr>
+          <w:p>
+            <w:pPr>
+              <w:spacing w:before="40" w:after="40" w:line="276" w:lineRule="auto"/>
               <w:jc w:val="center"/>
             </w:pPr>
             <w:r>
@@ -1544,41 +1553,47 @@
         </w:tc>
         <w:tc>
           <w:tcPr>
-            <w:tcW w:type="dxa" w:w="2154"/>
-            <w:vAlign w:val="center"/>
-            <w:tcW w:w="2154" w:type="dxa"/>
-          </w:tcPr>
-          <w:p>
-            <w:pPr>
-              <w:spacing w:before="40" w:after="40" w:line="276" w:lineRule="auto"/>
-              <w:jc w:val="both"/>
-            </w:pPr>
-            <w:r>
-              <w:rPr>
-                <w:rFonts w:ascii="Times New Roman" w:hAnsi="Times New Roman"/>
-                <w:sz w:val="26"/>
-                <w:rFonts w:ascii="Times New Roman" w:hAnsi="Times New Roman" w:cs="Times New Roman"/>
-              </w:rPr>
-              <w:t>Bài 1. Lược sử công cụ tính toán</w:t>
-            </w:r>
-          </w:p>
-        </w:tc>
-        <w:tc>
-          <w:tcPr>
-            <w:tcW w:type="dxa" w:w="624"/>
-            <w:vAlign w:val="center"/>
-            <w:tcW w:w="623" w:type="dxa"/>
-          </w:tcPr>
-          <w:p>
-            <w:pPr>
-              <w:spacing w:before="40" w:after="40" w:line="276" w:lineRule="auto"/>
-              <w:jc w:val="center"/>
-            </w:pPr>
-            <w:r>
-              <w:rPr>
-                <w:rFonts w:ascii="Times New Roman" w:hAnsi="Times New Roman"/>
-                <w:sz w:val="26"/>
-                <w:rFonts w:ascii="Times New Roman" w:hAnsi="Times New Roman" w:cs="Times New Roman"/>
+            <w:tcW w:type="dxa" w:w="3175"/>
+            <w:tcMar>
+              <w:top w:w="80" w:type="dxa"/>
+              <w:bottom w:w="80" w:type="dxa"/>
+              <w:left w:w="100" w:type="dxa"/>
+              <w:right w:w="100" w:type="dxa"/>
+            </w:tcMar>
+          </w:tcPr>
+          <w:p>
+            <w:pPr>
+              <w:spacing w:before="40" w:after="40" w:line="276" w:lineRule="auto"/>
+              <w:jc w:val="left"/>
+            </w:pPr>
+            <w:r>
+              <w:rPr>
+                <w:rFonts w:ascii="Times New Roman" w:hAnsi="Times New Roman"/>
+                <w:sz w:val="26"/>
+              </w:rPr>
+              <w:t>Bài 1. Lược sử công cụ tính toán (Tiết 1)</w:t>
+            </w:r>
+          </w:p>
+        </w:tc>
+        <w:tc>
+          <w:tcPr>
+            <w:tcW w:type="dxa" w:w="907"/>
+            <w:tcMar>
+              <w:top w:w="80" w:type="dxa"/>
+              <w:bottom w:w="80" w:type="dxa"/>
+              <w:left w:w="100" w:type="dxa"/>
+              <w:right w:w="100" w:type="dxa"/>
+            </w:tcMar>
+          </w:tcPr>
+          <w:p>
+            <w:pPr>
+              <w:spacing w:before="40" w:after="40" w:line="276" w:lineRule="auto"/>
+              <w:jc w:val="center"/>
+            </w:pPr>
+            <w:r>
+              <w:rPr>
+                <w:rFonts w:ascii="Times New Roman" w:hAnsi="Times New Roman"/>
+                <w:sz w:val="26"/>
               </w:rPr>
               <w:t>1</w:t>
             </w:r>
@@ -1586,51 +1601,66 @@
         </w:tc>
         <w:tc>
           <w:tcPr>
-            <w:tcW w:type="dxa" w:w="794"/>
-            <w:vAlign w:val="center"/>
-            <w:tcW w:w="793" w:type="dxa"/>
-          </w:tcPr>
-          <w:p>
-            <w:pPr>
-              <w:jc w:val="center"/>
-            </w:pPr>
-            <w:r>
-              <w:rPr>
-                <w:rFonts w:ascii="Times New Roman" w:hAnsi="Times New Roman"/>
-                <w:sz w:val="26"/>
-              </w:rPr>
-              <w:t>1</w:t>
-            </w:r>
-          </w:p>
-        </w:tc>
-        <w:tc>
-          <w:tcPr>
-            <w:tcW w:type="dxa" w:w="5272"/>
-            <w:vAlign w:val="center"/>
-            <w:tcW w:w="5273" w:type="dxa"/>
-          </w:tcPr>
-          <w:p>
-            <w:pPr>
-              <w:spacing w:before="40" w:after="40" w:line="276" w:lineRule="auto"/>
-              <w:jc w:val="both"/>
-            </w:pPr>
-            <w:r>
-              <w:rPr>
-                <w:rFonts w:ascii="Times New Roman" w:hAnsi="Times New Roman"/>
-                <w:sz w:val="26"/>
-                <w:rFonts w:ascii="Times New Roman" w:hAnsi="Times New Roman" w:cs="Times New Roman"/>
-              </w:rPr>
-              <w:t>- Trình bày sơ lược lịch sử phát triển máy tính.  - Nêu ví dụ sự phát triển máy tính đem lại thay đổi lớn lao cho xã hội.</w:t>
+            <w:tcW w:type="dxa" w:w="4649"/>
+            <w:tcMar>
+              <w:top w:w="80" w:type="dxa"/>
+              <w:bottom w:w="80" w:type="dxa"/>
+              <w:left w:w="100" w:type="dxa"/>
+              <w:right w:w="100" w:type="dxa"/>
+            </w:tcMar>
+          </w:tcPr>
+          <w:p>
+            <w:pPr>
+              <w:spacing w:before="40" w:after="40" w:line="276" w:lineRule="auto"/>
+              <w:jc w:val="left"/>
+            </w:pPr>
+            <w:r>
+              <w:rPr>
+                <w:rFonts w:ascii="Times New Roman" w:hAnsi="Times New Roman"/>
+                <w:sz w:val="26"/>
+              </w:rPr>
+              <w:t>Trình bày sơ lược lịch sử phát triển của các công cụ tính toán từ bàn tính cơ học đến máy tính điện tử hiện đại.</w:t>
             </w:r>
           </w:p>
         </w:tc>
       </w:tr>
       <w:tr>
-        <w:tc>
-          <w:tcPr>
-            <w:tcW w:type="dxa" w:w="9310"/>
-            <w:gridSpan w:val="5"/>
-            <w:vAlign w:val="center"/>
+        <w:trPr>
+          <w:cantSplit/>
+        </w:trPr>
+        <w:tc>
+          <w:tcPr>
+            <w:tcW w:type="dxa" w:w="624"/>
+            <w:tcMar>
+              <w:top w:w="80" w:type="dxa"/>
+              <w:bottom w:w="80" w:type="dxa"/>
+              <w:left w:w="100" w:type="dxa"/>
+              <w:right w:w="100" w:type="dxa"/>
+            </w:tcMar>
+          </w:tcPr>
+          <w:p>
+            <w:pPr>
+              <w:spacing w:before="40" w:after="40" w:line="276" w:lineRule="auto"/>
+              <w:jc w:val="center"/>
+            </w:pPr>
+            <w:r>
+              <w:rPr>
+                <w:rFonts w:ascii="Times New Roman" w:hAnsi="Times New Roman"/>
+                <w:sz w:val="26"/>
+              </w:rPr>
+              <w:t>2</w:t>
+            </w:r>
+          </w:p>
+        </w:tc>
+        <w:tc>
+          <w:tcPr>
+            <w:tcW w:type="dxa" w:w="3175"/>
+            <w:tcMar>
+              <w:top w:w="80" w:type="dxa"/>
+              <w:bottom w:w="80" w:type="dxa"/>
+              <w:left w:w="100" w:type="dxa"/>
+              <w:right w:w="100" w:type="dxa"/>
+            </w:tcMar>
           </w:tcPr>
           <w:p>
             <w:pPr>
@@ -1640,127 +1670,110 @@
             <w:r>
               <w:rPr>
                 <w:rFonts w:ascii="Times New Roman" w:hAnsi="Times New Roman"/>
-                <w:b/>
-                <w:sz w:val="26"/>
-                <w:rFonts w:ascii="Times New Roman" w:hAnsi="Times New Roman" w:cs="Times New Roman"/>
-              </w:rPr>
-              <w:t>Chủ đề 2: Tổ chức, lưu trữ, tìm kiếm và trao đổi thông tin</w:t>
+                <w:sz w:val="26"/>
+              </w:rPr>
+              <w:t>Bài 1. Lược sử công cụ tính toán (Tiết 2)</w:t>
+            </w:r>
+          </w:p>
+        </w:tc>
+        <w:tc>
+          <w:tcPr>
+            <w:tcW w:type="dxa" w:w="907"/>
+            <w:tcMar>
+              <w:top w:w="80" w:type="dxa"/>
+              <w:bottom w:w="80" w:type="dxa"/>
+              <w:left w:w="100" w:type="dxa"/>
+              <w:right w:w="100" w:type="dxa"/>
+            </w:tcMar>
+          </w:tcPr>
+          <w:p>
+            <w:pPr>
+              <w:spacing w:before="40" w:after="40" w:line="276" w:lineRule="auto"/>
+              <w:jc w:val="center"/>
+            </w:pPr>
+            <w:r>
+              <w:rPr>
+                <w:rFonts w:ascii="Times New Roman" w:hAnsi="Times New Roman"/>
+                <w:sz w:val="26"/>
+              </w:rPr>
+              <w:t>1</w:t>
+            </w:r>
+          </w:p>
+        </w:tc>
+        <w:tc>
+          <w:tcPr>
+            <w:tcW w:type="dxa" w:w="4649"/>
+            <w:tcMar>
+              <w:top w:w="80" w:type="dxa"/>
+              <w:bottom w:w="80" w:type="dxa"/>
+              <w:left w:w="100" w:type="dxa"/>
+              <w:right w:w="100" w:type="dxa"/>
+            </w:tcMar>
+          </w:tcPr>
+          <w:p>
+            <w:pPr>
+              <w:spacing w:before="40" w:after="40" w:line="276" w:lineRule="auto"/>
+              <w:jc w:val="left"/>
+            </w:pPr>
+            <w:r>
+              <w:rPr>
+                <w:rFonts w:ascii="Times New Roman" w:hAnsi="Times New Roman"/>
+                <w:sz w:val="26"/>
+              </w:rPr>
+              <w:t>Nắm được các thế hệ máy tính điện tử và xu hướng phát triển của trí tuệ nhân tạo (AI), điện toán đám mây trong tương lai.</w:t>
             </w:r>
           </w:p>
         </w:tc>
       </w:tr>
       <w:tr>
-        <w:tc>
-          <w:tcPr>
-            <w:tcW w:type="dxa" w:w="510"/>
-            <w:vAlign w:val="center"/>
-            <w:tcW w:w="510" w:type="dxa"/>
-          </w:tcPr>
-          <w:p>
-            <w:pPr>
-              <w:jc w:val="center"/>
-            </w:pPr>
-            <w:r>
-              <w:rPr>
-                <w:rFonts w:ascii="Times New Roman" w:hAnsi="Times New Roman"/>
-                <w:sz w:val="26"/>
-              </w:rPr>
-              <w:t>2</w:t>
-            </w:r>
-          </w:p>
-        </w:tc>
-        <w:tc>
-          <w:tcPr>
-            <w:tcW w:type="dxa" w:w="2154"/>
-            <w:vAlign w:val="center"/>
-            <w:tcW w:w="2154" w:type="dxa"/>
-          </w:tcPr>
-          <w:p>
-            <w:pPr>
-              <w:spacing w:before="40" w:after="40" w:line="276" w:lineRule="auto"/>
-              <w:jc w:val="both"/>
-            </w:pPr>
-            <w:r>
-              <w:rPr>
-                <w:rFonts w:ascii="Times New Roman" w:hAnsi="Times New Roman"/>
-                <w:sz w:val="26"/>
-                <w:rFonts w:ascii="Times New Roman" w:hAnsi="Times New Roman" w:cs="Times New Roman"/>
-              </w:rPr>
-              <w:t>Bài 2. Thông tin trong môi trường số</w:t>
-            </w:r>
-          </w:p>
-        </w:tc>
-        <w:tc>
-          <w:tcPr>
-            <w:tcW w:type="dxa" w:w="624"/>
-            <w:vAlign w:val="center"/>
-            <w:tcW w:w="623" w:type="dxa"/>
-          </w:tcPr>
-          <w:p>
-            <w:pPr>
-              <w:spacing w:before="40" w:after="40" w:line="276" w:lineRule="auto"/>
-              <w:jc w:val="center"/>
-            </w:pPr>
-            <w:r>
-              <w:rPr>
-                <w:rFonts w:ascii="Times New Roman" w:hAnsi="Times New Roman"/>
-                <w:sz w:val="26"/>
-                <w:rFonts w:ascii="Times New Roman" w:hAnsi="Times New Roman" w:cs="Times New Roman"/>
-              </w:rPr>
-              <w:t>1</w:t>
-            </w:r>
-          </w:p>
-        </w:tc>
-        <w:tc>
-          <w:tcPr>
-            <w:tcW w:type="dxa" w:w="794"/>
-            <w:vAlign w:val="center"/>
-            <w:tcW w:w="793" w:type="dxa"/>
-          </w:tcPr>
-          <w:p>
-            <w:pPr>
-              <w:jc w:val="center"/>
-            </w:pPr>
-            <w:r>
-              <w:rPr>
-                <w:rFonts w:ascii="Times New Roman" w:hAnsi="Times New Roman"/>
-                <w:sz w:val="26"/>
-              </w:rPr>
-              <w:t>2</w:t>
-            </w:r>
-          </w:p>
-        </w:tc>
-        <w:tc>
-          <w:tcPr>
-            <w:tcW w:type="dxa" w:w="5272"/>
-            <w:vAlign w:val="center"/>
-            <w:tcW w:w="5273" w:type="dxa"/>
-          </w:tcPr>
-          <w:p>
-            <w:pPr>
-              <w:spacing w:before="40" w:after="40" w:line="276" w:lineRule="auto"/>
-              <w:jc w:val="both"/>
-            </w:pPr>
-            <w:r>
-              <w:rPr>
-                <w:rFonts w:ascii="Times New Roman" w:hAnsi="Times New Roman"/>
-                <w:sz w:val="26"/>
-                <w:rFonts w:ascii="Times New Roman" w:hAnsi="Times New Roman" w:cs="Times New Roman"/>
-              </w:rPr>
-              <w:t>- Nêu đặc điểm thông tin số (đa dạng, thu thập nhanh/nhiều, lưu trữ khổng lồ, có bản quyền, độ tin cậy khác nhau, công cụ tìm kiếm/xử lý hiệu quả).  - Trình bày tầm quan trọng của khai thác nguồn thông tin đáng tin cậy.</w:t>
+        <w:trPr>
+          <w:cantSplit/>
+        </w:trPr>
+        <w:tc>
+          <w:tcPr>
+            <w:tcW w:type="dxa" w:w="9308"/>
+            <w:gridSpan w:val="4"/>
+            <w:tcMar>
+              <w:top w:w="100" w:type="dxa"/>
+              <w:bottom w:w="100" w:type="dxa"/>
+              <w:left w:w="120" w:type="dxa"/>
+              <w:right w:w="120" w:type="dxa"/>
+            </w:tcMar>
+            <w:shd w:fill="F2F2F2"/>
+          </w:tcPr>
+          <w:p>
+            <w:pPr>
+              <w:spacing w:before="60" w:after="60" w:line="276" w:lineRule="auto"/>
+              <w:jc w:val="left"/>
+            </w:pPr>
+            <w:r>
+              <w:rPr>
+                <w:rFonts w:ascii="Times New Roman" w:hAnsi="Times New Roman"/>
+                <w:b/>
+                <w:sz w:val="26"/>
+              </w:rPr>
+              <w:t>Chủ đề 2: Tổ chức, lưu trữ, tìm kiếm và trao đổi thông tin</w:t>
             </w:r>
           </w:p>
         </w:tc>
       </w:tr>
       <w:tr>
-        <w:tc>
-          <w:tcPr>
-            <w:tcW w:type="dxa" w:w="510"/>
-            <w:vAlign w:val="center"/>
-            <w:tcW w:w="510" w:type="dxa"/>
-          </w:tcPr>
-          <w:p>
-            <w:pPr>
+        <w:trPr>
+          <w:cantSplit/>
+        </w:trPr>
+        <w:tc>
+          <w:tcPr>
+            <w:tcW w:type="dxa" w:w="624"/>
+            <w:tcMar>
+              <w:top w:w="80" w:type="dxa"/>
+              <w:bottom w:w="80" w:type="dxa"/>
+              <w:left w:w="100" w:type="dxa"/>
+              <w:right w:w="100" w:type="dxa"/>
+            </w:tcMar>
+          </w:tcPr>
+          <w:p>
+            <w:pPr>
+              <w:spacing w:before="40" w:after="40" w:line="276" w:lineRule="auto"/>
               <w:jc w:val="center"/>
             </w:pPr>
             <w:r>
@@ -1774,41 +1787,47 @@
         </w:tc>
         <w:tc>
           <w:tcPr>
-            <w:tcW w:type="dxa" w:w="2154"/>
-            <w:vAlign w:val="center"/>
-            <w:tcW w:w="2154" w:type="dxa"/>
-          </w:tcPr>
-          <w:p>
-            <w:pPr>
-              <w:spacing w:before="40" w:after="40" w:line="276" w:lineRule="auto"/>
-              <w:jc w:val="both"/>
-            </w:pPr>
-            <w:r>
-              <w:rPr>
-                <w:rFonts w:ascii="Times New Roman" w:hAnsi="Times New Roman"/>
-                <w:sz w:val="26"/>
-                <w:rFonts w:ascii="Times New Roman" w:hAnsi="Times New Roman" w:cs="Times New Roman"/>
-              </w:rPr>
-              <w:t>Bài 3. Thực hành khai thác thông tin số</w:t>
-            </w:r>
-          </w:p>
-        </w:tc>
-        <w:tc>
-          <w:tcPr>
-            <w:tcW w:type="dxa" w:w="624"/>
-            <w:vAlign w:val="center"/>
-            <w:tcW w:w="623" w:type="dxa"/>
-          </w:tcPr>
-          <w:p>
-            <w:pPr>
-              <w:spacing w:before="40" w:after="40" w:line="276" w:lineRule="auto"/>
-              <w:jc w:val="center"/>
-            </w:pPr>
-            <w:r>
-              <w:rPr>
-                <w:rFonts w:ascii="Times New Roman" w:hAnsi="Times New Roman"/>
-                <w:sz w:val="26"/>
-                <w:rFonts w:ascii="Times New Roman" w:hAnsi="Times New Roman" w:cs="Times New Roman"/>
+            <w:tcW w:type="dxa" w:w="3175"/>
+            <w:tcMar>
+              <w:top w:w="80" w:type="dxa"/>
+              <w:bottom w:w="80" w:type="dxa"/>
+              <w:left w:w="100" w:type="dxa"/>
+              <w:right w:w="100" w:type="dxa"/>
+            </w:tcMar>
+          </w:tcPr>
+          <w:p>
+            <w:pPr>
+              <w:spacing w:before="40" w:after="40" w:line="276" w:lineRule="auto"/>
+              <w:jc w:val="left"/>
+            </w:pPr>
+            <w:r>
+              <w:rPr>
+                <w:rFonts w:ascii="Times New Roman" w:hAnsi="Times New Roman"/>
+                <w:sz w:val="26"/>
+              </w:rPr>
+              <w:t>Bài 2. Thông tin trong môi trường số (Tiết 1)</w:t>
+            </w:r>
+          </w:p>
+        </w:tc>
+        <w:tc>
+          <w:tcPr>
+            <w:tcW w:type="dxa" w:w="907"/>
+            <w:tcMar>
+              <w:top w:w="80" w:type="dxa"/>
+              <w:bottom w:w="80" w:type="dxa"/>
+              <w:left w:w="100" w:type="dxa"/>
+              <w:right w:w="100" w:type="dxa"/>
+            </w:tcMar>
+          </w:tcPr>
+          <w:p>
+            <w:pPr>
+              <w:spacing w:before="40" w:after="40" w:line="276" w:lineRule="auto"/>
+              <w:jc w:val="center"/>
+            </w:pPr>
+            <w:r>
+              <w:rPr>
+                <w:rFonts w:ascii="Times New Roman" w:hAnsi="Times New Roman"/>
+                <w:sz w:val="26"/>
               </w:rPr>
               <w:t>1</w:t>
             </w:r>
@@ -1816,54 +1835,46 @@
         </w:tc>
         <w:tc>
           <w:tcPr>
-            <w:tcW w:type="dxa" w:w="794"/>
-            <w:vAlign w:val="center"/>
-            <w:tcW w:w="793" w:type="dxa"/>
-          </w:tcPr>
-          <w:p>
-            <w:pPr>
-              <w:jc w:val="center"/>
-            </w:pPr>
-            <w:r>
-              <w:rPr>
-                <w:rFonts w:ascii="Times New Roman" w:hAnsi="Times New Roman"/>
-                <w:sz w:val="26"/>
-              </w:rPr>
-              <w:t>3</w:t>
-            </w:r>
-          </w:p>
-        </w:tc>
-        <w:tc>
-          <w:tcPr>
-            <w:tcW w:type="dxa" w:w="5272"/>
-            <w:vAlign w:val="center"/>
-            <w:tcW w:w="5273" w:type="dxa"/>
-          </w:tcPr>
-          <w:p>
-            <w:pPr>
-              <w:spacing w:before="40" w:after="40" w:line="276" w:lineRule="auto"/>
-              <w:jc w:val="both"/>
-            </w:pPr>
-            <w:r>
-              <w:rPr>
-                <w:rFonts w:ascii="Times New Roman" w:hAnsi="Times New Roman"/>
-                <w:sz w:val="26"/>
-                <w:rFonts w:ascii="Times New Roman" w:hAnsi="Times New Roman" w:cs="Times New Roman"/>
-              </w:rPr>
-              <w:t>- Sử dụng công cụ tìm kiếm, xử lý và trao đổi thông tin trong môi trường số.  - Chủ động tìm kiếm thông tin thực hiện nhiệm vụ; đánh giá lợi ích thông tin tìm được.</w:t>
+            <w:tcW w:type="dxa" w:w="4649"/>
+            <w:tcMar>
+              <w:top w:w="80" w:type="dxa"/>
+              <w:bottom w:w="80" w:type="dxa"/>
+              <w:left w:w="100" w:type="dxa"/>
+              <w:right w:w="100" w:type="dxa"/>
+            </w:tcMar>
+          </w:tcPr>
+          <w:p>
+            <w:pPr>
+              <w:spacing w:before="40" w:after="40" w:line="276" w:lineRule="auto"/>
+              <w:jc w:val="left"/>
+            </w:pPr>
+            <w:r>
+              <w:rPr>
+                <w:rFonts w:ascii="Times New Roman" w:hAnsi="Times New Roman"/>
+                <w:sz w:val="26"/>
+              </w:rPr>
+              <w:t>Nêu đặc điểm thông tin số (đa dạng, thu thập nhanh, lưu trữ lớn, dễ lan truyền nhưng khó kiểm soát tính chân thực).</w:t>
             </w:r>
           </w:p>
         </w:tc>
       </w:tr>
       <w:tr>
-        <w:tc>
-          <w:tcPr>
-            <w:tcW w:type="dxa" w:w="510"/>
-            <w:vAlign w:val="center"/>
-            <w:tcW w:w="510" w:type="dxa"/>
-          </w:tcPr>
-          <w:p>
-            <w:pPr>
+        <w:trPr>
+          <w:cantSplit/>
+        </w:trPr>
+        <w:tc>
+          <w:tcPr>
+            <w:tcW w:type="dxa" w:w="624"/>
+            <w:tcMar>
+              <w:top w:w="80" w:type="dxa"/>
+              <w:bottom w:w="80" w:type="dxa"/>
+              <w:left w:w="100" w:type="dxa"/>
+              <w:right w:w="100" w:type="dxa"/>
+            </w:tcMar>
+          </w:tcPr>
+          <w:p>
+            <w:pPr>
+              <w:spacing w:before="40" w:after="40" w:line="276" w:lineRule="auto"/>
               <w:jc w:val="center"/>
             </w:pPr>
             <w:r>
@@ -1877,41 +1888,47 @@
         </w:tc>
         <w:tc>
           <w:tcPr>
-            <w:tcW w:type="dxa" w:w="2154"/>
-            <w:vAlign w:val="center"/>
-            <w:tcW w:w="2154" w:type="dxa"/>
-          </w:tcPr>
-          <w:p>
-            <w:pPr>
-              <w:spacing w:before="40" w:after="40" w:line="276" w:lineRule="auto"/>
-              <w:jc w:val="both"/>
-            </w:pPr>
-            <w:r>
-              <w:rPr>
-                <w:rFonts w:ascii="Times New Roman" w:hAnsi="Times New Roman"/>
-                <w:sz w:val="26"/>
-                <w:rFonts w:ascii="Times New Roman" w:hAnsi="Times New Roman" w:cs="Times New Roman"/>
-              </w:rPr>
-              <w:t>Ôn tập Đánh giá định kỳ 1</w:t>
-            </w:r>
-          </w:p>
-        </w:tc>
-        <w:tc>
-          <w:tcPr>
-            <w:tcW w:type="dxa" w:w="624"/>
-            <w:vAlign w:val="center"/>
-            <w:tcW w:w="623" w:type="dxa"/>
-          </w:tcPr>
-          <w:p>
-            <w:pPr>
-              <w:spacing w:before="40" w:after="40" w:line="276" w:lineRule="auto"/>
-              <w:jc w:val="center"/>
-            </w:pPr>
-            <w:r>
-              <w:rPr>
-                <w:rFonts w:ascii="Times New Roman" w:hAnsi="Times New Roman"/>
-                <w:sz w:val="26"/>
-                <w:rFonts w:ascii="Times New Roman" w:hAnsi="Times New Roman" w:cs="Times New Roman"/>
+            <w:tcW w:type="dxa" w:w="3175"/>
+            <w:tcMar>
+              <w:top w:w="80" w:type="dxa"/>
+              <w:bottom w:w="80" w:type="dxa"/>
+              <w:left w:w="100" w:type="dxa"/>
+              <w:right w:w="100" w:type="dxa"/>
+            </w:tcMar>
+          </w:tcPr>
+          <w:p>
+            <w:pPr>
+              <w:spacing w:before="40" w:after="40" w:line="276" w:lineRule="auto"/>
+              <w:jc w:val="left"/>
+            </w:pPr>
+            <w:r>
+              <w:rPr>
+                <w:rFonts w:ascii="Times New Roman" w:hAnsi="Times New Roman"/>
+                <w:sz w:val="26"/>
+              </w:rPr>
+              <w:t>Bài 2. Thông tin trong môi trường số (Tiết 2)</w:t>
+            </w:r>
+          </w:p>
+        </w:tc>
+        <w:tc>
+          <w:tcPr>
+            <w:tcW w:type="dxa" w:w="907"/>
+            <w:tcMar>
+              <w:top w:w="80" w:type="dxa"/>
+              <w:bottom w:w="80" w:type="dxa"/>
+              <w:left w:w="100" w:type="dxa"/>
+              <w:right w:w="100" w:type="dxa"/>
+            </w:tcMar>
+          </w:tcPr>
+          <w:p>
+            <w:pPr>
+              <w:spacing w:before="40" w:after="40" w:line="276" w:lineRule="auto"/>
+              <w:jc w:val="center"/>
+            </w:pPr>
+            <w:r>
+              <w:rPr>
+                <w:rFonts w:ascii="Times New Roman" w:hAnsi="Times New Roman"/>
+                <w:sz w:val="26"/>
               </w:rPr>
               <w:t>1</w:t>
             </w:r>
@@ -1919,54 +1936,46 @@
         </w:tc>
         <w:tc>
           <w:tcPr>
-            <w:tcW w:type="dxa" w:w="794"/>
-            <w:vAlign w:val="center"/>
-            <w:tcW w:w="793" w:type="dxa"/>
-          </w:tcPr>
-          <w:p>
-            <w:pPr>
-              <w:jc w:val="center"/>
-            </w:pPr>
-            <w:r>
-              <w:rPr>
-                <w:rFonts w:ascii="Times New Roman" w:hAnsi="Times New Roman"/>
-                <w:sz w:val="26"/>
-              </w:rPr>
-              <w:t>4</w:t>
-            </w:r>
-          </w:p>
-        </w:tc>
-        <w:tc>
-          <w:tcPr>
-            <w:tcW w:type="dxa" w:w="5272"/>
-            <w:vAlign w:val="center"/>
-            <w:tcW w:w="5273" w:type="dxa"/>
-          </w:tcPr>
-          <w:p>
-            <w:pPr>
-              <w:spacing w:before="40" w:after="40" w:line="276" w:lineRule="auto"/>
-              <w:jc w:val="both"/>
-            </w:pPr>
-            <w:r>
-              <w:rPr>
-                <w:rFonts w:ascii="Times New Roman" w:hAnsi="Times New Roman"/>
-                <w:sz w:val="26"/>
-                <w:rFonts w:ascii="Times New Roman" w:hAnsi="Times New Roman" w:cs="Times New Roman"/>
-              </w:rPr>
-              <w:t>Hệ thống hóa kiến thức chuẩn bị Đánh giá định kỳ 1.</w:t>
+            <w:tcW w:type="dxa" w:w="4649"/>
+            <w:tcMar>
+              <w:top w:w="80" w:type="dxa"/>
+              <w:bottom w:w="80" w:type="dxa"/>
+              <w:left w:w="100" w:type="dxa"/>
+              <w:right w:w="100" w:type="dxa"/>
+            </w:tcMar>
+          </w:tcPr>
+          <w:p>
+            <w:pPr>
+              <w:spacing w:before="40" w:after="40" w:line="276" w:lineRule="auto"/>
+              <w:jc w:val="left"/>
+            </w:pPr>
+            <w:r>
+              <w:rPr>
+                <w:rFonts w:ascii="Times New Roman" w:hAnsi="Times New Roman"/>
+                <w:sz w:val="26"/>
+              </w:rPr>
+              <w:t>Phân tích được tầm quan trọng của việc chọn lọc và thẩm định độ tin cậy của thông tin trên không gian số; làm bài tập tình huống.</w:t>
             </w:r>
           </w:p>
         </w:tc>
       </w:tr>
       <w:tr>
-        <w:tc>
-          <w:tcPr>
-            <w:tcW w:type="dxa" w:w="510"/>
-            <w:vAlign w:val="center"/>
-            <w:tcW w:w="510" w:type="dxa"/>
-          </w:tcPr>
-          <w:p>
-            <w:pPr>
+        <w:trPr>
+          <w:cantSplit/>
+        </w:trPr>
+        <w:tc>
+          <w:tcPr>
+            <w:tcW w:type="dxa" w:w="624"/>
+            <w:tcMar>
+              <w:top w:w="80" w:type="dxa"/>
+              <w:bottom w:w="80" w:type="dxa"/>
+              <w:left w:w="100" w:type="dxa"/>
+              <w:right w:w="100" w:type="dxa"/>
+            </w:tcMar>
+          </w:tcPr>
+          <w:p>
+            <w:pPr>
+              <w:spacing w:before="40" w:after="40" w:line="276" w:lineRule="auto"/>
               <w:jc w:val="center"/>
             </w:pPr>
             <w:r>
@@ -1980,41 +1989,47 @@
         </w:tc>
         <w:tc>
           <w:tcPr>
-            <w:tcW w:type="dxa" w:w="2154"/>
-            <w:vAlign w:val="center"/>
-            <w:tcW w:w="2154" w:type="dxa"/>
-          </w:tcPr>
-          <w:p>
-            <w:pPr>
-              <w:spacing w:before="40" w:after="40" w:line="276" w:lineRule="auto"/>
-              <w:jc w:val="both"/>
-            </w:pPr>
-            <w:r>
-              <w:rPr>
-                <w:rFonts w:ascii="Times New Roman" w:hAnsi="Times New Roman"/>
-                <w:sz w:val="26"/>
-                <w:rFonts w:ascii="Times New Roman" w:hAnsi="Times New Roman" w:cs="Times New Roman"/>
-              </w:rPr>
-              <w:t>Đánh giá định kỳ 1</w:t>
-            </w:r>
-          </w:p>
-        </w:tc>
-        <w:tc>
-          <w:tcPr>
-            <w:tcW w:type="dxa" w:w="624"/>
-            <w:vAlign w:val="center"/>
-            <w:tcW w:w="623" w:type="dxa"/>
-          </w:tcPr>
-          <w:p>
-            <w:pPr>
-              <w:spacing w:before="40" w:after="40" w:line="276" w:lineRule="auto"/>
-              <w:jc w:val="center"/>
-            </w:pPr>
-            <w:r>
-              <w:rPr>
-                <w:rFonts w:ascii="Times New Roman" w:hAnsi="Times New Roman"/>
-                <w:sz w:val="26"/>
-                <w:rFonts w:ascii="Times New Roman" w:hAnsi="Times New Roman" w:cs="Times New Roman"/>
+            <w:tcW w:type="dxa" w:w="3175"/>
+            <w:tcMar>
+              <w:top w:w="80" w:type="dxa"/>
+              <w:bottom w:w="80" w:type="dxa"/>
+              <w:left w:w="100" w:type="dxa"/>
+              <w:right w:w="100" w:type="dxa"/>
+            </w:tcMar>
+          </w:tcPr>
+          <w:p>
+            <w:pPr>
+              <w:spacing w:before="40" w:after="40" w:line="276" w:lineRule="auto"/>
+              <w:jc w:val="left"/>
+            </w:pPr>
+            <w:r>
+              <w:rPr>
+                <w:rFonts w:ascii="Times New Roman" w:hAnsi="Times New Roman"/>
+                <w:sz w:val="26"/>
+              </w:rPr>
+              <w:t>Bài 3. Thực hành khai thác thông tin số (Tiết 1)</w:t>
+            </w:r>
+          </w:p>
+        </w:tc>
+        <w:tc>
+          <w:tcPr>
+            <w:tcW w:type="dxa" w:w="907"/>
+            <w:tcMar>
+              <w:top w:w="80" w:type="dxa"/>
+              <w:bottom w:w="80" w:type="dxa"/>
+              <w:left w:w="100" w:type="dxa"/>
+              <w:right w:w="100" w:type="dxa"/>
+            </w:tcMar>
+          </w:tcPr>
+          <w:p>
+            <w:pPr>
+              <w:spacing w:before="40" w:after="40" w:line="276" w:lineRule="auto"/>
+              <w:jc w:val="center"/>
+            </w:pPr>
+            <w:r>
+              <w:rPr>
+                <w:rFonts w:ascii="Times New Roman" w:hAnsi="Times New Roman"/>
+                <w:sz w:val="26"/>
               </w:rPr>
               <w:t>1</w:t>
             </w:r>
@@ -2022,51 +2037,66 @@
         </w:tc>
         <w:tc>
           <w:tcPr>
-            <w:tcW w:type="dxa" w:w="794"/>
-            <w:vAlign w:val="center"/>
-            <w:tcW w:w="793" w:type="dxa"/>
-          </w:tcPr>
-          <w:p>
-            <w:pPr>
-              <w:jc w:val="center"/>
-            </w:pPr>
-            <w:r>
-              <w:rPr>
-                <w:rFonts w:ascii="Times New Roman" w:hAnsi="Times New Roman"/>
-                <w:sz w:val="26"/>
-              </w:rPr>
-              <w:t>5</w:t>
-            </w:r>
-          </w:p>
-        </w:tc>
-        <w:tc>
-          <w:tcPr>
-            <w:tcW w:type="dxa" w:w="5272"/>
-            <w:vAlign w:val="center"/>
-            <w:tcW w:w="5273" w:type="dxa"/>
-          </w:tcPr>
-          <w:p>
-            <w:pPr>
-              <w:spacing w:before="40" w:after="40" w:line="276" w:lineRule="auto"/>
-              <w:jc w:val="both"/>
-            </w:pPr>
-            <w:r>
-              <w:rPr>
-                <w:rFonts w:ascii="Times New Roman" w:hAnsi="Times New Roman"/>
-                <w:sz w:val="26"/>
-                <w:rFonts w:ascii="Times New Roman" w:hAnsi="Times New Roman" w:cs="Times New Roman"/>
-              </w:rPr>
-              <w:t>Kiểm tra đánh giá kết quả học tập.</w:t>
+            <w:tcW w:type="dxa" w:w="4649"/>
+            <w:tcMar>
+              <w:top w:w="80" w:type="dxa"/>
+              <w:bottom w:w="80" w:type="dxa"/>
+              <w:left w:w="100" w:type="dxa"/>
+              <w:right w:w="100" w:type="dxa"/>
+            </w:tcMar>
+          </w:tcPr>
+          <w:p>
+            <w:pPr>
+              <w:spacing w:before="40" w:after="40" w:line="276" w:lineRule="auto"/>
+              <w:jc w:val="left"/>
+            </w:pPr>
+            <w:r>
+              <w:rPr>
+                <w:rFonts w:ascii="Times New Roman" w:hAnsi="Times New Roman"/>
+                <w:sz w:val="26"/>
+              </w:rPr>
+              <w:t>Biết cách sử dụng các công cụ tìm kiếm nâng cao (tìm kiếm theo định dạng tệp, cụm từ chính xác, tên miền) để khai thác thông tin số.</w:t>
             </w:r>
           </w:p>
         </w:tc>
       </w:tr>
       <w:tr>
-        <w:tc>
-          <w:tcPr>
-            <w:tcW w:type="dxa" w:w="9310"/>
-            <w:gridSpan w:val="5"/>
-            <w:vAlign w:val="center"/>
+        <w:trPr>
+          <w:cantSplit/>
+        </w:trPr>
+        <w:tc>
+          <w:tcPr>
+            <w:tcW w:type="dxa" w:w="624"/>
+            <w:tcMar>
+              <w:top w:w="80" w:type="dxa"/>
+              <w:bottom w:w="80" w:type="dxa"/>
+              <w:left w:w="100" w:type="dxa"/>
+              <w:right w:w="100" w:type="dxa"/>
+            </w:tcMar>
+          </w:tcPr>
+          <w:p>
+            <w:pPr>
+              <w:spacing w:before="40" w:after="40" w:line="276" w:lineRule="auto"/>
+              <w:jc w:val="center"/>
+            </w:pPr>
+            <w:r>
+              <w:rPr>
+                <w:rFonts w:ascii="Times New Roman" w:hAnsi="Times New Roman"/>
+                <w:sz w:val="26"/>
+              </w:rPr>
+              <w:t>6</w:t>
+            </w:r>
+          </w:p>
+        </w:tc>
+        <w:tc>
+          <w:tcPr>
+            <w:tcW w:type="dxa" w:w="3175"/>
+            <w:tcMar>
+              <w:top w:w="80" w:type="dxa"/>
+              <w:bottom w:w="80" w:type="dxa"/>
+              <w:left w:w="100" w:type="dxa"/>
+              <w:right w:w="100" w:type="dxa"/>
+            </w:tcMar>
           </w:tcPr>
           <w:p>
             <w:pPr>
@@ -2076,124 +2106,130 @@
             <w:r>
               <w:rPr>
                 <w:rFonts w:ascii="Times New Roman" w:hAnsi="Times New Roman"/>
-                <w:b/>
-                <w:sz w:val="26"/>
-                <w:rFonts w:ascii="Times New Roman" w:hAnsi="Times New Roman" w:cs="Times New Roman"/>
-              </w:rPr>
-              <w:t>Chủ đề 3: Đạo đức, pháp luật và văn hóa trong môi trường số</w:t>
+                <w:sz w:val="26"/>
+              </w:rPr>
+              <w:t>Bài 3. Thực hành khai thác thông tin số (Tiết 2)</w:t>
+            </w:r>
+          </w:p>
+        </w:tc>
+        <w:tc>
+          <w:tcPr>
+            <w:tcW w:type="dxa" w:w="907"/>
+            <w:tcMar>
+              <w:top w:w="80" w:type="dxa"/>
+              <w:bottom w:w="80" w:type="dxa"/>
+              <w:left w:w="100" w:type="dxa"/>
+              <w:right w:w="100" w:type="dxa"/>
+            </w:tcMar>
+          </w:tcPr>
+          <w:p>
+            <w:pPr>
+              <w:spacing w:before="40" w:after="40" w:line="276" w:lineRule="auto"/>
+              <w:jc w:val="center"/>
+            </w:pPr>
+            <w:r>
+              <w:rPr>
+                <w:rFonts w:ascii="Times New Roman" w:hAnsi="Times New Roman"/>
+                <w:sz w:val="26"/>
+              </w:rPr>
+              <w:t>1</w:t>
+            </w:r>
+          </w:p>
+        </w:tc>
+        <w:tc>
+          <w:tcPr>
+            <w:tcW w:type="dxa" w:w="4649"/>
+            <w:tcMar>
+              <w:top w:w="80" w:type="dxa"/>
+              <w:bottom w:w="80" w:type="dxa"/>
+              <w:left w:w="100" w:type="dxa"/>
+              <w:right w:w="100" w:type="dxa"/>
+            </w:tcMar>
+          </w:tcPr>
+          <w:p>
+            <w:pPr>
+              <w:spacing w:before="40" w:after="40" w:line="276" w:lineRule="auto"/>
+              <w:jc w:val="left"/>
+            </w:pPr>
+            <w:r>
+              <w:rPr>
+                <w:rFonts w:ascii="Times New Roman" w:hAnsi="Times New Roman"/>
+                <w:sz w:val="26"/>
+              </w:rPr>
+              <w:t>Thực hành thu thập, tổng hợp và đánh giá chất lượng nguồn tài liệu số phục vụ một đề tài nghiên cứu học tập cụ thể.</w:t>
             </w:r>
           </w:p>
         </w:tc>
       </w:tr>
       <w:tr>
-        <w:tc>
-          <w:tcPr>
-            <w:tcW w:type="dxa" w:w="510"/>
-            <w:vAlign w:val="center"/>
-            <w:tcW w:w="510" w:type="dxa"/>
-          </w:tcPr>
-          <w:p>
-            <w:pPr>
-              <w:jc w:val="center"/>
-            </w:pPr>
-            <w:r>
-              <w:rPr>
-                <w:rFonts w:ascii="Times New Roman" w:hAnsi="Times New Roman"/>
-                <w:sz w:val="26"/>
-              </w:rPr>
-              <w:t>6</w:t>
-            </w:r>
-          </w:p>
-        </w:tc>
-        <w:tc>
-          <w:tcPr>
-            <w:tcW w:type="dxa" w:w="2154"/>
-            <w:vAlign w:val="center"/>
-            <w:tcW w:w="2154" w:type="dxa"/>
-          </w:tcPr>
-          <w:p>
-            <w:pPr>
-              <w:spacing w:before="40" w:after="40" w:line="276" w:lineRule="auto"/>
-              <w:jc w:val="both"/>
-            </w:pPr>
-            <w:r>
-              <w:rPr>
-                <w:rFonts w:ascii="Times New Roman" w:hAnsi="Times New Roman"/>
-                <w:sz w:val="26"/>
-                <w:rFonts w:ascii="Times New Roman" w:hAnsi="Times New Roman" w:cs="Times New Roman"/>
-              </w:rPr>
-              <w:t>Bài 4. Đạo đức và văn hóa trong sử dụng công nghệ số</w:t>
-            </w:r>
-          </w:p>
-        </w:tc>
-        <w:tc>
-          <w:tcPr>
-            <w:tcW w:type="dxa" w:w="624"/>
-            <w:vAlign w:val="center"/>
-            <w:tcW w:w="623" w:type="dxa"/>
-          </w:tcPr>
-          <w:p>
-            <w:pPr>
-              <w:spacing w:before="40" w:after="40" w:line="276" w:lineRule="auto"/>
-              <w:jc w:val="center"/>
-            </w:pPr>
-            <w:r>
-              <w:rPr>
-                <w:rFonts w:ascii="Times New Roman" w:hAnsi="Times New Roman"/>
-                <w:sz w:val="26"/>
-                <w:rFonts w:ascii="Times New Roman" w:hAnsi="Times New Roman" w:cs="Times New Roman"/>
-              </w:rPr>
-              <w:t>1</w:t>
-            </w:r>
-          </w:p>
-        </w:tc>
-        <w:tc>
-          <w:tcPr>
-            <w:tcW w:type="dxa" w:w="794"/>
-            <w:vAlign w:val="center"/>
-            <w:tcW w:w="793" w:type="dxa"/>
-          </w:tcPr>
-          <w:p>
-            <w:pPr>
-              <w:jc w:val="center"/>
-            </w:pPr>
-            <w:r>
-              <w:rPr>
-                <w:rFonts w:ascii="Times New Roman" w:hAnsi="Times New Roman"/>
-                <w:sz w:val="26"/>
-              </w:rPr>
-              <w:t>6</w:t>
-            </w:r>
-          </w:p>
-        </w:tc>
-        <w:tc>
-          <w:tcPr>
-            <w:tcW w:type="dxa" w:w="5272"/>
-            <w:vAlign w:val="center"/>
-            <w:tcW w:w="5273" w:type="dxa"/>
-          </w:tcPr>
-          <w:p>
-            <w:pPr>
-              <w:spacing w:before="40" w:after="40" w:line="276" w:lineRule="auto"/>
-              <w:jc w:val="both"/>
-            </w:pPr>
-            <w:r>
-              <w:rPr>
-                <w:rFonts w:ascii="Times New Roman" w:hAnsi="Times New Roman"/>
-                <w:sz w:val="26"/>
-                <w:rFonts w:ascii="Times New Roman" w:hAnsi="Times New Roman" w:cs="Times New Roman"/>
-              </w:rPr>
-              <w:t>- Nhận biết, giải thích biểu hiện vi phạm đạo đức/pháp luật, thiếu văn hóa khi dùng công nghệ số.  - Đảm bảo sản phẩm số do bản thân tạo ra thể hiện tính văn hóa, đạo đức.</w:t>
+        <w:trPr>
+          <w:cantSplit/>
+        </w:trPr>
+        <w:tc>
+          <w:tcPr>
+            <w:tcW w:type="dxa" w:w="9308"/>
+            <w:gridSpan w:val="4"/>
+            <w:tcMar>
+              <w:top w:w="100" w:type="dxa"/>
+              <w:bottom w:w="100" w:type="dxa"/>
+              <w:left w:w="120" w:type="dxa"/>
+              <w:right w:w="120" w:type="dxa"/>
+            </w:tcMar>
+            <w:shd w:fill="F2F2F2"/>
+          </w:tcPr>
+          <w:p>
+            <w:pPr>
+              <w:spacing w:before="60" w:after="60" w:line="276" w:lineRule="auto"/>
+              <w:jc w:val="left"/>
+            </w:pPr>
+            <w:r>
+              <w:rPr>
+                <w:rFonts w:ascii="Times New Roman" w:hAnsi="Times New Roman"/>
+                <w:b/>
+                <w:sz w:val="26"/>
+              </w:rPr>
+              <w:t>Chủ đề 3: Đạo đức, pháp luật và văn hoá trong môi trường số</w:t>
             </w:r>
           </w:p>
         </w:tc>
       </w:tr>
       <w:tr>
-        <w:tc>
-          <w:tcPr>
-            <w:tcW w:type="dxa" w:w="9310"/>
-            <w:gridSpan w:val="5"/>
-            <w:vAlign w:val="center"/>
+        <w:trPr>
+          <w:cantSplit/>
+        </w:trPr>
+        <w:tc>
+          <w:tcPr>
+            <w:tcW w:type="dxa" w:w="624"/>
+            <w:tcMar>
+              <w:top w:w="80" w:type="dxa"/>
+              <w:bottom w:w="80" w:type="dxa"/>
+              <w:left w:w="100" w:type="dxa"/>
+              <w:right w:w="100" w:type="dxa"/>
+            </w:tcMar>
+          </w:tcPr>
+          <w:p>
+            <w:pPr>
+              <w:spacing w:before="40" w:after="40" w:line="276" w:lineRule="auto"/>
+              <w:jc w:val="center"/>
+            </w:pPr>
+            <w:r>
+              <w:rPr>
+                <w:rFonts w:ascii="Times New Roman" w:hAnsi="Times New Roman"/>
+                <w:sz w:val="26"/>
+              </w:rPr>
+              <w:t>7</w:t>
+            </w:r>
+          </w:p>
+        </w:tc>
+        <w:tc>
+          <w:tcPr>
+            <w:tcW w:type="dxa" w:w="3175"/>
+            <w:tcMar>
+              <w:top w:w="80" w:type="dxa"/>
+              <w:bottom w:w="80" w:type="dxa"/>
+              <w:left w:w="100" w:type="dxa"/>
+              <w:right w:w="100" w:type="dxa"/>
+            </w:tcMar>
           </w:tcPr>
           <w:p>
             <w:pPr>
@@ -2203,127 +2239,110 @@
             <w:r>
               <w:rPr>
                 <w:rFonts w:ascii="Times New Roman" w:hAnsi="Times New Roman"/>
-                <w:b/>
-                <w:sz w:val="26"/>
-                <w:rFonts w:ascii="Times New Roman" w:hAnsi="Times New Roman" w:cs="Times New Roman"/>
-              </w:rPr>
-              <w:t>Chủ đề 4: Ứng dụng tin học</w:t>
+                <w:sz w:val="26"/>
+              </w:rPr>
+              <w:t>Bài 4. Đạo đức và văn hóa trong sử dụng công nghệ số</w:t>
+            </w:r>
+          </w:p>
+        </w:tc>
+        <w:tc>
+          <w:tcPr>
+            <w:tcW w:type="dxa" w:w="907"/>
+            <w:tcMar>
+              <w:top w:w="80" w:type="dxa"/>
+              <w:bottom w:w="80" w:type="dxa"/>
+              <w:left w:w="100" w:type="dxa"/>
+              <w:right w:w="100" w:type="dxa"/>
+            </w:tcMar>
+          </w:tcPr>
+          <w:p>
+            <w:pPr>
+              <w:spacing w:before="40" w:after="40" w:line="276" w:lineRule="auto"/>
+              <w:jc w:val="center"/>
+            </w:pPr>
+            <w:r>
+              <w:rPr>
+                <w:rFonts w:ascii="Times New Roman" w:hAnsi="Times New Roman"/>
+                <w:sz w:val="26"/>
+              </w:rPr>
+              <w:t>1</w:t>
+            </w:r>
+          </w:p>
+        </w:tc>
+        <w:tc>
+          <w:tcPr>
+            <w:tcW w:type="dxa" w:w="4649"/>
+            <w:tcMar>
+              <w:top w:w="80" w:type="dxa"/>
+              <w:bottom w:w="80" w:type="dxa"/>
+              <w:left w:w="100" w:type="dxa"/>
+              <w:right w:w="100" w:type="dxa"/>
+            </w:tcMar>
+          </w:tcPr>
+          <w:p>
+            <w:pPr>
+              <w:spacing w:before="40" w:after="40" w:line="276" w:lineRule="auto"/>
+              <w:jc w:val="left"/>
+            </w:pPr>
+            <w:r>
+              <w:rPr>
+                <w:rFonts w:ascii="Times New Roman" w:hAnsi="Times New Roman"/>
+                <w:sz w:val="26"/>
+              </w:rPr>
+              <w:t>Nắm vững các quy định pháp luật và chuẩn mực đạo đức khi sử dụng công nghệ số; tôn trọng bản quyền phần mềm và quyền sở hữu trí tuệ.</w:t>
             </w:r>
           </w:p>
         </w:tc>
       </w:tr>
       <w:tr>
-        <w:tc>
-          <w:tcPr>
-            <w:tcW w:type="dxa" w:w="510"/>
-            <w:vAlign w:val="center"/>
-            <w:tcW w:w="510" w:type="dxa"/>
-          </w:tcPr>
-          <w:p>
-            <w:pPr>
-              <w:jc w:val="center"/>
-            </w:pPr>
-            <w:r>
-              <w:rPr>
-                <w:rFonts w:ascii="Times New Roman" w:hAnsi="Times New Roman"/>
-                <w:sz w:val="26"/>
-              </w:rPr>
-              <w:t>7</w:t>
-            </w:r>
-          </w:p>
-        </w:tc>
-        <w:tc>
-          <w:tcPr>
-            <w:tcW w:type="dxa" w:w="2154"/>
-            <w:vAlign w:val="center"/>
-            <w:tcW w:w="2154" w:type="dxa"/>
-          </w:tcPr>
-          <w:p>
-            <w:pPr>
-              <w:spacing w:before="40" w:after="40" w:line="276" w:lineRule="auto"/>
-              <w:jc w:val="both"/>
-            </w:pPr>
-            <w:r>
-              <w:rPr>
-                <w:rFonts w:ascii="Times New Roman" w:hAnsi="Times New Roman"/>
-                <w:sz w:val="26"/>
-                <w:rFonts w:ascii="Times New Roman" w:hAnsi="Times New Roman" w:cs="Times New Roman"/>
-              </w:rPr>
-              <w:t>Bài 5. Sử dụng bảng tính giải quyết bài toán thực tế</w:t>
-            </w:r>
-          </w:p>
-        </w:tc>
-        <w:tc>
-          <w:tcPr>
-            <w:tcW w:type="dxa" w:w="624"/>
-            <w:vAlign w:val="center"/>
-            <w:tcW w:w="623" w:type="dxa"/>
-          </w:tcPr>
-          <w:p>
-            <w:pPr>
-              <w:spacing w:before="40" w:after="40" w:line="276" w:lineRule="auto"/>
-              <w:jc w:val="center"/>
-            </w:pPr>
-            <w:r>
-              <w:rPr>
-                <w:rFonts w:ascii="Times New Roman" w:hAnsi="Times New Roman"/>
-                <w:sz w:val="26"/>
-                <w:rFonts w:ascii="Times New Roman" w:hAnsi="Times New Roman" w:cs="Times New Roman"/>
-              </w:rPr>
-              <w:t>1</w:t>
-            </w:r>
-          </w:p>
-        </w:tc>
-        <w:tc>
-          <w:tcPr>
-            <w:tcW w:type="dxa" w:w="794"/>
-            <w:vAlign w:val="center"/>
-            <w:tcW w:w="793" w:type="dxa"/>
-          </w:tcPr>
-          <w:p>
-            <w:pPr>
-              <w:jc w:val="center"/>
-            </w:pPr>
-            <w:r>
-              <w:rPr>
-                <w:rFonts w:ascii="Times New Roman" w:hAnsi="Times New Roman"/>
-                <w:sz w:val="26"/>
-              </w:rPr>
-              <w:t>7</w:t>
-            </w:r>
-          </w:p>
-        </w:tc>
-        <w:tc>
-          <w:tcPr>
-            <w:tcW w:type="dxa" w:w="5272"/>
-            <w:vAlign w:val="center"/>
-            <w:tcW w:w="5273" w:type="dxa"/>
-          </w:tcPr>
-          <w:p>
-            <w:pPr>
-              <w:spacing w:before="40" w:after="40" w:line="276" w:lineRule="auto"/>
-              <w:jc w:val="both"/>
-            </w:pPr>
-            <w:r>
-              <w:rPr>
-                <w:rFonts w:ascii="Times New Roman" w:hAnsi="Times New Roman"/>
-                <w:sz w:val="26"/>
-                <w:rFonts w:ascii="Times New Roman" w:hAnsi="Times New Roman" w:cs="Times New Roman"/>
-              </w:rPr>
-              <w:t>- Giải thích sự thay đổi địa chỉ tương đối khi sao chép công thức; phân biệt địa chỉ tương đối và tuyệt đối.  - Sử dụng bảng tính giải quyết bài toán thực tế; sao chép dữ liệu từ tệp văn bản/trang chiếu sang trang tính.</w:t>
+        <w:trPr>
+          <w:cantSplit/>
+        </w:trPr>
+        <w:tc>
+          <w:tcPr>
+            <w:tcW w:type="dxa" w:w="9308"/>
+            <w:gridSpan w:val="4"/>
+            <w:tcMar>
+              <w:top w:w="100" w:type="dxa"/>
+              <w:bottom w:w="100" w:type="dxa"/>
+              <w:left w:w="120" w:type="dxa"/>
+              <w:right w:w="120" w:type="dxa"/>
+            </w:tcMar>
+            <w:shd w:fill="F2F2F2"/>
+          </w:tcPr>
+          <w:p>
+            <w:pPr>
+              <w:spacing w:before="60" w:after="60" w:line="276" w:lineRule="auto"/>
+              <w:jc w:val="left"/>
+            </w:pPr>
+            <w:r>
+              <w:rPr>
+                <w:rFonts w:ascii="Times New Roman" w:hAnsi="Times New Roman"/>
+                <w:b/>
+                <w:sz w:val="26"/>
+              </w:rPr>
+              <w:t>Chủ đề 4: Ứng dụng tin học</w:t>
             </w:r>
           </w:p>
         </w:tc>
       </w:tr>
       <w:tr>
-        <w:tc>
-          <w:tcPr>
-            <w:tcW w:type="dxa" w:w="510"/>
-            <w:vAlign w:val="center"/>
-            <w:tcW w:w="510" w:type="dxa"/>
-          </w:tcPr>
-          <w:p>
-            <w:pPr>
+        <w:trPr>
+          <w:cantSplit/>
+        </w:trPr>
+        <w:tc>
+          <w:tcPr>
+            <w:tcW w:type="dxa" w:w="624"/>
+            <w:tcMar>
+              <w:top w:w="80" w:type="dxa"/>
+              <w:bottom w:w="80" w:type="dxa"/>
+              <w:left w:w="100" w:type="dxa"/>
+              <w:right w:w="100" w:type="dxa"/>
+            </w:tcMar>
+          </w:tcPr>
+          <w:p>
+            <w:pPr>
+              <w:spacing w:before="40" w:after="40" w:line="276" w:lineRule="auto"/>
               <w:jc w:val="center"/>
             </w:pPr>
             <w:r>
@@ -2337,41 +2356,47 @@
         </w:tc>
         <w:tc>
           <w:tcPr>
-            <w:tcW w:type="dxa" w:w="2154"/>
-            <w:vAlign w:val="center"/>
-            <w:tcW w:w="2154" w:type="dxa"/>
-          </w:tcPr>
-          <w:p>
-            <w:pPr>
-              <w:spacing w:before="40" w:after="40" w:line="276" w:lineRule="auto"/>
-              <w:jc w:val="both"/>
-            </w:pPr>
-            <w:r>
-              <w:rPr>
-                <w:rFonts w:ascii="Times New Roman" w:hAnsi="Times New Roman"/>
-                <w:sz w:val="26"/>
-                <w:rFonts w:ascii="Times New Roman" w:hAnsi="Times New Roman" w:cs="Times New Roman"/>
-              </w:rPr>
-              <w:t>Bài 6. Sắp xếp và lọc dữ liệu</w:t>
-            </w:r>
-          </w:p>
-        </w:tc>
-        <w:tc>
-          <w:tcPr>
-            <w:tcW w:type="dxa" w:w="624"/>
-            <w:vAlign w:val="center"/>
-            <w:tcW w:w="623" w:type="dxa"/>
-          </w:tcPr>
-          <w:p>
-            <w:pPr>
-              <w:spacing w:before="40" w:after="40" w:line="276" w:lineRule="auto"/>
-              <w:jc w:val="center"/>
-            </w:pPr>
-            <w:r>
-              <w:rPr>
-                <w:rFonts w:ascii="Times New Roman" w:hAnsi="Times New Roman"/>
-                <w:sz w:val="26"/>
-                <w:rFonts w:ascii="Times New Roman" w:hAnsi="Times New Roman" w:cs="Times New Roman"/>
+            <w:tcW w:type="dxa" w:w="3175"/>
+            <w:tcMar>
+              <w:top w:w="80" w:type="dxa"/>
+              <w:bottom w:w="80" w:type="dxa"/>
+              <w:left w:w="100" w:type="dxa"/>
+              <w:right w:w="100" w:type="dxa"/>
+            </w:tcMar>
+          </w:tcPr>
+          <w:p>
+            <w:pPr>
+              <w:spacing w:before="40" w:after="40" w:line="276" w:lineRule="auto"/>
+              <w:jc w:val="left"/>
+            </w:pPr>
+            <w:r>
+              <w:rPr>
+                <w:rFonts w:ascii="Times New Roman" w:hAnsi="Times New Roman"/>
+                <w:sz w:val="26"/>
+              </w:rPr>
+              <w:t>Bài 5. Sử dụng bảng tính giải quyết bài toán thực tế (Tiết 1)</w:t>
+            </w:r>
+          </w:p>
+        </w:tc>
+        <w:tc>
+          <w:tcPr>
+            <w:tcW w:type="dxa" w:w="907"/>
+            <w:tcMar>
+              <w:top w:w="80" w:type="dxa"/>
+              <w:bottom w:w="80" w:type="dxa"/>
+              <w:left w:w="100" w:type="dxa"/>
+              <w:right w:w="100" w:type="dxa"/>
+            </w:tcMar>
+          </w:tcPr>
+          <w:p>
+            <w:pPr>
+              <w:spacing w:before="40" w:after="40" w:line="276" w:lineRule="auto"/>
+              <w:jc w:val="center"/>
+            </w:pPr>
+            <w:r>
+              <w:rPr>
+                <w:rFonts w:ascii="Times New Roman" w:hAnsi="Times New Roman"/>
+                <w:sz w:val="26"/>
               </w:rPr>
               <w:t>1</w:t>
             </w:r>
@@ -2379,54 +2404,46 @@
         </w:tc>
         <w:tc>
           <w:tcPr>
-            <w:tcW w:type="dxa" w:w="794"/>
-            <w:vAlign w:val="center"/>
-            <w:tcW w:w="793" w:type="dxa"/>
-          </w:tcPr>
-          <w:p>
-            <w:pPr>
-              <w:jc w:val="center"/>
-            </w:pPr>
-            <w:r>
-              <w:rPr>
-                <w:rFonts w:ascii="Times New Roman" w:hAnsi="Times New Roman"/>
-                <w:sz w:val="26"/>
-              </w:rPr>
-              <w:t>8</w:t>
-            </w:r>
-          </w:p>
-        </w:tc>
-        <w:tc>
-          <w:tcPr>
-            <w:tcW w:type="dxa" w:w="5272"/>
-            <w:vAlign w:val="center"/>
-            <w:tcW w:w="5273" w:type="dxa"/>
-          </w:tcPr>
-          <w:p>
-            <w:pPr>
-              <w:spacing w:before="40" w:after="40" w:line="276" w:lineRule="auto"/>
-              <w:jc w:val="both"/>
-            </w:pPr>
-            <w:r>
-              <w:rPr>
-                <w:rFonts w:ascii="Times New Roman" w:hAnsi="Times New Roman"/>
-                <w:sz w:val="26"/>
-                <w:rFonts w:ascii="Times New Roman" w:hAnsi="Times New Roman" w:cs="Times New Roman"/>
-              </w:rPr>
-              <w:t>- Nêu tình huống thực tế cần sắp xếp/lọc dữ liệu.  - Thực hiện các thao tác lọc, sắp xếp dữ liệu của phần mềm bảng tính.</w:t>
+            <w:tcW w:type="dxa" w:w="4649"/>
+            <w:tcMar>
+              <w:top w:w="80" w:type="dxa"/>
+              <w:bottom w:w="80" w:type="dxa"/>
+              <w:left w:w="100" w:type="dxa"/>
+              <w:right w:w="100" w:type="dxa"/>
+            </w:tcMar>
+          </w:tcPr>
+          <w:p>
+            <w:pPr>
+              <w:spacing w:before="40" w:after="40" w:line="276" w:lineRule="auto"/>
+              <w:jc w:val="left"/>
+            </w:pPr>
+            <w:r>
+              <w:rPr>
+                <w:rFonts w:ascii="Times New Roman" w:hAnsi="Times New Roman"/>
+                <w:sz w:val="26"/>
+              </w:rPr>
+              <w:t>Xác định được các bước sử dụng bảng tính để mô hình hóa và giải quyết một bài toán thực tế (bài toán tài chính, quản lý).</w:t>
             </w:r>
           </w:p>
         </w:tc>
       </w:tr>
       <w:tr>
-        <w:tc>
-          <w:tcPr>
-            <w:tcW w:type="dxa" w:w="510"/>
-            <w:vAlign w:val="center"/>
-            <w:tcW w:w="510" w:type="dxa"/>
-          </w:tcPr>
-          <w:p>
-            <w:pPr>
+        <w:trPr>
+          <w:cantSplit/>
+        </w:trPr>
+        <w:tc>
+          <w:tcPr>
+            <w:tcW w:type="dxa" w:w="624"/>
+            <w:tcMar>
+              <w:top w:w="80" w:type="dxa"/>
+              <w:bottom w:w="80" w:type="dxa"/>
+              <w:left w:w="100" w:type="dxa"/>
+              <w:right w:w="100" w:type="dxa"/>
+            </w:tcMar>
+          </w:tcPr>
+          <w:p>
+            <w:pPr>
+              <w:spacing w:before="40" w:after="40" w:line="276" w:lineRule="auto"/>
               <w:jc w:val="center"/>
             </w:pPr>
             <w:r>
@@ -2440,41 +2457,48 @@
         </w:tc>
         <w:tc>
           <w:tcPr>
-            <w:tcW w:type="dxa" w:w="2154"/>
-            <w:vAlign w:val="center"/>
-            <w:tcW w:w="2154" w:type="dxa"/>
-          </w:tcPr>
-          <w:p>
-            <w:pPr>
-              <w:spacing w:before="40" w:after="40" w:line="276" w:lineRule="auto"/>
-              <w:jc w:val="both"/>
-            </w:pPr>
-            <w:r>
-              <w:rPr>
-                <w:rFonts w:ascii="Times New Roman" w:hAnsi="Times New Roman"/>
-                <w:sz w:val="26"/>
-                <w:rFonts w:ascii="Times New Roman" w:hAnsi="Times New Roman" w:cs="Times New Roman"/>
-              </w:rPr>
-              <w:t>Bài 7. Trình bày dữ liệu bằng biểu đồ</w:t>
-            </w:r>
-          </w:p>
-        </w:tc>
-        <w:tc>
-          <w:tcPr>
-            <w:tcW w:type="dxa" w:w="624"/>
-            <w:vAlign w:val="center"/>
-            <w:tcW w:w="623" w:type="dxa"/>
-          </w:tcPr>
-          <w:p>
-            <w:pPr>
-              <w:spacing w:before="40" w:after="40" w:line="276" w:lineRule="auto"/>
-              <w:jc w:val="center"/>
-            </w:pPr>
-            <w:r>
-              <w:rPr>
-                <w:rFonts w:ascii="Times New Roman" w:hAnsi="Times New Roman"/>
-                <w:sz w:val="26"/>
-                <w:rFonts w:ascii="Times New Roman" w:hAnsi="Times New Roman" w:cs="Times New Roman"/>
+            <w:tcW w:type="dxa" w:w="3175"/>
+            <w:tcMar>
+              <w:top w:w="80" w:type="dxa"/>
+              <w:bottom w:w="80" w:type="dxa"/>
+              <w:left w:w="100" w:type="dxa"/>
+              <w:right w:w="100" w:type="dxa"/>
+            </w:tcMar>
+          </w:tcPr>
+          <w:p>
+            <w:pPr>
+              <w:spacing w:before="40" w:after="40" w:line="276" w:lineRule="auto"/>
+              <w:jc w:val="left"/>
+            </w:pPr>
+            <w:r>
+              <w:rPr>
+                <w:rFonts w:ascii="Times New Roman" w:hAnsi="Times New Roman"/>
+                <w:b/>
+                <w:sz w:val="26"/>
+              </w:rPr>
+              <w:t>Ôn tập Đánh giá định kỳ 1</w:t>
+            </w:r>
+          </w:p>
+        </w:tc>
+        <w:tc>
+          <w:tcPr>
+            <w:tcW w:type="dxa" w:w="907"/>
+            <w:tcMar>
+              <w:top w:w="80" w:type="dxa"/>
+              <w:bottom w:w="80" w:type="dxa"/>
+              <w:left w:w="100" w:type="dxa"/>
+              <w:right w:w="100" w:type="dxa"/>
+            </w:tcMar>
+          </w:tcPr>
+          <w:p>
+            <w:pPr>
+              <w:spacing w:before="40" w:after="40" w:line="276" w:lineRule="auto"/>
+              <w:jc w:val="center"/>
+            </w:pPr>
+            <w:r>
+              <w:rPr>
+                <w:rFonts w:ascii="Times New Roman" w:hAnsi="Times New Roman"/>
+                <w:sz w:val="26"/>
               </w:rPr>
               <w:t>1</w:t>
             </w:r>
@@ -2482,54 +2506,46 @@
         </w:tc>
         <w:tc>
           <w:tcPr>
-            <w:tcW w:type="dxa" w:w="794"/>
-            <w:vAlign w:val="center"/>
-            <w:tcW w:w="793" w:type="dxa"/>
-          </w:tcPr>
-          <w:p>
-            <w:pPr>
-              <w:jc w:val="center"/>
-            </w:pPr>
-            <w:r>
-              <w:rPr>
-                <w:rFonts w:ascii="Times New Roman" w:hAnsi="Times New Roman"/>
-                <w:sz w:val="26"/>
-              </w:rPr>
-              <w:t>9</w:t>
-            </w:r>
-          </w:p>
-        </w:tc>
-        <w:tc>
-          <w:tcPr>
-            <w:tcW w:type="dxa" w:w="5272"/>
-            <w:vAlign w:val="center"/>
-            <w:tcW w:w="5273" w:type="dxa"/>
-          </w:tcPr>
-          <w:p>
-            <w:pPr>
-              <w:spacing w:before="40" w:after="40" w:line="276" w:lineRule="auto"/>
-              <w:jc w:val="both"/>
-            </w:pPr>
-            <w:r>
-              <w:rPr>
-                <w:rFonts w:ascii="Times New Roman" w:hAnsi="Times New Roman"/>
-                <w:sz w:val="26"/>
-                <w:rFonts w:ascii="Times New Roman" w:hAnsi="Times New Roman" w:cs="Times New Roman"/>
-              </w:rPr>
-              <w:t>- Nêu tình huống thực tế cần tạo biểu đồ.  - Thực hiện thao tác tạo biểu đồ của phần mềm bảng tính.</w:t>
+            <w:tcW w:type="dxa" w:w="4649"/>
+            <w:tcMar>
+              <w:top w:w="80" w:type="dxa"/>
+              <w:bottom w:w="80" w:type="dxa"/>
+              <w:left w:w="100" w:type="dxa"/>
+              <w:right w:w="100" w:type="dxa"/>
+            </w:tcMar>
+          </w:tcPr>
+          <w:p>
+            <w:pPr>
+              <w:spacing w:before="40" w:after="40" w:line="276" w:lineRule="auto"/>
+              <w:jc w:val="left"/>
+            </w:pPr>
+            <w:r>
+              <w:rPr>
+                <w:rFonts w:ascii="Times New Roman" w:hAnsi="Times New Roman"/>
+                <w:sz w:val="26"/>
+              </w:rPr>
+              <w:t>Hệ thống hóa kiến thức về lịch sử máy tính, khai thác thông tin số, đạo đức số và ứng dụng bảng tính giải quyết bài toán.</w:t>
             </w:r>
           </w:p>
         </w:tc>
       </w:tr>
       <w:tr>
-        <w:tc>
-          <w:tcPr>
-            <w:tcW w:type="dxa" w:w="510"/>
-            <w:vAlign w:val="center"/>
-            <w:tcW w:w="510" w:type="dxa"/>
-          </w:tcPr>
-          <w:p>
-            <w:pPr>
+        <w:trPr>
+          <w:cantSplit/>
+        </w:trPr>
+        <w:tc>
+          <w:tcPr>
+            <w:tcW w:type="dxa" w:w="624"/>
+            <w:tcMar>
+              <w:top w:w="80" w:type="dxa"/>
+              <w:bottom w:w="80" w:type="dxa"/>
+              <w:left w:w="100" w:type="dxa"/>
+              <w:right w:w="100" w:type="dxa"/>
+            </w:tcMar>
+          </w:tcPr>
+          <w:p>
+            <w:pPr>
+              <w:spacing w:before="40" w:after="40" w:line="276" w:lineRule="auto"/>
               <w:jc w:val="center"/>
             </w:pPr>
             <w:r>
@@ -2543,41 +2559,48 @@
         </w:tc>
         <w:tc>
           <w:tcPr>
-            <w:tcW w:type="dxa" w:w="2154"/>
-            <w:vAlign w:val="center"/>
-            <w:tcW w:w="2154" w:type="dxa"/>
-          </w:tcPr>
-          <w:p>
-            <w:pPr>
-              <w:spacing w:before="40" w:after="40" w:line="276" w:lineRule="auto"/>
-              <w:jc w:val="both"/>
-            </w:pPr>
-            <w:r>
-              <w:rPr>
-                <w:rFonts w:ascii="Times New Roman" w:hAnsi="Times New Roman"/>
-                <w:sz w:val="26"/>
-                <w:rFonts w:ascii="Times New Roman" w:hAnsi="Times New Roman" w:cs="Times New Roman"/>
-              </w:rPr>
-              <w:t>Ôn tập Đánh giá định kỳ 2</w:t>
-            </w:r>
-          </w:p>
-        </w:tc>
-        <w:tc>
-          <w:tcPr>
-            <w:tcW w:type="dxa" w:w="624"/>
-            <w:vAlign w:val="center"/>
-            <w:tcW w:w="623" w:type="dxa"/>
-          </w:tcPr>
-          <w:p>
-            <w:pPr>
-              <w:spacing w:before="40" w:after="40" w:line="276" w:lineRule="auto"/>
-              <w:jc w:val="center"/>
-            </w:pPr>
-            <w:r>
-              <w:rPr>
-                <w:rFonts w:ascii="Times New Roman" w:hAnsi="Times New Roman"/>
-                <w:sz w:val="26"/>
-                <w:rFonts w:ascii="Times New Roman" w:hAnsi="Times New Roman" w:cs="Times New Roman"/>
+            <w:tcW w:type="dxa" w:w="3175"/>
+            <w:tcMar>
+              <w:top w:w="80" w:type="dxa"/>
+              <w:bottom w:w="80" w:type="dxa"/>
+              <w:left w:w="100" w:type="dxa"/>
+              <w:right w:w="100" w:type="dxa"/>
+            </w:tcMar>
+          </w:tcPr>
+          <w:p>
+            <w:pPr>
+              <w:spacing w:before="40" w:after="40" w:line="276" w:lineRule="auto"/>
+              <w:jc w:val="left"/>
+            </w:pPr>
+            <w:r>
+              <w:rPr>
+                <w:rFonts w:ascii="Times New Roman" w:hAnsi="Times New Roman"/>
+                <w:b/>
+                <w:sz w:val="26"/>
+              </w:rPr>
+              <w:t>Đánh giá định kỳ 1</w:t>
+            </w:r>
+          </w:p>
+        </w:tc>
+        <w:tc>
+          <w:tcPr>
+            <w:tcW w:type="dxa" w:w="907"/>
+            <w:tcMar>
+              <w:top w:w="80" w:type="dxa"/>
+              <w:bottom w:w="80" w:type="dxa"/>
+              <w:left w:w="100" w:type="dxa"/>
+              <w:right w:w="100" w:type="dxa"/>
+            </w:tcMar>
+          </w:tcPr>
+          <w:p>
+            <w:pPr>
+              <w:spacing w:before="40" w:after="40" w:line="276" w:lineRule="auto"/>
+              <w:jc w:val="center"/>
+            </w:pPr>
+            <w:r>
+              <w:rPr>
+                <w:rFonts w:ascii="Times New Roman" w:hAnsi="Times New Roman"/>
+                <w:sz w:val="26"/>
               </w:rPr>
               <w:t>1</w:t>
             </w:r>
@@ -2585,54 +2608,46 @@
         </w:tc>
         <w:tc>
           <w:tcPr>
-            <w:tcW w:type="dxa" w:w="794"/>
-            <w:vAlign w:val="center"/>
-            <w:tcW w:w="793" w:type="dxa"/>
-          </w:tcPr>
-          <w:p>
-            <w:pPr>
-              <w:jc w:val="center"/>
-            </w:pPr>
-            <w:r>
-              <w:rPr>
-                <w:rFonts w:ascii="Times New Roman" w:hAnsi="Times New Roman"/>
-                <w:sz w:val="26"/>
-              </w:rPr>
-              <w:t>10</w:t>
-            </w:r>
-          </w:p>
-        </w:tc>
-        <w:tc>
-          <w:tcPr>
-            <w:tcW w:type="dxa" w:w="5272"/>
-            <w:vAlign w:val="center"/>
-            <w:tcW w:w="5273" w:type="dxa"/>
-          </w:tcPr>
-          <w:p>
-            <w:pPr>
-              <w:spacing w:before="40" w:after="40" w:line="276" w:lineRule="auto"/>
-              <w:jc w:val="both"/>
-            </w:pPr>
-            <w:r>
-              <w:rPr>
-                <w:rFonts w:ascii="Times New Roman" w:hAnsi="Times New Roman"/>
-                <w:sz w:val="26"/>
-                <w:rFonts w:ascii="Times New Roman" w:hAnsi="Times New Roman" w:cs="Times New Roman"/>
-              </w:rPr>
-              <w:t>Hệ thống hóa kiến thức chuẩn bị Đánh giá định kỳ 2.</w:t>
+            <w:tcW w:type="dxa" w:w="4649"/>
+            <w:tcMar>
+              <w:top w:w="80" w:type="dxa"/>
+              <w:bottom w:w="80" w:type="dxa"/>
+              <w:left w:w="100" w:type="dxa"/>
+              <w:right w:w="100" w:type="dxa"/>
+            </w:tcMar>
+          </w:tcPr>
+          <w:p>
+            <w:pPr>
+              <w:spacing w:before="40" w:after="40" w:line="276" w:lineRule="auto"/>
+              <w:jc w:val="left"/>
+            </w:pPr>
+            <w:r>
+              <w:rPr>
+                <w:rFonts w:ascii="Times New Roman" w:hAnsi="Times New Roman"/>
+                <w:sz w:val="26"/>
+              </w:rPr>
+              <w:t>Kiểm tra, đánh giá mức độ đạt chuẩn kiến thức và năng lực giải quyết bài toán thực tế bằng bảng tính giữa Học kì 1.</w:t>
             </w:r>
           </w:p>
         </w:tc>
       </w:tr>
       <w:tr>
-        <w:tc>
-          <w:tcPr>
-            <w:tcW w:type="dxa" w:w="510"/>
-            <w:vAlign w:val="center"/>
-            <w:tcW w:w="510" w:type="dxa"/>
-          </w:tcPr>
-          <w:p>
-            <w:pPr>
+        <w:trPr>
+          <w:cantSplit/>
+        </w:trPr>
+        <w:tc>
+          <w:tcPr>
+            <w:tcW w:type="dxa" w:w="624"/>
+            <w:tcMar>
+              <w:top w:w="80" w:type="dxa"/>
+              <w:bottom w:w="80" w:type="dxa"/>
+              <w:left w:w="100" w:type="dxa"/>
+              <w:right w:w="100" w:type="dxa"/>
+            </w:tcMar>
+          </w:tcPr>
+          <w:p>
+            <w:pPr>
+              <w:spacing w:before="40" w:after="40" w:line="276" w:lineRule="auto"/>
               <w:jc w:val="center"/>
             </w:pPr>
             <w:r>
@@ -2646,41 +2661,47 @@
         </w:tc>
         <w:tc>
           <w:tcPr>
-            <w:tcW w:type="dxa" w:w="2154"/>
-            <w:vAlign w:val="center"/>
-            <w:tcW w:w="2154" w:type="dxa"/>
-          </w:tcPr>
-          <w:p>
-            <w:pPr>
-              <w:spacing w:before="40" w:after="40" w:line="276" w:lineRule="auto"/>
-              <w:jc w:val="both"/>
-            </w:pPr>
-            <w:r>
-              <w:rPr>
-                <w:rFonts w:ascii="Times New Roman" w:hAnsi="Times New Roman"/>
-                <w:sz w:val="26"/>
-                <w:rFonts w:ascii="Times New Roman" w:hAnsi="Times New Roman" w:cs="Times New Roman"/>
-              </w:rPr>
-              <w:t>Đánh giá định kỳ 2</w:t>
-            </w:r>
-          </w:p>
-        </w:tc>
-        <w:tc>
-          <w:tcPr>
-            <w:tcW w:type="dxa" w:w="624"/>
-            <w:vAlign w:val="center"/>
-            <w:tcW w:w="623" w:type="dxa"/>
-          </w:tcPr>
-          <w:p>
-            <w:pPr>
-              <w:spacing w:before="40" w:after="40" w:line="276" w:lineRule="auto"/>
-              <w:jc w:val="center"/>
-            </w:pPr>
-            <w:r>
-              <w:rPr>
-                <w:rFonts w:ascii="Times New Roman" w:hAnsi="Times New Roman"/>
-                <w:sz w:val="26"/>
-                <w:rFonts w:ascii="Times New Roman" w:hAnsi="Times New Roman" w:cs="Times New Roman"/>
+            <w:tcW w:type="dxa" w:w="3175"/>
+            <w:tcMar>
+              <w:top w:w="80" w:type="dxa"/>
+              <w:bottom w:w="80" w:type="dxa"/>
+              <w:left w:w="100" w:type="dxa"/>
+              <w:right w:w="100" w:type="dxa"/>
+            </w:tcMar>
+          </w:tcPr>
+          <w:p>
+            <w:pPr>
+              <w:spacing w:before="40" w:after="40" w:line="276" w:lineRule="auto"/>
+              <w:jc w:val="left"/>
+            </w:pPr>
+            <w:r>
+              <w:rPr>
+                <w:rFonts w:ascii="Times New Roman" w:hAnsi="Times New Roman"/>
+                <w:sz w:val="26"/>
+              </w:rPr>
+              <w:t>Bài 5. Sử dụng bảng tính giải quyết bài toán thực tế (Tiết 2)</w:t>
+            </w:r>
+          </w:p>
+        </w:tc>
+        <w:tc>
+          <w:tcPr>
+            <w:tcW w:type="dxa" w:w="907"/>
+            <w:tcMar>
+              <w:top w:w="80" w:type="dxa"/>
+              <w:bottom w:w="80" w:type="dxa"/>
+              <w:left w:w="100" w:type="dxa"/>
+              <w:right w:w="100" w:type="dxa"/>
+            </w:tcMar>
+          </w:tcPr>
+          <w:p>
+            <w:pPr>
+              <w:spacing w:before="40" w:after="40" w:line="276" w:lineRule="auto"/>
+              <w:jc w:val="center"/>
+            </w:pPr>
+            <w:r>
+              <w:rPr>
+                <w:rFonts w:ascii="Times New Roman" w:hAnsi="Times New Roman"/>
+                <w:sz w:val="26"/>
               </w:rPr>
               <w:t>1</w:t>
             </w:r>
@@ -2688,54 +2709,46 @@
         </w:tc>
         <w:tc>
           <w:tcPr>
-            <w:tcW w:type="dxa" w:w="794"/>
-            <w:vAlign w:val="center"/>
-            <w:tcW w:w="793" w:type="dxa"/>
-          </w:tcPr>
-          <w:p>
-            <w:pPr>
-              <w:jc w:val="center"/>
-            </w:pPr>
-            <w:r>
-              <w:rPr>
-                <w:rFonts w:ascii="Times New Roman" w:hAnsi="Times New Roman"/>
-                <w:sz w:val="26"/>
-              </w:rPr>
-              <w:t>11</w:t>
-            </w:r>
-          </w:p>
-        </w:tc>
-        <w:tc>
-          <w:tcPr>
-            <w:tcW w:type="dxa" w:w="5272"/>
-            <w:vAlign w:val="center"/>
-            <w:tcW w:w="5273" w:type="dxa"/>
-          </w:tcPr>
-          <w:p>
-            <w:pPr>
-              <w:spacing w:before="40" w:after="40" w:line="276" w:lineRule="auto"/>
-              <w:jc w:val="both"/>
-            </w:pPr>
-            <w:r>
-              <w:rPr>
-                <w:rFonts w:ascii="Times New Roman" w:hAnsi="Times New Roman"/>
-                <w:sz w:val="26"/>
-                <w:rFonts w:ascii="Times New Roman" w:hAnsi="Times New Roman" w:cs="Times New Roman"/>
-              </w:rPr>
-              <w:t>Kiểm tra đánh giá kết quả học tập.</w:t>
+            <w:tcW w:type="dxa" w:w="4649"/>
+            <w:tcMar>
+              <w:top w:w="80" w:type="dxa"/>
+              <w:bottom w:w="80" w:type="dxa"/>
+              <w:left w:w="100" w:type="dxa"/>
+              <w:right w:w="100" w:type="dxa"/>
+            </w:tcMar>
+          </w:tcPr>
+          <w:p>
+            <w:pPr>
+              <w:spacing w:before="40" w:after="40" w:line="276" w:lineRule="auto"/>
+              <w:jc w:val="left"/>
+            </w:pPr>
+            <w:r>
+              <w:rPr>
+                <w:rFonts w:ascii="Times New Roman" w:hAnsi="Times New Roman"/>
+                <w:sz w:val="26"/>
+              </w:rPr>
+              <w:t>Thực hành thiết lập bảng tính, xây dựng công thức và hàm phù hợp để giải quyết bài toán thực tế theo yêu cầu.</w:t>
             </w:r>
           </w:p>
         </w:tc>
       </w:tr>
       <w:tr>
-        <w:tc>
-          <w:tcPr>
-            <w:tcW w:type="dxa" w:w="510"/>
-            <w:vAlign w:val="center"/>
-            <w:tcW w:w="510" w:type="dxa"/>
-          </w:tcPr>
-          <w:p>
-            <w:pPr>
+        <w:trPr>
+          <w:cantSplit/>
+        </w:trPr>
+        <w:tc>
+          <w:tcPr>
+            <w:tcW w:type="dxa" w:w="624"/>
+            <w:tcMar>
+              <w:top w:w="80" w:type="dxa"/>
+              <w:bottom w:w="80" w:type="dxa"/>
+              <w:left w:w="100" w:type="dxa"/>
+              <w:right w:w="100" w:type="dxa"/>
+            </w:tcMar>
+          </w:tcPr>
+          <w:p>
+            <w:pPr>
+              <w:spacing w:before="40" w:after="40" w:line="276" w:lineRule="auto"/>
               <w:jc w:val="center"/>
             </w:pPr>
             <w:r>
@@ -2749,41 +2762,47 @@
         </w:tc>
         <w:tc>
           <w:tcPr>
-            <w:tcW w:type="dxa" w:w="2154"/>
-            <w:vAlign w:val="center"/>
-            <w:tcW w:w="2154" w:type="dxa"/>
-          </w:tcPr>
-          <w:p>
-            <w:pPr>
-              <w:spacing w:before="40" w:after="40" w:line="276" w:lineRule="auto"/>
-              <w:jc w:val="both"/>
-            </w:pPr>
-            <w:r>
-              <w:rPr>
-                <w:rFonts w:ascii="Times New Roman" w:hAnsi="Times New Roman"/>
-                <w:sz w:val="26"/>
-                <w:rFonts w:ascii="Times New Roman" w:hAnsi="Times New Roman" w:cs="Times New Roman"/>
-              </w:rPr>
-              <w:t>Bài 8a. Làm việc với danh sách dạng liệt kê và hình ảnh trong văn bản</w:t>
-            </w:r>
-          </w:p>
-        </w:tc>
-        <w:tc>
-          <w:tcPr>
-            <w:tcW w:type="dxa" w:w="624"/>
-            <w:vAlign w:val="center"/>
-            <w:tcW w:w="623" w:type="dxa"/>
-          </w:tcPr>
-          <w:p>
-            <w:pPr>
-              <w:spacing w:before="40" w:after="40" w:line="276" w:lineRule="auto"/>
-              <w:jc w:val="center"/>
-            </w:pPr>
-            <w:r>
-              <w:rPr>
-                <w:rFonts w:ascii="Times New Roman" w:hAnsi="Times New Roman"/>
-                <w:sz w:val="26"/>
-                <w:rFonts w:ascii="Times New Roman" w:hAnsi="Times New Roman" w:cs="Times New Roman"/>
+            <w:tcW w:type="dxa" w:w="3175"/>
+            <w:tcMar>
+              <w:top w:w="80" w:type="dxa"/>
+              <w:bottom w:w="80" w:type="dxa"/>
+              <w:left w:w="100" w:type="dxa"/>
+              <w:right w:w="100" w:type="dxa"/>
+            </w:tcMar>
+          </w:tcPr>
+          <w:p>
+            <w:pPr>
+              <w:spacing w:before="40" w:after="40" w:line="276" w:lineRule="auto"/>
+              <w:jc w:val="left"/>
+            </w:pPr>
+            <w:r>
+              <w:rPr>
+                <w:rFonts w:ascii="Times New Roman" w:hAnsi="Times New Roman"/>
+                <w:sz w:val="26"/>
+              </w:rPr>
+              <w:t>Bài 6. Sắp xếp và lọc dữ liệu (Tiết 1)</w:t>
+            </w:r>
+          </w:p>
+        </w:tc>
+        <w:tc>
+          <w:tcPr>
+            <w:tcW w:type="dxa" w:w="907"/>
+            <w:tcMar>
+              <w:top w:w="80" w:type="dxa"/>
+              <w:bottom w:w="80" w:type="dxa"/>
+              <w:left w:w="100" w:type="dxa"/>
+              <w:right w:w="100" w:type="dxa"/>
+            </w:tcMar>
+          </w:tcPr>
+          <w:p>
+            <w:pPr>
+              <w:spacing w:before="40" w:after="40" w:line="276" w:lineRule="auto"/>
+              <w:jc w:val="center"/>
+            </w:pPr>
+            <w:r>
+              <w:rPr>
+                <w:rFonts w:ascii="Times New Roman" w:hAnsi="Times New Roman"/>
+                <w:sz w:val="26"/>
               </w:rPr>
               <w:t>1</w:t>
             </w:r>
@@ -2791,51 +2810,66 @@
         </w:tc>
         <w:tc>
           <w:tcPr>
-            <w:tcW w:type="dxa" w:w="794"/>
-            <w:vAlign w:val="center"/>
-            <w:tcW w:w="793" w:type="dxa"/>
-          </w:tcPr>
-          <w:p>
-            <w:pPr>
-              <w:jc w:val="center"/>
-            </w:pPr>
-            <w:r>
-              <w:rPr>
-                <w:rFonts w:ascii="Times New Roman" w:hAnsi="Times New Roman"/>
-                <w:sz w:val="26"/>
-              </w:rPr>
-              <w:t>12</w:t>
-            </w:r>
-          </w:p>
-        </w:tc>
-        <w:tc>
-          <w:tcPr>
-            <w:tcW w:type="dxa" w:w="5272"/>
-            <w:vAlign w:val="center"/>
-            <w:tcW w:w="5273" w:type="dxa"/>
-          </w:tcPr>
-          <w:p>
-            <w:pPr>
-              <w:spacing w:before="40" w:after="40" w:line="276" w:lineRule="auto"/>
-              <w:jc w:val="both"/>
-            </w:pPr>
-            <w:r>
-              <w:rPr>
-                <w:rFonts w:ascii="Times New Roman" w:hAnsi="Times New Roman"/>
-                <w:sz w:val="26"/>
-                <w:rFonts w:ascii="Times New Roman" w:hAnsi="Times New Roman" w:cs="Times New Roman"/>
-              </w:rPr>
-              <w:t>- Thao tác: tạo danh sách liệt kê, chèn, xóa, co dãn hình ảnh, vẽ hình đồ họa trong văn bản.  - Tạo sản phẩm văn bản có tính thẩm mỹ.</w:t>
+            <w:tcW w:type="dxa" w:w="4649"/>
+            <w:tcMar>
+              <w:top w:w="80" w:type="dxa"/>
+              <w:bottom w:w="80" w:type="dxa"/>
+              <w:left w:w="100" w:type="dxa"/>
+              <w:right w:w="100" w:type="dxa"/>
+            </w:tcMar>
+          </w:tcPr>
+          <w:p>
+            <w:pPr>
+              <w:spacing w:before="40" w:after="40" w:line="276" w:lineRule="auto"/>
+              <w:jc w:val="left"/>
+            </w:pPr>
+            <w:r>
+              <w:rPr>
+                <w:rFonts w:ascii="Times New Roman" w:hAnsi="Times New Roman"/>
+                <w:sz w:val="26"/>
+              </w:rPr>
+              <w:t>Hiểu được mục đích và nguyên lý của việc sắp xếp (Sort) và lọc (Filter) dữ liệu trong bảng tính lớn.</w:t>
             </w:r>
           </w:p>
         </w:tc>
       </w:tr>
       <w:tr>
-        <w:tc>
-          <w:tcPr>
-            <w:tcW w:type="dxa" w:w="9310"/>
-            <w:gridSpan w:val="5"/>
-            <w:vAlign w:val="center"/>
+        <w:trPr>
+          <w:cantSplit/>
+        </w:trPr>
+        <w:tc>
+          <w:tcPr>
+            <w:tcW w:type="dxa" w:w="624"/>
+            <w:tcMar>
+              <w:top w:w="80" w:type="dxa"/>
+              <w:bottom w:w="80" w:type="dxa"/>
+              <w:left w:w="100" w:type="dxa"/>
+              <w:right w:w="100" w:type="dxa"/>
+            </w:tcMar>
+          </w:tcPr>
+          <w:p>
+            <w:pPr>
+              <w:spacing w:before="40" w:after="40" w:line="276" w:lineRule="auto"/>
+              <w:jc w:val="center"/>
+            </w:pPr>
+            <w:r>
+              <w:rPr>
+                <w:rFonts w:ascii="Times New Roman" w:hAnsi="Times New Roman"/>
+                <w:sz w:val="26"/>
+              </w:rPr>
+              <w:t>13</w:t>
+            </w:r>
+          </w:p>
+        </w:tc>
+        <w:tc>
+          <w:tcPr>
+            <w:tcW w:type="dxa" w:w="3175"/>
+            <w:tcMar>
+              <w:top w:w="80" w:type="dxa"/>
+              <w:bottom w:w="80" w:type="dxa"/>
+              <w:left w:w="100" w:type="dxa"/>
+              <w:right w:w="100" w:type="dxa"/>
+            </w:tcMar>
           </w:tcPr>
           <w:p>
             <w:pPr>
@@ -2845,72 +2879,132 @@
             <w:r>
               <w:rPr>
                 <w:rFonts w:ascii="Times New Roman" w:hAnsi="Times New Roman"/>
-                <w:b/>
-                <w:sz w:val="26"/>
-                <w:rFonts w:ascii="Times New Roman" w:hAnsi="Times New Roman" w:cs="Times New Roman"/>
-              </w:rPr>
-              <w:t>Chủ đề 4a: Soạn thảo văn bản và trình chiếu nâng cao (tiếp)</w:t>
+                <w:sz w:val="26"/>
+              </w:rPr>
+              <w:t>Bài 6. Sắp xếp và lọc dữ liệu (Tiết 2)</w:t>
+            </w:r>
+          </w:p>
+        </w:tc>
+        <w:tc>
+          <w:tcPr>
+            <w:tcW w:type="dxa" w:w="907"/>
+            <w:tcMar>
+              <w:top w:w="80" w:type="dxa"/>
+              <w:bottom w:w="80" w:type="dxa"/>
+              <w:left w:w="100" w:type="dxa"/>
+              <w:right w:w="100" w:type="dxa"/>
+            </w:tcMar>
+          </w:tcPr>
+          <w:p>
+            <w:pPr>
+              <w:spacing w:before="40" w:after="40" w:line="276" w:lineRule="auto"/>
+              <w:jc w:val="center"/>
+            </w:pPr>
+            <w:r>
+              <w:rPr>
+                <w:rFonts w:ascii="Times New Roman" w:hAnsi="Times New Roman"/>
+                <w:sz w:val="26"/>
+              </w:rPr>
+              <w:t>1</w:t>
+            </w:r>
+          </w:p>
+        </w:tc>
+        <w:tc>
+          <w:tcPr>
+            <w:tcW w:type="dxa" w:w="4649"/>
+            <w:tcMar>
+              <w:top w:w="80" w:type="dxa"/>
+              <w:bottom w:w="80" w:type="dxa"/>
+              <w:left w:w="100" w:type="dxa"/>
+              <w:right w:w="100" w:type="dxa"/>
+            </w:tcMar>
+          </w:tcPr>
+          <w:p>
+            <w:pPr>
+              <w:spacing w:before="40" w:after="40" w:line="276" w:lineRule="auto"/>
+              <w:jc w:val="left"/>
+            </w:pPr>
+            <w:r>
+              <w:rPr>
+                <w:rFonts w:ascii="Times New Roman" w:hAnsi="Times New Roman"/>
+                <w:sz w:val="26"/>
+              </w:rPr>
+              <w:t>Thực hành sắp xếp dữ liệu theo thứ tự tăng/giảm dần; sử dụng công cụ lọc tự động (AutoFilter) để trích xuất danh sách theo tiêu chí.</w:t>
             </w:r>
           </w:p>
         </w:tc>
       </w:tr>
       <w:tr>
-        <w:tc>
-          <w:tcPr>
-            <w:tcW w:type="dxa" w:w="510"/>
-            <w:vAlign w:val="center"/>
-            <w:tcW w:w="510" w:type="dxa"/>
-          </w:tcPr>
-          <w:p>
-            <w:pPr>
-              <w:jc w:val="center"/>
-            </w:pPr>
-            <w:r>
-              <w:rPr>
-                <w:rFonts w:ascii="Times New Roman" w:hAnsi="Times New Roman"/>
-                <w:sz w:val="26"/>
-              </w:rPr>
-              <w:t>13</w:t>
-            </w:r>
-          </w:p>
-        </w:tc>
-        <w:tc>
-          <w:tcPr>
-            <w:tcW w:type="dxa" w:w="2154"/>
-            <w:vAlign w:val="center"/>
-            <w:tcW w:w="2154" w:type="dxa"/>
-          </w:tcPr>
-          <w:p>
-            <w:pPr>
-              <w:spacing w:before="40" w:after="40" w:line="276" w:lineRule="auto"/>
-              <w:jc w:val="both"/>
-            </w:pPr>
-            <w:r>
-              <w:rPr>
-                <w:rFonts w:ascii="Times New Roman" w:hAnsi="Times New Roman"/>
-                <w:sz w:val="26"/>
-                <w:rFonts w:ascii="Times New Roman" w:hAnsi="Times New Roman" w:cs="Times New Roman"/>
-              </w:rPr>
-              <w:t>Bài 9a. Tạo đầu trang, chân trang cho văn bản</w:t>
-            </w:r>
-          </w:p>
-        </w:tc>
+        <w:trPr>
+          <w:cantSplit/>
+        </w:trPr>
         <w:tc>
           <w:tcPr>
             <w:tcW w:type="dxa" w:w="624"/>
-            <w:vAlign w:val="center"/>
-            <w:tcW w:w="623" w:type="dxa"/>
-          </w:tcPr>
-          <w:p>
-            <w:pPr>
-              <w:spacing w:before="40" w:after="40" w:line="276" w:lineRule="auto"/>
-              <w:jc w:val="center"/>
-            </w:pPr>
-            <w:r>
-              <w:rPr>
-                <w:rFonts w:ascii="Times New Roman" w:hAnsi="Times New Roman"/>
-                <w:sz w:val="26"/>
-                <w:rFonts w:ascii="Times New Roman" w:hAnsi="Times New Roman" w:cs="Times New Roman"/>
+            <w:tcMar>
+              <w:top w:w="80" w:type="dxa"/>
+              <w:bottom w:w="80" w:type="dxa"/>
+              <w:left w:w="100" w:type="dxa"/>
+              <w:right w:w="100" w:type="dxa"/>
+            </w:tcMar>
+          </w:tcPr>
+          <w:p>
+            <w:pPr>
+              <w:spacing w:before="40" w:after="40" w:line="276" w:lineRule="auto"/>
+              <w:jc w:val="center"/>
+            </w:pPr>
+            <w:r>
+              <w:rPr>
+                <w:rFonts w:ascii="Times New Roman" w:hAnsi="Times New Roman"/>
+                <w:sz w:val="26"/>
+              </w:rPr>
+              <w:t>14</w:t>
+            </w:r>
+          </w:p>
+        </w:tc>
+        <w:tc>
+          <w:tcPr>
+            <w:tcW w:type="dxa" w:w="3175"/>
+            <w:tcMar>
+              <w:top w:w="80" w:type="dxa"/>
+              <w:bottom w:w="80" w:type="dxa"/>
+              <w:left w:w="100" w:type="dxa"/>
+              <w:right w:w="100" w:type="dxa"/>
+            </w:tcMar>
+          </w:tcPr>
+          <w:p>
+            <w:pPr>
+              <w:spacing w:before="40" w:after="40" w:line="276" w:lineRule="auto"/>
+              <w:jc w:val="left"/>
+            </w:pPr>
+            <w:r>
+              <w:rPr>
+                <w:rFonts w:ascii="Times New Roman" w:hAnsi="Times New Roman"/>
+                <w:sz w:val="26"/>
+              </w:rPr>
+              <w:t>Bài 7. Trình bày dữ liệu bằng biểu đồ (Tiết 1)</w:t>
+            </w:r>
+          </w:p>
+        </w:tc>
+        <w:tc>
+          <w:tcPr>
+            <w:tcW w:type="dxa" w:w="907"/>
+            <w:tcMar>
+              <w:top w:w="80" w:type="dxa"/>
+              <w:bottom w:w="80" w:type="dxa"/>
+              <w:left w:w="100" w:type="dxa"/>
+              <w:right w:w="100" w:type="dxa"/>
+            </w:tcMar>
+          </w:tcPr>
+          <w:p>
+            <w:pPr>
+              <w:spacing w:before="40" w:after="40" w:line="276" w:lineRule="auto"/>
+              <w:jc w:val="center"/>
+            </w:pPr>
+            <w:r>
+              <w:rPr>
+                <w:rFonts w:ascii="Times New Roman" w:hAnsi="Times New Roman"/>
+                <w:sz w:val="26"/>
               </w:rPr>
               <w:t>1</w:t>
             </w:r>
@@ -2918,102 +3012,100 @@
         </w:tc>
         <w:tc>
           <w:tcPr>
-            <w:tcW w:type="dxa" w:w="794"/>
-            <w:vAlign w:val="center"/>
-            <w:tcW w:w="793" w:type="dxa"/>
-          </w:tcPr>
-          <w:p>
-            <w:pPr>
-              <w:jc w:val="center"/>
-            </w:pPr>
-            <w:r>
-              <w:rPr>
-                <w:rFonts w:ascii="Times New Roman" w:hAnsi="Times New Roman"/>
-                <w:sz w:val="26"/>
-              </w:rPr>
-              <w:t>13</w:t>
-            </w:r>
-          </w:p>
-        </w:tc>
-        <w:tc>
-          <w:tcPr>
-            <w:tcW w:type="dxa" w:w="5272"/>
-            <w:vAlign w:val="center"/>
-            <w:tcW w:w="5273" w:type="dxa"/>
-          </w:tcPr>
-          <w:p>
-            <w:pPr>
-              <w:spacing w:before="40" w:after="40" w:line="276" w:lineRule="auto"/>
-              <w:jc w:val="both"/>
-            </w:pPr>
-            <w:r>
-              <w:rPr>
-                <w:rFonts w:ascii="Times New Roman" w:hAnsi="Times New Roman"/>
-                <w:sz w:val="26"/>
-                <w:rFonts w:ascii="Times New Roman" w:hAnsi="Times New Roman" w:cs="Times New Roman"/>
-              </w:rPr>
-              <w:t>- Thực hiện thao tác đánh số trang, thêm đầu trang (Header) và chân trang (Footer) cho văn bản.</w:t>
+            <w:tcW w:type="dxa" w:w="4649"/>
+            <w:tcMar>
+              <w:top w:w="80" w:type="dxa"/>
+              <w:bottom w:w="80" w:type="dxa"/>
+              <w:left w:w="100" w:type="dxa"/>
+              <w:right w:w="100" w:type="dxa"/>
+            </w:tcMar>
+          </w:tcPr>
+          <w:p>
+            <w:pPr>
+              <w:spacing w:before="40" w:after="40" w:line="276" w:lineRule="auto"/>
+              <w:jc w:val="left"/>
+            </w:pPr>
+            <w:r>
+              <w:rPr>
+                <w:rFonts w:ascii="Times New Roman" w:hAnsi="Times New Roman"/>
+                <w:sz w:val="26"/>
+              </w:rPr>
+              <w:t>Nhận biết các dạng biểu đồ phổ biến (biểu đồ cột, đường gióng, hình tròn) và mục đích sử dụng thích hợp của từng loại biểu đồ.</w:t>
             </w:r>
           </w:p>
         </w:tc>
       </w:tr>
       <w:tr>
-        <w:tc>
-          <w:tcPr>
-            <w:tcW w:type="dxa" w:w="510"/>
-            <w:vAlign w:val="center"/>
-            <w:tcW w:w="510" w:type="dxa"/>
-          </w:tcPr>
-          <w:p>
-            <w:pPr>
-              <w:jc w:val="center"/>
-            </w:pPr>
-            <w:r>
-              <w:rPr>
-                <w:rFonts w:ascii="Times New Roman" w:hAnsi="Times New Roman"/>
-                <w:sz w:val="26"/>
-              </w:rPr>
-              <w:t>14</w:t>
-            </w:r>
-          </w:p>
-        </w:tc>
-        <w:tc>
-          <w:tcPr>
-            <w:tcW w:type="dxa" w:w="2154"/>
-            <w:vAlign w:val="center"/>
-            <w:tcW w:w="2154" w:type="dxa"/>
-          </w:tcPr>
-          <w:p>
-            <w:pPr>
-              <w:spacing w:before="40" w:after="40" w:line="276" w:lineRule="auto"/>
-              <w:jc w:val="both"/>
-            </w:pPr>
-            <w:r>
-              <w:rPr>
-                <w:rFonts w:ascii="Times New Roman" w:hAnsi="Times New Roman"/>
-                <w:sz w:val="26"/>
-                <w:rFonts w:ascii="Times New Roman" w:hAnsi="Times New Roman" w:cs="Times New Roman"/>
-              </w:rPr>
-              <w:t>Bài 10a. Định dạng nâng cao cho trang chiếu</w:t>
-            </w:r>
-          </w:p>
-        </w:tc>
+        <w:trPr>
+          <w:cantSplit/>
+        </w:trPr>
         <w:tc>
           <w:tcPr>
             <w:tcW w:type="dxa" w:w="624"/>
-            <w:vAlign w:val="center"/>
-            <w:tcW w:w="623" w:type="dxa"/>
-          </w:tcPr>
-          <w:p>
-            <w:pPr>
-              <w:spacing w:before="40" w:after="40" w:line="276" w:lineRule="auto"/>
-              <w:jc w:val="center"/>
-            </w:pPr>
-            <w:r>
-              <w:rPr>
-                <w:rFonts w:ascii="Times New Roman" w:hAnsi="Times New Roman"/>
-                <w:sz w:val="26"/>
-                <w:rFonts w:ascii="Times New Roman" w:hAnsi="Times New Roman" w:cs="Times New Roman"/>
+            <w:tcMar>
+              <w:top w:w="80" w:type="dxa"/>
+              <w:bottom w:w="80" w:type="dxa"/>
+              <w:left w:w="100" w:type="dxa"/>
+              <w:right w:w="100" w:type="dxa"/>
+            </w:tcMar>
+          </w:tcPr>
+          <w:p>
+            <w:pPr>
+              <w:spacing w:before="40" w:after="40" w:line="276" w:lineRule="auto"/>
+              <w:jc w:val="center"/>
+            </w:pPr>
+            <w:r>
+              <w:rPr>
+                <w:rFonts w:ascii="Times New Roman" w:hAnsi="Times New Roman"/>
+                <w:sz w:val="26"/>
+              </w:rPr>
+              <w:t>15</w:t>
+            </w:r>
+          </w:p>
+        </w:tc>
+        <w:tc>
+          <w:tcPr>
+            <w:tcW w:type="dxa" w:w="3175"/>
+            <w:tcMar>
+              <w:top w:w="80" w:type="dxa"/>
+              <w:bottom w:w="80" w:type="dxa"/>
+              <w:left w:w="100" w:type="dxa"/>
+              <w:right w:w="100" w:type="dxa"/>
+            </w:tcMar>
+          </w:tcPr>
+          <w:p>
+            <w:pPr>
+              <w:spacing w:before="40" w:after="40" w:line="276" w:lineRule="auto"/>
+              <w:jc w:val="left"/>
+            </w:pPr>
+            <w:r>
+              <w:rPr>
+                <w:rFonts w:ascii="Times New Roman" w:hAnsi="Times New Roman"/>
+                <w:sz w:val="26"/>
+              </w:rPr>
+              <w:t>Bài 7. Trình bày dữ liệu bằng biểu đồ (Tiết 2)</w:t>
+            </w:r>
+          </w:p>
+        </w:tc>
+        <w:tc>
+          <w:tcPr>
+            <w:tcW w:type="dxa" w:w="907"/>
+            <w:tcMar>
+              <w:top w:w="80" w:type="dxa"/>
+              <w:bottom w:w="80" w:type="dxa"/>
+              <w:left w:w="100" w:type="dxa"/>
+              <w:right w:w="100" w:type="dxa"/>
+            </w:tcMar>
+          </w:tcPr>
+          <w:p>
+            <w:pPr>
+              <w:spacing w:before="40" w:after="40" w:line="276" w:lineRule="auto"/>
+              <w:jc w:val="center"/>
+            </w:pPr>
+            <w:r>
+              <w:rPr>
+                <w:rFonts w:ascii="Times New Roman" w:hAnsi="Times New Roman"/>
+                <w:sz w:val="26"/>
               </w:rPr>
               <w:t>1</w:t>
             </w:r>
@@ -3021,102 +3113,100 @@
         </w:tc>
         <w:tc>
           <w:tcPr>
-            <w:tcW w:type="dxa" w:w="794"/>
-            <w:vAlign w:val="center"/>
-            <w:tcW w:w="793" w:type="dxa"/>
-          </w:tcPr>
-          <w:p>
-            <w:pPr>
-              <w:jc w:val="center"/>
-            </w:pPr>
-            <w:r>
-              <w:rPr>
-                <w:rFonts w:ascii="Times New Roman" w:hAnsi="Times New Roman"/>
-                <w:sz w:val="26"/>
-              </w:rPr>
-              <w:t>14</w:t>
-            </w:r>
-          </w:p>
-        </w:tc>
-        <w:tc>
-          <w:tcPr>
-            <w:tcW w:type="dxa" w:w="5272"/>
-            <w:vAlign w:val="center"/>
-            <w:tcW w:w="5273" w:type="dxa"/>
-          </w:tcPr>
-          <w:p>
-            <w:pPr>
-              <w:spacing w:before="40" w:after="40" w:line="276" w:lineRule="auto"/>
-              <w:jc w:val="both"/>
-            </w:pPr>
-            <w:r>
-              <w:rPr>
-                <w:rFonts w:ascii="Times New Roman" w:hAnsi="Times New Roman"/>
-                <w:sz w:val="26"/>
-                <w:rFonts w:ascii="Times New Roman" w:hAnsi="Times New Roman" w:cs="Times New Roman"/>
-              </w:rPr>
-              <w:t>- Chọn màu sắc, cỡ chữ hài hòa với nội dung.  - Đánh số trang, thêm đầu trang và chân trang vào trang chiếu.</w:t>
+            <w:tcW w:type="dxa" w:w="4649"/>
+            <w:tcMar>
+              <w:top w:w="80" w:type="dxa"/>
+              <w:bottom w:w="80" w:type="dxa"/>
+              <w:left w:w="100" w:type="dxa"/>
+              <w:right w:w="100" w:type="dxa"/>
+            </w:tcMar>
+          </w:tcPr>
+          <w:p>
+            <w:pPr>
+              <w:spacing w:before="40" w:after="40" w:line="276" w:lineRule="auto"/>
+              <w:jc w:val="left"/>
+            </w:pPr>
+            <w:r>
+              <w:rPr>
+                <w:rFonts w:ascii="Times New Roman" w:hAnsi="Times New Roman"/>
+                <w:sz w:val="26"/>
+              </w:rPr>
+              <w:t>Thực hành tạo biểu đồ từ bảng số liệu, thêm nhãn dữ liệu (Data Labels), tiêu đề biểu đồ và chỉnh sửa định dạng hiển thị trực quan.</w:t>
             </w:r>
           </w:p>
         </w:tc>
       </w:tr>
       <w:tr>
-        <w:tc>
-          <w:tcPr>
-            <w:tcW w:type="dxa" w:w="510"/>
-            <w:vAlign w:val="center"/>
-            <w:tcW w:w="510" w:type="dxa"/>
-          </w:tcPr>
-          <w:p>
-            <w:pPr>
-              <w:jc w:val="center"/>
-            </w:pPr>
-            <w:r>
-              <w:rPr>
-                <w:rFonts w:ascii="Times New Roman" w:hAnsi="Times New Roman"/>
-                <w:sz w:val="26"/>
-              </w:rPr>
-              <w:t>15</w:t>
-            </w:r>
-          </w:p>
-        </w:tc>
-        <w:tc>
-          <w:tcPr>
-            <w:tcW w:type="dxa" w:w="2154"/>
-            <w:vAlign w:val="center"/>
-            <w:tcW w:w="2154" w:type="dxa"/>
-          </w:tcPr>
-          <w:p>
-            <w:pPr>
-              <w:spacing w:before="40" w:after="40" w:line="276" w:lineRule="auto"/>
-              <w:jc w:val="both"/>
-            </w:pPr>
-            <w:r>
-              <w:rPr>
-                <w:rFonts w:ascii="Times New Roman" w:hAnsi="Times New Roman"/>
-                <w:sz w:val="26"/>
-                <w:rFonts w:ascii="Times New Roman" w:hAnsi="Times New Roman" w:cs="Times New Roman"/>
-              </w:rPr>
-              <w:t>Bài 11a. Sử dụng bản mẫu cho bài trình chiếu</w:t>
-            </w:r>
-          </w:p>
-        </w:tc>
+        <w:trPr>
+          <w:cantSplit/>
+        </w:trPr>
         <w:tc>
           <w:tcPr>
             <w:tcW w:type="dxa" w:w="624"/>
-            <w:vAlign w:val="center"/>
-            <w:tcW w:w="623" w:type="dxa"/>
-          </w:tcPr>
-          <w:p>
-            <w:pPr>
-              <w:spacing w:before="40" w:after="40" w:line="276" w:lineRule="auto"/>
-              <w:jc w:val="center"/>
-            </w:pPr>
-            <w:r>
-              <w:rPr>
-                <w:rFonts w:ascii="Times New Roman" w:hAnsi="Times New Roman"/>
-                <w:sz w:val="26"/>
-                <w:rFonts w:ascii="Times New Roman" w:hAnsi="Times New Roman" w:cs="Times New Roman"/>
+            <w:tcMar>
+              <w:top w:w="80" w:type="dxa"/>
+              <w:bottom w:w="80" w:type="dxa"/>
+              <w:left w:w="100" w:type="dxa"/>
+              <w:right w:w="100" w:type="dxa"/>
+            </w:tcMar>
+          </w:tcPr>
+          <w:p>
+            <w:pPr>
+              <w:spacing w:before="40" w:after="40" w:line="276" w:lineRule="auto"/>
+              <w:jc w:val="center"/>
+            </w:pPr>
+            <w:r>
+              <w:rPr>
+                <w:rFonts w:ascii="Times New Roman" w:hAnsi="Times New Roman"/>
+                <w:sz w:val="26"/>
+              </w:rPr>
+              <w:t>16</w:t>
+            </w:r>
+          </w:p>
+        </w:tc>
+        <w:tc>
+          <w:tcPr>
+            <w:tcW w:type="dxa" w:w="3175"/>
+            <w:tcMar>
+              <w:top w:w="80" w:type="dxa"/>
+              <w:bottom w:w="80" w:type="dxa"/>
+              <w:left w:w="100" w:type="dxa"/>
+              <w:right w:w="100" w:type="dxa"/>
+            </w:tcMar>
+          </w:tcPr>
+          <w:p>
+            <w:pPr>
+              <w:spacing w:before="40" w:after="40" w:line="276" w:lineRule="auto"/>
+              <w:jc w:val="left"/>
+            </w:pPr>
+            <w:r>
+              <w:rPr>
+                <w:rFonts w:ascii="Times New Roman" w:hAnsi="Times New Roman"/>
+                <w:sz w:val="26"/>
+              </w:rPr>
+              <w:t>Bài 8a. Làm việc với danh sách dạng liệt kê và hình ảnh trong văn bản (Tiết 1)</w:t>
+            </w:r>
+          </w:p>
+        </w:tc>
+        <w:tc>
+          <w:tcPr>
+            <w:tcW w:type="dxa" w:w="907"/>
+            <w:tcMar>
+              <w:top w:w="80" w:type="dxa"/>
+              <w:bottom w:w="80" w:type="dxa"/>
+              <w:left w:w="100" w:type="dxa"/>
+              <w:right w:w="100" w:type="dxa"/>
+            </w:tcMar>
+          </w:tcPr>
+          <w:p>
+            <w:pPr>
+              <w:spacing w:before="40" w:after="40" w:line="276" w:lineRule="auto"/>
+              <w:jc w:val="center"/>
+            </w:pPr>
+            <w:r>
+              <w:rPr>
+                <w:rFonts w:ascii="Times New Roman" w:hAnsi="Times New Roman"/>
+                <w:sz w:val="26"/>
               </w:rPr>
               <w:t>1</w:t>
             </w:r>
@@ -3124,102 +3214,100 @@
         </w:tc>
         <w:tc>
           <w:tcPr>
-            <w:tcW w:type="dxa" w:w="794"/>
-            <w:vAlign w:val="center"/>
-            <w:tcW w:w="793" w:type="dxa"/>
-          </w:tcPr>
-          <w:p>
-            <w:pPr>
-              <w:jc w:val="center"/>
-            </w:pPr>
-            <w:r>
-              <w:rPr>
-                <w:rFonts w:ascii="Times New Roman" w:hAnsi="Times New Roman"/>
-                <w:sz w:val="26"/>
-              </w:rPr>
-              <w:t>15</w:t>
-            </w:r>
-          </w:p>
-        </w:tc>
-        <w:tc>
-          <w:tcPr>
-            <w:tcW w:type="dxa" w:w="5272"/>
-            <w:vAlign w:val="center"/>
-            <w:tcW w:w="5273" w:type="dxa"/>
-          </w:tcPr>
-          <w:p>
-            <w:pPr>
-              <w:spacing w:before="40" w:after="40" w:line="276" w:lineRule="auto"/>
-              <w:jc w:val="both"/>
-            </w:pPr>
-            <w:r>
-              <w:rPr>
-                <w:rFonts w:ascii="Times New Roman" w:hAnsi="Times New Roman"/>
-                <w:sz w:val="26"/>
-                <w:rFonts w:ascii="Times New Roman" w:hAnsi="Times New Roman" w:cs="Times New Roman"/>
-              </w:rPr>
-              <w:t>- Sử dụng bản mẫu (template); nhúng đường dẫn đến video/tài liệu khác vào trang chiếu.  - Tạo sản phẩm văn bản/trình chiếu có tính thẩm mỹ phục vụ nhu cầu thực tế.</w:t>
+            <w:tcW w:type="dxa" w:w="4649"/>
+            <w:tcMar>
+              <w:top w:w="80" w:type="dxa"/>
+              <w:bottom w:w="80" w:type="dxa"/>
+              <w:left w:w="100" w:type="dxa"/>
+              <w:right w:w="100" w:type="dxa"/>
+            </w:tcMar>
+          </w:tcPr>
+          <w:p>
+            <w:pPr>
+              <w:spacing w:before="40" w:after="40" w:line="276" w:lineRule="auto"/>
+              <w:jc w:val="left"/>
+            </w:pPr>
+            <w:r>
+              <w:rPr>
+                <w:rFonts w:ascii="Times New Roman" w:hAnsi="Times New Roman"/>
+                <w:sz w:val="26"/>
+              </w:rPr>
+              <w:t>Biết cách tạo và định dạng danh sách dạng liệt kê (Bullets &amp; Numbering) nhiều cấp trong văn bản.</w:t>
             </w:r>
           </w:p>
         </w:tc>
       </w:tr>
       <w:tr>
-        <w:tc>
-          <w:tcPr>
-            <w:tcW w:type="dxa" w:w="510"/>
-            <w:vAlign w:val="center"/>
-            <w:tcW w:w="510" w:type="dxa"/>
-          </w:tcPr>
-          <w:p>
-            <w:pPr>
-              <w:jc w:val="center"/>
-            </w:pPr>
-            <w:r>
-              <w:rPr>
-                <w:rFonts w:ascii="Times New Roman" w:hAnsi="Times New Roman"/>
-                <w:sz w:val="26"/>
-              </w:rPr>
-              <w:t>16</w:t>
-            </w:r>
-          </w:p>
-        </w:tc>
-        <w:tc>
-          <w:tcPr>
-            <w:tcW w:type="dxa" w:w="2154"/>
-            <w:vAlign w:val="center"/>
-            <w:tcW w:w="2154" w:type="dxa"/>
-          </w:tcPr>
-          <w:p>
-            <w:pPr>
-              <w:spacing w:before="40" w:after="40" w:line="276" w:lineRule="auto"/>
-              <w:jc w:val="both"/>
-            </w:pPr>
-            <w:r>
-              <w:rPr>
-                <w:rFonts w:ascii="Times New Roman" w:hAnsi="Times New Roman"/>
-                <w:sz w:val="26"/>
-                <w:rFonts w:ascii="Times New Roman" w:hAnsi="Times New Roman" w:cs="Times New Roman"/>
-              </w:rPr>
-              <w:t>Ôn tập Đánh giá định kỳ 3</w:t>
-            </w:r>
-          </w:p>
-        </w:tc>
+        <w:trPr>
+          <w:cantSplit/>
+        </w:trPr>
         <w:tc>
           <w:tcPr>
             <w:tcW w:type="dxa" w:w="624"/>
-            <w:vAlign w:val="center"/>
-            <w:tcW w:w="623" w:type="dxa"/>
-          </w:tcPr>
-          <w:p>
-            <w:pPr>
-              <w:spacing w:before="40" w:after="40" w:line="276" w:lineRule="auto"/>
-              <w:jc w:val="center"/>
-            </w:pPr>
-            <w:r>
-              <w:rPr>
-                <w:rFonts w:ascii="Times New Roman" w:hAnsi="Times New Roman"/>
-                <w:sz w:val="26"/>
-                <w:rFonts w:ascii="Times New Roman" w:hAnsi="Times New Roman" w:cs="Times New Roman"/>
+            <w:tcMar>
+              <w:top w:w="80" w:type="dxa"/>
+              <w:bottom w:w="80" w:type="dxa"/>
+              <w:left w:w="100" w:type="dxa"/>
+              <w:right w:w="100" w:type="dxa"/>
+            </w:tcMar>
+          </w:tcPr>
+          <w:p>
+            <w:pPr>
+              <w:spacing w:before="40" w:after="40" w:line="276" w:lineRule="auto"/>
+              <w:jc w:val="center"/>
+            </w:pPr>
+            <w:r>
+              <w:rPr>
+                <w:rFonts w:ascii="Times New Roman" w:hAnsi="Times New Roman"/>
+                <w:sz w:val="26"/>
+              </w:rPr>
+              <w:t>17</w:t>
+            </w:r>
+          </w:p>
+        </w:tc>
+        <w:tc>
+          <w:tcPr>
+            <w:tcW w:type="dxa" w:w="3175"/>
+            <w:tcMar>
+              <w:top w:w="80" w:type="dxa"/>
+              <w:bottom w:w="80" w:type="dxa"/>
+              <w:left w:w="100" w:type="dxa"/>
+              <w:right w:w="100" w:type="dxa"/>
+            </w:tcMar>
+          </w:tcPr>
+          <w:p>
+            <w:pPr>
+              <w:spacing w:before="40" w:after="40" w:line="276" w:lineRule="auto"/>
+              <w:jc w:val="left"/>
+            </w:pPr>
+            <w:r>
+              <w:rPr>
+                <w:rFonts w:ascii="Times New Roman" w:hAnsi="Times New Roman"/>
+                <w:sz w:val="26"/>
+              </w:rPr>
+              <w:t>Bài 8a. Làm việc với danh sách dạng liệt kê và hình ảnh trong văn bản (Tiết 2)</w:t>
+            </w:r>
+          </w:p>
+        </w:tc>
+        <w:tc>
+          <w:tcPr>
+            <w:tcW w:type="dxa" w:w="907"/>
+            <w:tcMar>
+              <w:top w:w="80" w:type="dxa"/>
+              <w:bottom w:w="80" w:type="dxa"/>
+              <w:left w:w="100" w:type="dxa"/>
+              <w:right w:w="100" w:type="dxa"/>
+            </w:tcMar>
+          </w:tcPr>
+          <w:p>
+            <w:pPr>
+              <w:spacing w:before="40" w:after="40" w:line="276" w:lineRule="auto"/>
+              <w:jc w:val="center"/>
+            </w:pPr>
+            <w:r>
+              <w:rPr>
+                <w:rFonts w:ascii="Times New Roman" w:hAnsi="Times New Roman"/>
+                <w:sz w:val="26"/>
               </w:rPr>
               <w:t>1</w:t>
             </w:r>
@@ -3227,102 +3315,101 @@
         </w:tc>
         <w:tc>
           <w:tcPr>
-            <w:tcW w:type="dxa" w:w="794"/>
-            <w:vAlign w:val="center"/>
-            <w:tcW w:w="793" w:type="dxa"/>
-          </w:tcPr>
-          <w:p>
-            <w:pPr>
-              <w:jc w:val="center"/>
-            </w:pPr>
-            <w:r>
-              <w:rPr>
-                <w:rFonts w:ascii="Times New Roman" w:hAnsi="Times New Roman"/>
-                <w:sz w:val="26"/>
-              </w:rPr>
-              <w:t>16</w:t>
-            </w:r>
-          </w:p>
-        </w:tc>
-        <w:tc>
-          <w:tcPr>
-            <w:tcW w:type="dxa" w:w="5272"/>
-            <w:vAlign w:val="center"/>
-            <w:tcW w:w="5273" w:type="dxa"/>
-          </w:tcPr>
-          <w:p>
-            <w:pPr>
-              <w:spacing w:before="40" w:after="40" w:line="276" w:lineRule="auto"/>
-              <w:jc w:val="both"/>
-            </w:pPr>
-            <w:r>
-              <w:rPr>
-                <w:rFonts w:ascii="Times New Roman" w:hAnsi="Times New Roman"/>
-                <w:sz w:val="26"/>
-                <w:rFonts w:ascii="Times New Roman" w:hAnsi="Times New Roman" w:cs="Times New Roman"/>
-              </w:rPr>
-              <w:t>Hệ thống hóa kiến thức chuẩn bị Đánh giá định kỳ 3.</w:t>
+            <w:tcW w:type="dxa" w:w="4649"/>
+            <w:tcMar>
+              <w:top w:w="80" w:type="dxa"/>
+              <w:bottom w:w="80" w:type="dxa"/>
+              <w:left w:w="100" w:type="dxa"/>
+              <w:right w:w="100" w:type="dxa"/>
+            </w:tcMar>
+          </w:tcPr>
+          <w:p>
+            <w:pPr>
+              <w:spacing w:before="40" w:after="40" w:line="276" w:lineRule="auto"/>
+              <w:jc w:val="left"/>
+            </w:pPr>
+            <w:r>
+              <w:rPr>
+                <w:rFonts w:ascii="Times New Roman" w:hAnsi="Times New Roman"/>
+                <w:sz w:val="26"/>
+              </w:rPr>
+              <w:t>Thực hành chèn và xử lý hình ảnh nâng cao: cắt cúp ảnh (Crop), nén ảnh, điều chỉnh độ sáng tối và viền ảnh trong văn bản.</w:t>
             </w:r>
           </w:p>
         </w:tc>
       </w:tr>
       <w:tr>
-        <w:tc>
-          <w:tcPr>
-            <w:tcW w:type="dxa" w:w="510"/>
-            <w:vAlign w:val="center"/>
-            <w:tcW w:w="510" w:type="dxa"/>
-          </w:tcPr>
-          <w:p>
-            <w:pPr>
-              <w:jc w:val="center"/>
-            </w:pPr>
-            <w:r>
-              <w:rPr>
-                <w:rFonts w:ascii="Times New Roman" w:hAnsi="Times New Roman"/>
-                <w:sz w:val="26"/>
-              </w:rPr>
-              <w:t>17</w:t>
-            </w:r>
-          </w:p>
-        </w:tc>
-        <w:tc>
-          <w:tcPr>
-            <w:tcW w:type="dxa" w:w="2154"/>
-            <w:vAlign w:val="center"/>
-            <w:tcW w:w="2154" w:type="dxa"/>
-          </w:tcPr>
-          <w:p>
-            <w:pPr>
-              <w:spacing w:before="40" w:after="40" w:line="276" w:lineRule="auto"/>
-              <w:jc w:val="both"/>
-            </w:pPr>
-            <w:r>
-              <w:rPr>
-                <w:rFonts w:ascii="Times New Roman" w:hAnsi="Times New Roman"/>
-                <w:sz w:val="26"/>
-                <w:rFonts w:ascii="Times New Roman" w:hAnsi="Times New Roman" w:cs="Times New Roman"/>
-              </w:rPr>
-              <w:t>Đánh giá định kỳ 3</w:t>
-            </w:r>
-          </w:p>
-        </w:tc>
+        <w:trPr>
+          <w:cantSplit/>
+        </w:trPr>
         <w:tc>
           <w:tcPr>
             <w:tcW w:type="dxa" w:w="624"/>
-            <w:vAlign w:val="center"/>
-            <w:tcW w:w="623" w:type="dxa"/>
-          </w:tcPr>
-          <w:p>
-            <w:pPr>
-              <w:spacing w:before="40" w:after="40" w:line="276" w:lineRule="auto"/>
-              <w:jc w:val="center"/>
-            </w:pPr>
-            <w:r>
-              <w:rPr>
-                <w:rFonts w:ascii="Times New Roman" w:hAnsi="Times New Roman"/>
-                <w:sz w:val="26"/>
-                <w:rFonts w:ascii="Times New Roman" w:hAnsi="Times New Roman" w:cs="Times New Roman"/>
+            <w:tcMar>
+              <w:top w:w="80" w:type="dxa"/>
+              <w:bottom w:w="80" w:type="dxa"/>
+              <w:left w:w="100" w:type="dxa"/>
+              <w:right w:w="100" w:type="dxa"/>
+            </w:tcMar>
+          </w:tcPr>
+          <w:p>
+            <w:pPr>
+              <w:spacing w:before="40" w:after="40" w:line="276" w:lineRule="auto"/>
+              <w:jc w:val="center"/>
+            </w:pPr>
+            <w:r>
+              <w:rPr>
+                <w:rFonts w:ascii="Times New Roman" w:hAnsi="Times New Roman"/>
+                <w:sz w:val="26"/>
+              </w:rPr>
+              <w:t>18</w:t>
+            </w:r>
+          </w:p>
+        </w:tc>
+        <w:tc>
+          <w:tcPr>
+            <w:tcW w:type="dxa" w:w="3175"/>
+            <w:tcMar>
+              <w:top w:w="80" w:type="dxa"/>
+              <w:bottom w:w="80" w:type="dxa"/>
+              <w:left w:w="100" w:type="dxa"/>
+              <w:right w:w="100" w:type="dxa"/>
+            </w:tcMar>
+          </w:tcPr>
+          <w:p>
+            <w:pPr>
+              <w:spacing w:before="40" w:after="40" w:line="276" w:lineRule="auto"/>
+              <w:jc w:val="left"/>
+            </w:pPr>
+            <w:r>
+              <w:rPr>
+                <w:rFonts w:ascii="Times New Roman" w:hAnsi="Times New Roman"/>
+                <w:b/>
+                <w:sz w:val="26"/>
+              </w:rPr>
+              <w:t>Ôn tập Đánh giá định kỳ 2</w:t>
+            </w:r>
+          </w:p>
+        </w:tc>
+        <w:tc>
+          <w:tcPr>
+            <w:tcW w:type="dxa" w:w="907"/>
+            <w:tcMar>
+              <w:top w:w="80" w:type="dxa"/>
+              <w:bottom w:w="80" w:type="dxa"/>
+              <w:left w:w="100" w:type="dxa"/>
+              <w:right w:w="100" w:type="dxa"/>
+            </w:tcMar>
+          </w:tcPr>
+          <w:p>
+            <w:pPr>
+              <w:spacing w:before="40" w:after="40" w:line="276" w:lineRule="auto"/>
+              <w:jc w:val="center"/>
+            </w:pPr>
+            <w:r>
+              <w:rPr>
+                <w:rFonts w:ascii="Times New Roman" w:hAnsi="Times New Roman"/>
+                <w:sz w:val="26"/>
               </w:rPr>
               <w:t>1</w:t>
             </w:r>
@@ -3330,51 +3417,66 @@
         </w:tc>
         <w:tc>
           <w:tcPr>
-            <w:tcW w:type="dxa" w:w="794"/>
-            <w:vAlign w:val="center"/>
-            <w:tcW w:w="793" w:type="dxa"/>
-          </w:tcPr>
-          <w:p>
-            <w:pPr>
-              <w:jc w:val="center"/>
-            </w:pPr>
-            <w:r>
-              <w:rPr>
-                <w:rFonts w:ascii="Times New Roman" w:hAnsi="Times New Roman"/>
-                <w:sz w:val="26"/>
-              </w:rPr>
-              <w:t>17</w:t>
-            </w:r>
-          </w:p>
-        </w:tc>
-        <w:tc>
-          <w:tcPr>
-            <w:tcW w:type="dxa" w:w="5272"/>
-            <w:vAlign w:val="center"/>
-            <w:tcW w:w="5273" w:type="dxa"/>
-          </w:tcPr>
-          <w:p>
-            <w:pPr>
-              <w:spacing w:before="40" w:after="40" w:line="276" w:lineRule="auto"/>
-              <w:jc w:val="both"/>
-            </w:pPr>
-            <w:r>
-              <w:rPr>
-                <w:rFonts w:ascii="Times New Roman" w:hAnsi="Times New Roman"/>
-                <w:sz w:val="26"/>
-                <w:rFonts w:ascii="Times New Roman" w:hAnsi="Times New Roman" w:cs="Times New Roman"/>
-              </w:rPr>
-              <w:t>Kiểm tra đánh giá kết quả học tập.</w:t>
+            <w:tcW w:type="dxa" w:w="4649"/>
+            <w:tcMar>
+              <w:top w:w="80" w:type="dxa"/>
+              <w:bottom w:w="80" w:type="dxa"/>
+              <w:left w:w="100" w:type="dxa"/>
+              <w:right w:w="100" w:type="dxa"/>
+            </w:tcMar>
+          </w:tcPr>
+          <w:p>
+            <w:pPr>
+              <w:spacing w:before="40" w:after="40" w:line="276" w:lineRule="auto"/>
+              <w:jc w:val="left"/>
+            </w:pPr>
+            <w:r>
+              <w:rPr>
+                <w:rFonts w:ascii="Times New Roman" w:hAnsi="Times New Roman"/>
+                <w:sz w:val="26"/>
+              </w:rPr>
+              <w:t>Hệ thống hóa kiến thức về sắp xếp lọc dữ liệu, biểu đồ thống kê, định dạng danh sách và xử lý hình ảnh văn bản.</w:t>
             </w:r>
           </w:p>
         </w:tc>
       </w:tr>
       <w:tr>
-        <w:tc>
-          <w:tcPr>
-            <w:tcW w:type="dxa" w:w="9310"/>
-            <w:gridSpan w:val="5"/>
-            <w:vAlign w:val="center"/>
+        <w:trPr>
+          <w:cantSplit/>
+        </w:trPr>
+        <w:tc>
+          <w:tcPr>
+            <w:tcW w:type="dxa" w:w="624"/>
+            <w:tcMar>
+              <w:top w:w="80" w:type="dxa"/>
+              <w:bottom w:w="80" w:type="dxa"/>
+              <w:left w:w="100" w:type="dxa"/>
+              <w:right w:w="100" w:type="dxa"/>
+            </w:tcMar>
+          </w:tcPr>
+          <w:p>
+            <w:pPr>
+              <w:spacing w:before="40" w:after="40" w:line="276" w:lineRule="auto"/>
+              <w:jc w:val="center"/>
+            </w:pPr>
+            <w:r>
+              <w:rPr>
+                <w:rFonts w:ascii="Times New Roman" w:hAnsi="Times New Roman"/>
+                <w:sz w:val="26"/>
+              </w:rPr>
+              <w:t>19</w:t>
+            </w:r>
+          </w:p>
+        </w:tc>
+        <w:tc>
+          <w:tcPr>
+            <w:tcW w:type="dxa" w:w="3175"/>
+            <w:tcMar>
+              <w:top w:w="80" w:type="dxa"/>
+              <w:bottom w:w="80" w:type="dxa"/>
+              <w:left w:w="100" w:type="dxa"/>
+              <w:right w:w="100" w:type="dxa"/>
+            </w:tcMar>
           </w:tcPr>
           <w:p>
             <w:pPr>
@@ -3386,70 +3488,131 @@
                 <w:rFonts w:ascii="Times New Roman" w:hAnsi="Times New Roman"/>
                 <w:b/>
                 <w:sz w:val="26"/>
-                <w:rFonts w:ascii="Times New Roman" w:hAnsi="Times New Roman" w:cs="Times New Roman"/>
-              </w:rPr>
-              <w:t>Chủ đề 5: Giải quyết vấn đề với sự trợ giúp của máy tính</w:t>
+              </w:rPr>
+              <w:t>Đánh giá định kỳ 2</w:t>
+            </w:r>
+          </w:p>
+        </w:tc>
+        <w:tc>
+          <w:tcPr>
+            <w:tcW w:type="dxa" w:w="907"/>
+            <w:tcMar>
+              <w:top w:w="80" w:type="dxa"/>
+              <w:bottom w:w="80" w:type="dxa"/>
+              <w:left w:w="100" w:type="dxa"/>
+              <w:right w:w="100" w:type="dxa"/>
+            </w:tcMar>
+          </w:tcPr>
+          <w:p>
+            <w:pPr>
+              <w:spacing w:before="40" w:after="40" w:line="276" w:lineRule="auto"/>
+              <w:jc w:val="center"/>
+            </w:pPr>
+            <w:r>
+              <w:rPr>
+                <w:rFonts w:ascii="Times New Roman" w:hAnsi="Times New Roman"/>
+                <w:sz w:val="26"/>
+              </w:rPr>
+              <w:t>1</w:t>
+            </w:r>
+          </w:p>
+        </w:tc>
+        <w:tc>
+          <w:tcPr>
+            <w:tcW w:type="dxa" w:w="4649"/>
+            <w:tcMar>
+              <w:top w:w="80" w:type="dxa"/>
+              <w:bottom w:w="80" w:type="dxa"/>
+              <w:left w:w="100" w:type="dxa"/>
+              <w:right w:w="100" w:type="dxa"/>
+            </w:tcMar>
+          </w:tcPr>
+          <w:p>
+            <w:pPr>
+              <w:spacing w:before="40" w:after="40" w:line="276" w:lineRule="auto"/>
+              <w:jc w:val="left"/>
+            </w:pPr>
+            <w:r>
+              <w:rPr>
+                <w:rFonts w:ascii="Times New Roman" w:hAnsi="Times New Roman"/>
+                <w:sz w:val="26"/>
+              </w:rPr>
+              <w:t>Kiểm tra, đánh giá kỹ năng thực hành phân tích số liệu bảng tính, vẽ biểu đồ và định dạng văn bản nâng cao cuối Học kì 1.</w:t>
             </w:r>
           </w:p>
         </w:tc>
       </w:tr>
       <w:tr>
-        <w:tc>
-          <w:tcPr>
-            <w:tcW w:type="dxa" w:w="510"/>
-            <w:vAlign w:val="center"/>
-            <w:tcW w:w="510" w:type="dxa"/>
-          </w:tcPr>
-          <w:p>
-            <w:pPr>
-              <w:jc w:val="center"/>
-            </w:pPr>
-            <w:r>
-              <w:rPr>
-                <w:rFonts w:ascii="Times New Roman" w:hAnsi="Times New Roman"/>
-                <w:sz w:val="26"/>
-              </w:rPr>
-              <w:t>18</w:t>
-            </w:r>
-          </w:p>
-        </w:tc>
-        <w:tc>
-          <w:tcPr>
-            <w:tcW w:type="dxa" w:w="2154"/>
-            <w:vAlign w:val="center"/>
-            <w:tcW w:w="2154" w:type="dxa"/>
-          </w:tcPr>
-          <w:p>
-            <w:pPr>
-              <w:spacing w:before="40" w:after="40" w:line="276" w:lineRule="auto"/>
-              <w:jc w:val="both"/>
-            </w:pPr>
-            <w:r>
-              <w:rPr>
-                <w:rFonts w:ascii="Times New Roman" w:hAnsi="Times New Roman"/>
-                <w:sz w:val="26"/>
-                <w:rFonts w:ascii="Times New Roman" w:hAnsi="Times New Roman" w:cs="Times New Roman"/>
-              </w:rPr>
-              <w:t>Bài 12. Từ thuật toán đến chương trình</w:t>
-            </w:r>
-          </w:p>
-        </w:tc>
+        <w:trPr>
+          <w:cantSplit/>
+        </w:trPr>
         <w:tc>
           <w:tcPr>
             <w:tcW w:type="dxa" w:w="624"/>
-            <w:vAlign w:val="center"/>
-            <w:tcW w:w="623" w:type="dxa"/>
-          </w:tcPr>
-          <w:p>
-            <w:pPr>
-              <w:spacing w:before="40" w:after="40" w:line="276" w:lineRule="auto"/>
-              <w:jc w:val="center"/>
-            </w:pPr>
-            <w:r>
-              <w:rPr>
-                <w:rFonts w:ascii="Times New Roman" w:hAnsi="Times New Roman"/>
-                <w:sz w:val="26"/>
-                <w:rFonts w:ascii="Times New Roman" w:hAnsi="Times New Roman" w:cs="Times New Roman"/>
+            <w:tcMar>
+              <w:top w:w="80" w:type="dxa"/>
+              <w:bottom w:w="80" w:type="dxa"/>
+              <w:left w:w="100" w:type="dxa"/>
+              <w:right w:w="100" w:type="dxa"/>
+            </w:tcMar>
+          </w:tcPr>
+          <w:p>
+            <w:pPr>
+              <w:spacing w:before="40" w:after="40" w:line="276" w:lineRule="auto"/>
+              <w:jc w:val="center"/>
+            </w:pPr>
+            <w:r>
+              <w:rPr>
+                <w:rFonts w:ascii="Times New Roman" w:hAnsi="Times New Roman"/>
+                <w:sz w:val="26"/>
+              </w:rPr>
+              <w:t>20</w:t>
+            </w:r>
+          </w:p>
+        </w:tc>
+        <w:tc>
+          <w:tcPr>
+            <w:tcW w:type="dxa" w:w="3175"/>
+            <w:tcMar>
+              <w:top w:w="80" w:type="dxa"/>
+              <w:bottom w:w="80" w:type="dxa"/>
+              <w:left w:w="100" w:type="dxa"/>
+              <w:right w:w="100" w:type="dxa"/>
+            </w:tcMar>
+          </w:tcPr>
+          <w:p>
+            <w:pPr>
+              <w:spacing w:before="40" w:after="40" w:line="276" w:lineRule="auto"/>
+              <w:jc w:val="left"/>
+            </w:pPr>
+            <w:r>
+              <w:rPr>
+                <w:rFonts w:ascii="Times New Roman" w:hAnsi="Times New Roman"/>
+                <w:sz w:val="26"/>
+              </w:rPr>
+              <w:t>Bài 9a. Tạo đầu trang, chân trang cho văn bản (Tiết 1)</w:t>
+            </w:r>
+          </w:p>
+        </w:tc>
+        <w:tc>
+          <w:tcPr>
+            <w:tcW w:type="dxa" w:w="907"/>
+            <w:tcMar>
+              <w:top w:w="80" w:type="dxa"/>
+              <w:bottom w:w="80" w:type="dxa"/>
+              <w:left w:w="100" w:type="dxa"/>
+              <w:right w:w="100" w:type="dxa"/>
+            </w:tcMar>
+          </w:tcPr>
+          <w:p>
+            <w:pPr>
+              <w:spacing w:before="40" w:after="40" w:line="276" w:lineRule="auto"/>
+              <w:jc w:val="center"/>
+            </w:pPr>
+            <w:r>
+              <w:rPr>
+                <w:rFonts w:ascii="Times New Roman" w:hAnsi="Times New Roman"/>
+                <w:sz w:val="26"/>
               </w:rPr>
               <w:t>1</w:t>
             </w:r>
@@ -3457,102 +3620,100 @@
         </w:tc>
         <w:tc>
           <w:tcPr>
-            <w:tcW w:type="dxa" w:w="794"/>
-            <w:vAlign w:val="center"/>
-            <w:tcW w:w="793" w:type="dxa"/>
-          </w:tcPr>
-          <w:p>
-            <w:pPr>
-              <w:jc w:val="center"/>
-            </w:pPr>
-            <w:r>
-              <w:rPr>
-                <w:rFonts w:ascii="Times New Roman" w:hAnsi="Times New Roman"/>
-                <w:sz w:val="26"/>
-              </w:rPr>
-              <w:t>18</w:t>
-            </w:r>
-          </w:p>
-        </w:tc>
-        <w:tc>
-          <w:tcPr>
-            <w:tcW w:type="dxa" w:w="5272"/>
-            <w:vAlign w:val="center"/>
-            <w:tcW w:w="5273" w:type="dxa"/>
-          </w:tcPr>
-          <w:p>
-            <w:pPr>
-              <w:spacing w:before="40" w:after="40" w:line="276" w:lineRule="auto"/>
-              <w:jc w:val="both"/>
-            </w:pPr>
-            <w:r>
-              <w:rPr>
-                <w:rFonts w:ascii="Times New Roman" w:hAnsi="Times New Roman"/>
-                <w:sz w:val="26"/>
-                <w:rFonts w:ascii="Times New Roman" w:hAnsi="Times New Roman" w:cs="Times New Roman"/>
-              </w:rPr>
-              <w:t>- Mô tả kịch bản dưới dạng thuật toán; tạo chương trình đơn giản.  - Hiểu chương trình là dãy lệnh điều khiển máy tính thực hiện thuật toán.</w:t>
+            <w:tcW w:type="dxa" w:w="4649"/>
+            <w:tcMar>
+              <w:top w:w="80" w:type="dxa"/>
+              <w:bottom w:w="80" w:type="dxa"/>
+              <w:left w:w="100" w:type="dxa"/>
+              <w:right w:w="100" w:type="dxa"/>
+            </w:tcMar>
+          </w:tcPr>
+          <w:p>
+            <w:pPr>
+              <w:spacing w:before="40" w:after="40" w:line="276" w:lineRule="auto"/>
+              <w:jc w:val="left"/>
+            </w:pPr>
+            <w:r>
+              <w:rPr>
+                <w:rFonts w:ascii="Times New Roman" w:hAnsi="Times New Roman"/>
+                <w:sz w:val="26"/>
+              </w:rPr>
+              <w:t>Hiểu khái niệm đầu trang (Header) và chân trang (Footer); biết cách chèn số trang tự động vào văn bản nhiều trang.</w:t>
             </w:r>
           </w:p>
         </w:tc>
       </w:tr>
       <w:tr>
-        <w:tc>
-          <w:tcPr>
-            <w:tcW w:type="dxa" w:w="510"/>
-            <w:vAlign w:val="center"/>
-            <w:tcW w:w="510" w:type="dxa"/>
-          </w:tcPr>
-          <w:p>
-            <w:pPr>
-              <w:jc w:val="center"/>
-            </w:pPr>
-            <w:r>
-              <w:rPr>
-                <w:rFonts w:ascii="Times New Roman" w:hAnsi="Times New Roman"/>
-                <w:sz w:val="26"/>
-              </w:rPr>
-              <w:t>19</w:t>
-            </w:r>
-          </w:p>
-        </w:tc>
-        <w:tc>
-          <w:tcPr>
-            <w:tcW w:type="dxa" w:w="2154"/>
-            <w:vAlign w:val="center"/>
-            <w:tcW w:w="2154" w:type="dxa"/>
-          </w:tcPr>
-          <w:p>
-            <w:pPr>
-              <w:spacing w:before="40" w:after="40" w:line="276" w:lineRule="auto"/>
-              <w:jc w:val="both"/>
-            </w:pPr>
-            <w:r>
-              <w:rPr>
-                <w:rFonts w:ascii="Times New Roman" w:hAnsi="Times New Roman"/>
-                <w:sz w:val="26"/>
-                <w:rFonts w:ascii="Times New Roman" w:hAnsi="Times New Roman" w:cs="Times New Roman"/>
-              </w:rPr>
-              <w:t>Ôn tập và luyện tập</w:t>
-            </w:r>
-          </w:p>
-        </w:tc>
+        <w:trPr>
+          <w:cantSplit/>
+        </w:trPr>
         <w:tc>
           <w:tcPr>
             <w:tcW w:type="dxa" w:w="624"/>
-            <w:vAlign w:val="center"/>
-            <w:tcW w:w="623" w:type="dxa"/>
-          </w:tcPr>
-          <w:p>
-            <w:pPr>
-              <w:spacing w:before="40" w:after="40" w:line="276" w:lineRule="auto"/>
-              <w:jc w:val="center"/>
-            </w:pPr>
-            <w:r>
-              <w:rPr>
-                <w:rFonts w:ascii="Times New Roman" w:hAnsi="Times New Roman"/>
-                <w:sz w:val="26"/>
-                <w:rFonts w:ascii="Times New Roman" w:hAnsi="Times New Roman" w:cs="Times New Roman"/>
+            <w:tcMar>
+              <w:top w:w="80" w:type="dxa"/>
+              <w:bottom w:w="80" w:type="dxa"/>
+              <w:left w:w="100" w:type="dxa"/>
+              <w:right w:w="100" w:type="dxa"/>
+            </w:tcMar>
+          </w:tcPr>
+          <w:p>
+            <w:pPr>
+              <w:spacing w:before="40" w:after="40" w:line="276" w:lineRule="auto"/>
+              <w:jc w:val="center"/>
+            </w:pPr>
+            <w:r>
+              <w:rPr>
+                <w:rFonts w:ascii="Times New Roman" w:hAnsi="Times New Roman"/>
+                <w:sz w:val="26"/>
+              </w:rPr>
+              <w:t>21</w:t>
+            </w:r>
+          </w:p>
+        </w:tc>
+        <w:tc>
+          <w:tcPr>
+            <w:tcW w:type="dxa" w:w="3175"/>
+            <w:tcMar>
+              <w:top w:w="80" w:type="dxa"/>
+              <w:bottom w:w="80" w:type="dxa"/>
+              <w:left w:w="100" w:type="dxa"/>
+              <w:right w:w="100" w:type="dxa"/>
+            </w:tcMar>
+          </w:tcPr>
+          <w:p>
+            <w:pPr>
+              <w:spacing w:before="40" w:after="40" w:line="276" w:lineRule="auto"/>
+              <w:jc w:val="left"/>
+            </w:pPr>
+            <w:r>
+              <w:rPr>
+                <w:rFonts w:ascii="Times New Roman" w:hAnsi="Times New Roman"/>
+                <w:sz w:val="26"/>
+              </w:rPr>
+              <w:t>Bài 9a. Tạo đầu trang, chân trang cho văn bản (Tiết 2)</w:t>
+            </w:r>
+          </w:p>
+        </w:tc>
+        <w:tc>
+          <w:tcPr>
+            <w:tcW w:type="dxa" w:w="907"/>
+            <w:tcMar>
+              <w:top w:w="80" w:type="dxa"/>
+              <w:bottom w:w="80" w:type="dxa"/>
+              <w:left w:w="100" w:type="dxa"/>
+              <w:right w:w="100" w:type="dxa"/>
+            </w:tcMar>
+          </w:tcPr>
+          <w:p>
+            <w:pPr>
+              <w:spacing w:before="40" w:after="40" w:line="276" w:lineRule="auto"/>
+              <w:jc w:val="center"/>
+            </w:pPr>
+            <w:r>
+              <w:rPr>
+                <w:rFonts w:ascii="Times New Roman" w:hAnsi="Times New Roman"/>
+                <w:sz w:val="26"/>
               </w:rPr>
               <w:t>1</w:t>
             </w:r>
@@ -3560,102 +3721,100 @@
         </w:tc>
         <w:tc>
           <w:tcPr>
-            <w:tcW w:type="dxa" w:w="794"/>
-            <w:vAlign w:val="center"/>
-            <w:tcW w:w="793" w:type="dxa"/>
-          </w:tcPr>
-          <w:p>
-            <w:pPr>
-              <w:jc w:val="center"/>
-            </w:pPr>
-            <w:r>
-              <w:rPr>
-                <w:rFonts w:ascii="Times New Roman" w:hAnsi="Times New Roman"/>
-                <w:sz w:val="26"/>
-              </w:rPr>
-              <w:t>19</w:t>
-            </w:r>
-          </w:p>
-        </w:tc>
-        <w:tc>
-          <w:tcPr>
-            <w:tcW w:type="dxa" w:w="5272"/>
-            <w:vAlign w:val="center"/>
-            <w:tcW w:w="5273" w:type="dxa"/>
-          </w:tcPr>
-          <w:p>
-            <w:pPr>
-              <w:spacing w:before="40" w:after="40" w:line="276" w:lineRule="auto"/>
-              <w:jc w:val="both"/>
-            </w:pPr>
-            <w:r>
-              <w:rPr>
-                <w:rFonts w:ascii="Times New Roman" w:hAnsi="Times New Roman"/>
-                <w:sz w:val="26"/>
-                <w:rFonts w:ascii="Times New Roman" w:hAnsi="Times New Roman" w:cs="Times New Roman"/>
-              </w:rPr>
-              <w:t>Ôn tập, luyện tập bổ sung kiến thức và kỹ năng.</w:t>
+            <w:tcW w:type="dxa" w:w="4649"/>
+            <w:tcMar>
+              <w:top w:w="80" w:type="dxa"/>
+              <w:bottom w:w="80" w:type="dxa"/>
+              <w:left w:w="100" w:type="dxa"/>
+              <w:right w:w="100" w:type="dxa"/>
+            </w:tcMar>
+          </w:tcPr>
+          <w:p>
+            <w:pPr>
+              <w:spacing w:before="40" w:after="40" w:line="276" w:lineRule="auto"/>
+              <w:jc w:val="left"/>
+            </w:pPr>
+            <w:r>
+              <w:rPr>
+                <w:rFonts w:ascii="Times New Roman" w:hAnsi="Times New Roman"/>
+                <w:sz w:val="26"/>
+              </w:rPr>
+              <w:t>Thực hành thiết lập Header/Footer chuyên nghiệp có tên tài liệu, tên tác giả và số trang dạng Trang X/Y.</w:t>
             </w:r>
           </w:p>
         </w:tc>
       </w:tr>
       <w:tr>
-        <w:tc>
-          <w:tcPr>
-            <w:tcW w:type="dxa" w:w="510"/>
-            <w:vAlign w:val="center"/>
-            <w:tcW w:w="510" w:type="dxa"/>
-          </w:tcPr>
-          <w:p>
-            <w:pPr>
-              <w:jc w:val="center"/>
-            </w:pPr>
-            <w:r>
-              <w:rPr>
-                <w:rFonts w:ascii="Times New Roman" w:hAnsi="Times New Roman"/>
-                <w:sz w:val="26"/>
-              </w:rPr>
-              <w:t>20</w:t>
-            </w:r>
-          </w:p>
-        </w:tc>
-        <w:tc>
-          <w:tcPr>
-            <w:tcW w:type="dxa" w:w="2154"/>
-            <w:vAlign w:val="center"/>
-            <w:tcW w:w="2154" w:type="dxa"/>
-          </w:tcPr>
-          <w:p>
-            <w:pPr>
-              <w:spacing w:before="40" w:after="40" w:line="276" w:lineRule="auto"/>
-              <w:jc w:val="both"/>
-            </w:pPr>
-            <w:r>
-              <w:rPr>
-                <w:rFonts w:ascii="Times New Roman" w:hAnsi="Times New Roman"/>
-                <w:sz w:val="26"/>
-                <w:rFonts w:ascii="Times New Roman" w:hAnsi="Times New Roman" w:cs="Times New Roman"/>
-              </w:rPr>
-              <w:t>Ôn tập Đánh giá định kỳ 4</w:t>
-            </w:r>
-          </w:p>
-        </w:tc>
+        <w:trPr>
+          <w:cantSplit/>
+        </w:trPr>
         <w:tc>
           <w:tcPr>
             <w:tcW w:type="dxa" w:w="624"/>
-            <w:vAlign w:val="center"/>
-            <w:tcW w:w="623" w:type="dxa"/>
-          </w:tcPr>
-          <w:p>
-            <w:pPr>
-              <w:spacing w:before="40" w:after="40" w:line="276" w:lineRule="auto"/>
-              <w:jc w:val="center"/>
-            </w:pPr>
-            <w:r>
-              <w:rPr>
-                <w:rFonts w:ascii="Times New Roman" w:hAnsi="Times New Roman"/>
-                <w:sz w:val="26"/>
-                <w:rFonts w:ascii="Times New Roman" w:hAnsi="Times New Roman" w:cs="Times New Roman"/>
+            <w:tcMar>
+              <w:top w:w="80" w:type="dxa"/>
+              <w:bottom w:w="80" w:type="dxa"/>
+              <w:left w:w="100" w:type="dxa"/>
+              <w:right w:w="100" w:type="dxa"/>
+            </w:tcMar>
+          </w:tcPr>
+          <w:p>
+            <w:pPr>
+              <w:spacing w:before="40" w:after="40" w:line="276" w:lineRule="auto"/>
+              <w:jc w:val="center"/>
+            </w:pPr>
+            <w:r>
+              <w:rPr>
+                <w:rFonts w:ascii="Times New Roman" w:hAnsi="Times New Roman"/>
+                <w:sz w:val="26"/>
+              </w:rPr>
+              <w:t>22</w:t>
+            </w:r>
+          </w:p>
+        </w:tc>
+        <w:tc>
+          <w:tcPr>
+            <w:tcW w:type="dxa" w:w="3175"/>
+            <w:tcMar>
+              <w:top w:w="80" w:type="dxa"/>
+              <w:bottom w:w="80" w:type="dxa"/>
+              <w:left w:w="100" w:type="dxa"/>
+              <w:right w:w="100" w:type="dxa"/>
+            </w:tcMar>
+          </w:tcPr>
+          <w:p>
+            <w:pPr>
+              <w:spacing w:before="40" w:after="40" w:line="276" w:lineRule="auto"/>
+              <w:jc w:val="left"/>
+            </w:pPr>
+            <w:r>
+              <w:rPr>
+                <w:rFonts w:ascii="Times New Roman" w:hAnsi="Times New Roman"/>
+                <w:sz w:val="26"/>
+              </w:rPr>
+              <w:t>Bài 10a. Định dạng nâng cao cho trang chiếu (Tiết 1)</w:t>
+            </w:r>
+          </w:p>
+        </w:tc>
+        <w:tc>
+          <w:tcPr>
+            <w:tcW w:type="dxa" w:w="907"/>
+            <w:tcMar>
+              <w:top w:w="80" w:type="dxa"/>
+              <w:bottom w:w="80" w:type="dxa"/>
+              <w:left w:w="100" w:type="dxa"/>
+              <w:right w:w="100" w:type="dxa"/>
+            </w:tcMar>
+          </w:tcPr>
+          <w:p>
+            <w:pPr>
+              <w:spacing w:before="40" w:after="40" w:line="276" w:lineRule="auto"/>
+              <w:jc w:val="center"/>
+            </w:pPr>
+            <w:r>
+              <w:rPr>
+                <w:rFonts w:ascii="Times New Roman" w:hAnsi="Times New Roman"/>
+                <w:sz w:val="26"/>
               </w:rPr>
               <w:t>1</w:t>
             </w:r>
@@ -3663,102 +3822,100 @@
         </w:tc>
         <w:tc>
           <w:tcPr>
-            <w:tcW w:type="dxa" w:w="794"/>
-            <w:vAlign w:val="center"/>
-            <w:tcW w:w="793" w:type="dxa"/>
-          </w:tcPr>
-          <w:p>
-            <w:pPr>
-              <w:jc w:val="center"/>
-            </w:pPr>
-            <w:r>
-              <w:rPr>
-                <w:rFonts w:ascii="Times New Roman" w:hAnsi="Times New Roman"/>
-                <w:sz w:val="26"/>
-              </w:rPr>
-              <w:t>20</w:t>
-            </w:r>
-          </w:p>
-        </w:tc>
-        <w:tc>
-          <w:tcPr>
-            <w:tcW w:type="dxa" w:w="5272"/>
-            <w:vAlign w:val="center"/>
-            <w:tcW w:w="5273" w:type="dxa"/>
-          </w:tcPr>
-          <w:p>
-            <w:pPr>
-              <w:spacing w:before="40" w:after="40" w:line="276" w:lineRule="auto"/>
-              <w:jc w:val="both"/>
-            </w:pPr>
-            <w:r>
-              <w:rPr>
-                <w:rFonts w:ascii="Times New Roman" w:hAnsi="Times New Roman"/>
-                <w:sz w:val="26"/>
-                <w:rFonts w:ascii="Times New Roman" w:hAnsi="Times New Roman" w:cs="Times New Roman"/>
-              </w:rPr>
-              <w:t>Hệ thống hóa kiến thức chuẩn bị Đánh giá định kỳ 4.</w:t>
+            <w:tcW w:type="dxa" w:w="4649"/>
+            <w:tcMar>
+              <w:top w:w="80" w:type="dxa"/>
+              <w:bottom w:w="80" w:type="dxa"/>
+              <w:left w:w="100" w:type="dxa"/>
+              <w:right w:w="100" w:type="dxa"/>
+            </w:tcMar>
+          </w:tcPr>
+          <w:p>
+            <w:pPr>
+              <w:spacing w:before="40" w:after="40" w:line="276" w:lineRule="auto"/>
+              <w:jc w:val="left"/>
+            </w:pPr>
+            <w:r>
+              <w:rPr>
+                <w:rFonts w:ascii="Times New Roman" w:hAnsi="Times New Roman"/>
+                <w:sz w:val="26"/>
+              </w:rPr>
+              <w:t>Nắm vững các kỹ thuật định dạng nâng cao cho bài trình chiếu: sử dụng Slide Master để tạo mẫu nền và định dạng đồng bộ.</w:t>
             </w:r>
           </w:p>
         </w:tc>
       </w:tr>
       <w:tr>
-        <w:tc>
-          <w:tcPr>
-            <w:tcW w:type="dxa" w:w="510"/>
-            <w:vAlign w:val="center"/>
-            <w:tcW w:w="510" w:type="dxa"/>
-          </w:tcPr>
-          <w:p>
-            <w:pPr>
-              <w:jc w:val="center"/>
-            </w:pPr>
-            <w:r>
-              <w:rPr>
-                <w:rFonts w:ascii="Times New Roman" w:hAnsi="Times New Roman"/>
-                <w:sz w:val="26"/>
-              </w:rPr>
-              <w:t>21</w:t>
-            </w:r>
-          </w:p>
-        </w:tc>
-        <w:tc>
-          <w:tcPr>
-            <w:tcW w:type="dxa" w:w="2154"/>
-            <w:vAlign w:val="center"/>
-            <w:tcW w:w="2154" w:type="dxa"/>
-          </w:tcPr>
-          <w:p>
-            <w:pPr>
-              <w:spacing w:before="40" w:after="40" w:line="276" w:lineRule="auto"/>
-              <w:jc w:val="both"/>
-            </w:pPr>
-            <w:r>
-              <w:rPr>
-                <w:rFonts w:ascii="Times New Roman" w:hAnsi="Times New Roman"/>
-                <w:sz w:val="26"/>
-                <w:rFonts w:ascii="Times New Roman" w:hAnsi="Times New Roman" w:cs="Times New Roman"/>
-              </w:rPr>
-              <w:t>Đánh giá định kỳ 4</w:t>
-            </w:r>
-          </w:p>
-        </w:tc>
+        <w:trPr>
+          <w:cantSplit/>
+        </w:trPr>
         <w:tc>
           <w:tcPr>
             <w:tcW w:type="dxa" w:w="624"/>
-            <w:vAlign w:val="center"/>
-            <w:tcW w:w="623" w:type="dxa"/>
-          </w:tcPr>
-          <w:p>
-            <w:pPr>
-              <w:spacing w:before="40" w:after="40" w:line="276" w:lineRule="auto"/>
-              <w:jc w:val="center"/>
-            </w:pPr>
-            <w:r>
-              <w:rPr>
-                <w:rFonts w:ascii="Times New Roman" w:hAnsi="Times New Roman"/>
-                <w:sz w:val="26"/>
-                <w:rFonts w:ascii="Times New Roman" w:hAnsi="Times New Roman" w:cs="Times New Roman"/>
+            <w:tcMar>
+              <w:top w:w="80" w:type="dxa"/>
+              <w:bottom w:w="80" w:type="dxa"/>
+              <w:left w:w="100" w:type="dxa"/>
+              <w:right w:w="100" w:type="dxa"/>
+            </w:tcMar>
+          </w:tcPr>
+          <w:p>
+            <w:pPr>
+              <w:spacing w:before="40" w:after="40" w:line="276" w:lineRule="auto"/>
+              <w:jc w:val="center"/>
+            </w:pPr>
+            <w:r>
+              <w:rPr>
+                <w:rFonts w:ascii="Times New Roman" w:hAnsi="Times New Roman"/>
+                <w:sz w:val="26"/>
+              </w:rPr>
+              <w:t>23</w:t>
+            </w:r>
+          </w:p>
+        </w:tc>
+        <w:tc>
+          <w:tcPr>
+            <w:tcW w:type="dxa" w:w="3175"/>
+            <w:tcMar>
+              <w:top w:w="80" w:type="dxa"/>
+              <w:bottom w:w="80" w:type="dxa"/>
+              <w:left w:w="100" w:type="dxa"/>
+              <w:right w:w="100" w:type="dxa"/>
+            </w:tcMar>
+          </w:tcPr>
+          <w:p>
+            <w:pPr>
+              <w:spacing w:before="40" w:after="40" w:line="276" w:lineRule="auto"/>
+              <w:jc w:val="left"/>
+            </w:pPr>
+            <w:r>
+              <w:rPr>
+                <w:rFonts w:ascii="Times New Roman" w:hAnsi="Times New Roman"/>
+                <w:sz w:val="26"/>
+              </w:rPr>
+              <w:t>Bài 10a. Định dạng nâng cao cho trang chiếu (Tiết 2)</w:t>
+            </w:r>
+          </w:p>
+        </w:tc>
+        <w:tc>
+          <w:tcPr>
+            <w:tcW w:type="dxa" w:w="907"/>
+            <w:tcMar>
+              <w:top w:w="80" w:type="dxa"/>
+              <w:bottom w:w="80" w:type="dxa"/>
+              <w:left w:w="100" w:type="dxa"/>
+              <w:right w:w="100" w:type="dxa"/>
+            </w:tcMar>
+          </w:tcPr>
+          <w:p>
+            <w:pPr>
+              <w:spacing w:before="40" w:after="40" w:line="276" w:lineRule="auto"/>
+              <w:jc w:val="center"/>
+            </w:pPr>
+            <w:r>
+              <w:rPr>
+                <w:rFonts w:ascii="Times New Roman" w:hAnsi="Times New Roman"/>
+                <w:sz w:val="26"/>
               </w:rPr>
               <w:t>1</w:t>
             </w:r>
@@ -3766,81 +3923,950 @@
         </w:tc>
         <w:tc>
           <w:tcPr>
-            <w:tcW w:type="dxa" w:w="794"/>
-            <w:vAlign w:val="center"/>
-            <w:tcW w:w="793" w:type="dxa"/>
-          </w:tcPr>
-          <w:p>
-            <w:pPr>
-              <w:jc w:val="center"/>
-            </w:pPr>
-            <w:r>
-              <w:rPr>
-                <w:rFonts w:ascii="Times New Roman" w:hAnsi="Times New Roman"/>
-                <w:sz w:val="26"/>
-              </w:rPr>
-              <w:t>21</w:t>
-            </w:r>
-          </w:p>
-        </w:tc>
-        <w:tc>
-          <w:tcPr>
-            <w:tcW w:type="dxa" w:w="5272"/>
-            <w:vAlign w:val="center"/>
-            <w:tcW w:w="5273" w:type="dxa"/>
-          </w:tcPr>
-          <w:p>
-            <w:pPr>
-              <w:spacing w:before="40" w:after="40" w:line="276" w:lineRule="auto"/>
-              <w:jc w:val="both"/>
-            </w:pPr>
-            <w:r>
-              <w:rPr>
-                <w:rFonts w:ascii="Times New Roman" w:hAnsi="Times New Roman"/>
-                <w:sz w:val="26"/>
-                <w:rFonts w:ascii="Times New Roman" w:hAnsi="Times New Roman" w:cs="Times New Roman"/>
-              </w:rPr>
-              <w:t>Kiểm tra đánh giá kết quả học tập.</w:t>
+            <w:tcW w:type="dxa" w:w="4649"/>
+            <w:tcMar>
+              <w:top w:w="80" w:type="dxa"/>
+              <w:bottom w:w="80" w:type="dxa"/>
+              <w:left w:w="100" w:type="dxa"/>
+              <w:right w:w="100" w:type="dxa"/>
+            </w:tcMar>
+          </w:tcPr>
+          <w:p>
+            <w:pPr>
+              <w:spacing w:before="40" w:after="40" w:line="276" w:lineRule="auto"/>
+              <w:jc w:val="left"/>
+            </w:pPr>
+            <w:r>
+              <w:rPr>
+                <w:rFonts w:ascii="Times New Roman" w:hAnsi="Times New Roman"/>
+                <w:sz w:val="26"/>
+              </w:rPr>
+              <w:t>Thực hành chỉnh sửa Slide Master, chèn logo trường/lớp vào tất cả các trang chiếu một cách tự động và chuyên nghiệp.</w:t>
             </w:r>
           </w:p>
         </w:tc>
       </w:tr>
       <w:tr>
-        <w:tc>
-          <w:tcPr>
-            <w:tcW w:type="dxa" w:w="510"/>
-            <w:vAlign w:val="center"/>
-            <w:tcW w:w="510" w:type="dxa"/>
-          </w:tcPr>
-          <w:p>
-            <w:pPr>
-              <w:jc w:val="center"/>
-            </w:pPr>
-            <w:r>
-              <w:rPr>
-                <w:rFonts w:ascii="Times New Roman" w:hAnsi="Times New Roman"/>
-                <w:sz w:val="26"/>
-              </w:rPr>
-              <w:t>22</w:t>
-            </w:r>
-          </w:p>
-        </w:tc>
-        <w:tc>
-          <w:tcPr>
-            <w:tcW w:type="dxa" w:w="2154"/>
-            <w:vAlign w:val="center"/>
-            <w:tcW w:w="2154" w:type="dxa"/>
-          </w:tcPr>
-          <w:p>
-            <w:pPr>
-              <w:spacing w:before="40" w:after="40" w:line="276" w:lineRule="auto"/>
-              <w:jc w:val="both"/>
-            </w:pPr>
-            <w:r>
-              <w:rPr>
-                <w:rFonts w:ascii="Times New Roman" w:hAnsi="Times New Roman"/>
-                <w:sz w:val="26"/>
-                <w:rFonts w:ascii="Times New Roman" w:hAnsi="Times New Roman" w:cs="Times New Roman"/>
+        <w:trPr>
+          <w:cantSplit/>
+        </w:trPr>
+        <w:tc>
+          <w:tcPr>
+            <w:tcW w:type="dxa" w:w="624"/>
+            <w:tcMar>
+              <w:top w:w="80" w:type="dxa"/>
+              <w:bottom w:w="80" w:type="dxa"/>
+              <w:left w:w="100" w:type="dxa"/>
+              <w:right w:w="100" w:type="dxa"/>
+            </w:tcMar>
+          </w:tcPr>
+          <w:p>
+            <w:pPr>
+              <w:spacing w:before="40" w:after="40" w:line="276" w:lineRule="auto"/>
+              <w:jc w:val="center"/>
+            </w:pPr>
+            <w:r>
+              <w:rPr>
+                <w:rFonts w:ascii="Times New Roman" w:hAnsi="Times New Roman"/>
+                <w:sz w:val="26"/>
+              </w:rPr>
+              <w:t>24</w:t>
+            </w:r>
+          </w:p>
+        </w:tc>
+        <w:tc>
+          <w:tcPr>
+            <w:tcW w:type="dxa" w:w="3175"/>
+            <w:tcMar>
+              <w:top w:w="80" w:type="dxa"/>
+              <w:bottom w:w="80" w:type="dxa"/>
+              <w:left w:w="100" w:type="dxa"/>
+              <w:right w:w="100" w:type="dxa"/>
+            </w:tcMar>
+          </w:tcPr>
+          <w:p>
+            <w:pPr>
+              <w:spacing w:before="40" w:after="40" w:line="276" w:lineRule="auto"/>
+              <w:jc w:val="left"/>
+            </w:pPr>
+            <w:r>
+              <w:rPr>
+                <w:rFonts w:ascii="Times New Roman" w:hAnsi="Times New Roman"/>
+                <w:sz w:val="26"/>
+              </w:rPr>
+              <w:t>Bài 11a. Sử dụng bản mẫu cho bài trình chiếu (Tiết 1)</w:t>
+            </w:r>
+          </w:p>
+        </w:tc>
+        <w:tc>
+          <w:tcPr>
+            <w:tcW w:type="dxa" w:w="907"/>
+            <w:tcMar>
+              <w:top w:w="80" w:type="dxa"/>
+              <w:bottom w:w="80" w:type="dxa"/>
+              <w:left w:w="100" w:type="dxa"/>
+              <w:right w:w="100" w:type="dxa"/>
+            </w:tcMar>
+          </w:tcPr>
+          <w:p>
+            <w:pPr>
+              <w:spacing w:before="40" w:after="40" w:line="276" w:lineRule="auto"/>
+              <w:jc w:val="center"/>
+            </w:pPr>
+            <w:r>
+              <w:rPr>
+                <w:rFonts w:ascii="Times New Roman" w:hAnsi="Times New Roman"/>
+                <w:sz w:val="26"/>
+              </w:rPr>
+              <w:t>1</w:t>
+            </w:r>
+          </w:p>
+        </w:tc>
+        <w:tc>
+          <w:tcPr>
+            <w:tcW w:type="dxa" w:w="4649"/>
+            <w:tcMar>
+              <w:top w:w="80" w:type="dxa"/>
+              <w:bottom w:w="80" w:type="dxa"/>
+              <w:left w:w="100" w:type="dxa"/>
+              <w:right w:w="100" w:type="dxa"/>
+            </w:tcMar>
+          </w:tcPr>
+          <w:p>
+            <w:pPr>
+              <w:spacing w:before="40" w:after="40" w:line="276" w:lineRule="auto"/>
+              <w:jc w:val="left"/>
+            </w:pPr>
+            <w:r>
+              <w:rPr>
+                <w:rFonts w:ascii="Times New Roman" w:hAnsi="Times New Roman"/>
+                <w:sz w:val="26"/>
+              </w:rPr>
+              <w:t>Biết cách khai thác các bản mẫu thiết kế (Templates / Themes) có sẵn trong PowerPoint để tạo bài thuyết trình đẹp mắt.</w:t>
+            </w:r>
+          </w:p>
+        </w:tc>
+      </w:tr>
+      <w:tr>
+        <w:trPr>
+          <w:cantSplit/>
+        </w:trPr>
+        <w:tc>
+          <w:tcPr>
+            <w:tcW w:type="dxa" w:w="624"/>
+            <w:tcMar>
+              <w:top w:w="80" w:type="dxa"/>
+              <w:bottom w:w="80" w:type="dxa"/>
+              <w:left w:w="100" w:type="dxa"/>
+              <w:right w:w="100" w:type="dxa"/>
+            </w:tcMar>
+          </w:tcPr>
+          <w:p>
+            <w:pPr>
+              <w:spacing w:before="40" w:after="40" w:line="276" w:lineRule="auto"/>
+              <w:jc w:val="center"/>
+            </w:pPr>
+            <w:r>
+              <w:rPr>
+                <w:rFonts w:ascii="Times New Roman" w:hAnsi="Times New Roman"/>
+                <w:sz w:val="26"/>
+              </w:rPr>
+              <w:t>25</w:t>
+            </w:r>
+          </w:p>
+        </w:tc>
+        <w:tc>
+          <w:tcPr>
+            <w:tcW w:type="dxa" w:w="3175"/>
+            <w:tcMar>
+              <w:top w:w="80" w:type="dxa"/>
+              <w:bottom w:w="80" w:type="dxa"/>
+              <w:left w:w="100" w:type="dxa"/>
+              <w:right w:w="100" w:type="dxa"/>
+            </w:tcMar>
+          </w:tcPr>
+          <w:p>
+            <w:pPr>
+              <w:spacing w:before="40" w:after="40" w:line="276" w:lineRule="auto"/>
+              <w:jc w:val="left"/>
+            </w:pPr>
+            <w:r>
+              <w:rPr>
+                <w:rFonts w:ascii="Times New Roman" w:hAnsi="Times New Roman"/>
+                <w:sz w:val="26"/>
+              </w:rPr>
+              <w:t>Bài 11a. Sử dụng bản mẫu cho bài trình chiếu (Tiết 2)</w:t>
+            </w:r>
+          </w:p>
+        </w:tc>
+        <w:tc>
+          <w:tcPr>
+            <w:tcW w:type="dxa" w:w="907"/>
+            <w:tcMar>
+              <w:top w:w="80" w:type="dxa"/>
+              <w:bottom w:w="80" w:type="dxa"/>
+              <w:left w:w="100" w:type="dxa"/>
+              <w:right w:w="100" w:type="dxa"/>
+            </w:tcMar>
+          </w:tcPr>
+          <w:p>
+            <w:pPr>
+              <w:spacing w:before="40" w:after="40" w:line="276" w:lineRule="auto"/>
+              <w:jc w:val="center"/>
+            </w:pPr>
+            <w:r>
+              <w:rPr>
+                <w:rFonts w:ascii="Times New Roman" w:hAnsi="Times New Roman"/>
+                <w:sz w:val="26"/>
+              </w:rPr>
+              <w:t>1</w:t>
+            </w:r>
+          </w:p>
+        </w:tc>
+        <w:tc>
+          <w:tcPr>
+            <w:tcW w:type="dxa" w:w="4649"/>
+            <w:tcMar>
+              <w:top w:w="80" w:type="dxa"/>
+              <w:bottom w:w="80" w:type="dxa"/>
+              <w:left w:w="100" w:type="dxa"/>
+              <w:right w:w="100" w:type="dxa"/>
+            </w:tcMar>
+          </w:tcPr>
+          <w:p>
+            <w:pPr>
+              <w:spacing w:before="40" w:after="40" w:line="276" w:lineRule="auto"/>
+              <w:jc w:val="left"/>
+            </w:pPr>
+            <w:r>
+              <w:rPr>
+                <w:rFonts w:ascii="Times New Roman" w:hAnsi="Times New Roman"/>
+                <w:sz w:val="26"/>
+              </w:rPr>
+              <w:t>Thực hành áp dụng và tùy chỉnh bản mẫu phù hợp với chủ đề thuyết trình; xuất bản bài trình chiếu dưới nhiều định dạng.</w:t>
+            </w:r>
+          </w:p>
+        </w:tc>
+      </w:tr>
+      <w:tr>
+        <w:trPr>
+          <w:cantSplit/>
+        </w:trPr>
+        <w:tc>
+          <w:tcPr>
+            <w:tcW w:type="dxa" w:w="9308"/>
+            <w:gridSpan w:val="4"/>
+            <w:tcMar>
+              <w:top w:w="100" w:type="dxa"/>
+              <w:bottom w:w="100" w:type="dxa"/>
+              <w:left w:w="120" w:type="dxa"/>
+              <w:right w:w="120" w:type="dxa"/>
+            </w:tcMar>
+            <w:shd w:fill="F2F2F2"/>
+          </w:tcPr>
+          <w:p>
+            <w:pPr>
+              <w:spacing w:before="60" w:after="60" w:line="276" w:lineRule="auto"/>
+              <w:jc w:val="left"/>
+            </w:pPr>
+            <w:r>
+              <w:rPr>
+                <w:rFonts w:ascii="Times New Roman" w:hAnsi="Times New Roman"/>
+                <w:b/>
+                <w:sz w:val="26"/>
+              </w:rPr>
+              <w:t>Chủ đề 5: Giải quyết vấn đề với sự trợ giúp của máy tính</w:t>
+            </w:r>
+          </w:p>
+        </w:tc>
+      </w:tr>
+      <w:tr>
+        <w:trPr>
+          <w:cantSplit/>
+        </w:trPr>
+        <w:tc>
+          <w:tcPr>
+            <w:tcW w:type="dxa" w:w="624"/>
+            <w:tcMar>
+              <w:top w:w="80" w:type="dxa"/>
+              <w:bottom w:w="80" w:type="dxa"/>
+              <w:left w:w="100" w:type="dxa"/>
+              <w:right w:w="100" w:type="dxa"/>
+            </w:tcMar>
+          </w:tcPr>
+          <w:p>
+            <w:pPr>
+              <w:spacing w:before="40" w:after="40" w:line="276" w:lineRule="auto"/>
+              <w:jc w:val="center"/>
+            </w:pPr>
+            <w:r>
+              <w:rPr>
+                <w:rFonts w:ascii="Times New Roman" w:hAnsi="Times New Roman"/>
+                <w:sz w:val="26"/>
+              </w:rPr>
+              <w:t>26</w:t>
+            </w:r>
+          </w:p>
+        </w:tc>
+        <w:tc>
+          <w:tcPr>
+            <w:tcW w:type="dxa" w:w="3175"/>
+            <w:tcMar>
+              <w:top w:w="80" w:type="dxa"/>
+              <w:bottom w:w="80" w:type="dxa"/>
+              <w:left w:w="100" w:type="dxa"/>
+              <w:right w:w="100" w:type="dxa"/>
+            </w:tcMar>
+          </w:tcPr>
+          <w:p>
+            <w:pPr>
+              <w:spacing w:before="40" w:after="40" w:line="276" w:lineRule="auto"/>
+              <w:jc w:val="left"/>
+            </w:pPr>
+            <w:r>
+              <w:rPr>
+                <w:rFonts w:ascii="Times New Roman" w:hAnsi="Times New Roman"/>
+                <w:sz w:val="26"/>
+              </w:rPr>
+              <w:t>Bài 12. Từ thuật toán đến chương trình (Tiết 1)</w:t>
+            </w:r>
+          </w:p>
+        </w:tc>
+        <w:tc>
+          <w:tcPr>
+            <w:tcW w:type="dxa" w:w="907"/>
+            <w:tcMar>
+              <w:top w:w="80" w:type="dxa"/>
+              <w:bottom w:w="80" w:type="dxa"/>
+              <w:left w:w="100" w:type="dxa"/>
+              <w:right w:w="100" w:type="dxa"/>
+            </w:tcMar>
+          </w:tcPr>
+          <w:p>
+            <w:pPr>
+              <w:spacing w:before="40" w:after="40" w:line="276" w:lineRule="auto"/>
+              <w:jc w:val="center"/>
+            </w:pPr>
+            <w:r>
+              <w:rPr>
+                <w:rFonts w:ascii="Times New Roman" w:hAnsi="Times New Roman"/>
+                <w:sz w:val="26"/>
+              </w:rPr>
+              <w:t>1</w:t>
+            </w:r>
+          </w:p>
+        </w:tc>
+        <w:tc>
+          <w:tcPr>
+            <w:tcW w:type="dxa" w:w="4649"/>
+            <w:tcMar>
+              <w:top w:w="80" w:type="dxa"/>
+              <w:bottom w:w="80" w:type="dxa"/>
+              <w:left w:w="100" w:type="dxa"/>
+              <w:right w:w="100" w:type="dxa"/>
+            </w:tcMar>
+          </w:tcPr>
+          <w:p>
+            <w:pPr>
+              <w:spacing w:before="40" w:after="40" w:line="276" w:lineRule="auto"/>
+              <w:jc w:val="left"/>
+            </w:pPr>
+            <w:r>
+              <w:rPr>
+                <w:rFonts w:ascii="Times New Roman" w:hAnsi="Times New Roman"/>
+                <w:sz w:val="26"/>
+              </w:rPr>
+              <w:t>Hiểu mối quan hệ giữa thuật toán và chương trình; biết cách biểu diễn thuật toán bằng ngôn ngữ tự nhiên và sơ đồ khối.</w:t>
+            </w:r>
+          </w:p>
+        </w:tc>
+      </w:tr>
+      <w:tr>
+        <w:trPr>
+          <w:cantSplit/>
+        </w:trPr>
+        <w:tc>
+          <w:tcPr>
+            <w:tcW w:type="dxa" w:w="624"/>
+            <w:tcMar>
+              <w:top w:w="80" w:type="dxa"/>
+              <w:bottom w:w="80" w:type="dxa"/>
+              <w:left w:w="100" w:type="dxa"/>
+              <w:right w:w="100" w:type="dxa"/>
+            </w:tcMar>
+          </w:tcPr>
+          <w:p>
+            <w:pPr>
+              <w:spacing w:before="40" w:after="40" w:line="276" w:lineRule="auto"/>
+              <w:jc w:val="center"/>
+            </w:pPr>
+            <w:r>
+              <w:rPr>
+                <w:rFonts w:ascii="Times New Roman" w:hAnsi="Times New Roman"/>
+                <w:sz w:val="26"/>
+              </w:rPr>
+              <w:t>27</w:t>
+            </w:r>
+          </w:p>
+        </w:tc>
+        <w:tc>
+          <w:tcPr>
+            <w:tcW w:type="dxa" w:w="3175"/>
+            <w:tcMar>
+              <w:top w:w="80" w:type="dxa"/>
+              <w:bottom w:w="80" w:type="dxa"/>
+              <w:left w:w="100" w:type="dxa"/>
+              <w:right w:w="100" w:type="dxa"/>
+            </w:tcMar>
+          </w:tcPr>
+          <w:p>
+            <w:pPr>
+              <w:spacing w:before="40" w:after="40" w:line="276" w:lineRule="auto"/>
+              <w:jc w:val="left"/>
+            </w:pPr>
+            <w:r>
+              <w:rPr>
+                <w:rFonts w:ascii="Times New Roman" w:hAnsi="Times New Roman"/>
+                <w:b/>
+                <w:sz w:val="26"/>
+              </w:rPr>
+              <w:t>Ôn tập Đánh giá định kỳ 3</w:t>
+            </w:r>
+          </w:p>
+        </w:tc>
+        <w:tc>
+          <w:tcPr>
+            <w:tcW w:type="dxa" w:w="907"/>
+            <w:tcMar>
+              <w:top w:w="80" w:type="dxa"/>
+              <w:bottom w:w="80" w:type="dxa"/>
+              <w:left w:w="100" w:type="dxa"/>
+              <w:right w:w="100" w:type="dxa"/>
+            </w:tcMar>
+          </w:tcPr>
+          <w:p>
+            <w:pPr>
+              <w:spacing w:before="40" w:after="40" w:line="276" w:lineRule="auto"/>
+              <w:jc w:val="center"/>
+            </w:pPr>
+            <w:r>
+              <w:rPr>
+                <w:rFonts w:ascii="Times New Roman" w:hAnsi="Times New Roman"/>
+                <w:sz w:val="26"/>
+              </w:rPr>
+              <w:t>1</w:t>
+            </w:r>
+          </w:p>
+        </w:tc>
+        <w:tc>
+          <w:tcPr>
+            <w:tcW w:type="dxa" w:w="4649"/>
+            <w:tcMar>
+              <w:top w:w="80" w:type="dxa"/>
+              <w:bottom w:w="80" w:type="dxa"/>
+              <w:left w:w="100" w:type="dxa"/>
+              <w:right w:w="100" w:type="dxa"/>
+            </w:tcMar>
+          </w:tcPr>
+          <w:p>
+            <w:pPr>
+              <w:spacing w:before="40" w:after="40" w:line="276" w:lineRule="auto"/>
+              <w:jc w:val="left"/>
+            </w:pPr>
+            <w:r>
+              <w:rPr>
+                <w:rFonts w:ascii="Times New Roman" w:hAnsi="Times New Roman"/>
+                <w:sz w:val="26"/>
+              </w:rPr>
+              <w:t>Hệ thống hóa kiến thức về Slide Master, mẫu thiết kế bài trình chiếu và tư duy chuyển đổi từ thuật toán sang chương trình.</w:t>
+            </w:r>
+          </w:p>
+        </w:tc>
+      </w:tr>
+      <w:tr>
+        <w:trPr>
+          <w:cantSplit/>
+        </w:trPr>
+        <w:tc>
+          <w:tcPr>
+            <w:tcW w:type="dxa" w:w="624"/>
+            <w:tcMar>
+              <w:top w:w="80" w:type="dxa"/>
+              <w:bottom w:w="80" w:type="dxa"/>
+              <w:left w:w="100" w:type="dxa"/>
+              <w:right w:w="100" w:type="dxa"/>
+            </w:tcMar>
+          </w:tcPr>
+          <w:p>
+            <w:pPr>
+              <w:spacing w:before="40" w:after="40" w:line="276" w:lineRule="auto"/>
+              <w:jc w:val="center"/>
+            </w:pPr>
+            <w:r>
+              <w:rPr>
+                <w:rFonts w:ascii="Times New Roman" w:hAnsi="Times New Roman"/>
+                <w:sz w:val="26"/>
+              </w:rPr>
+              <w:t>28</w:t>
+            </w:r>
+          </w:p>
+        </w:tc>
+        <w:tc>
+          <w:tcPr>
+            <w:tcW w:type="dxa" w:w="3175"/>
+            <w:tcMar>
+              <w:top w:w="80" w:type="dxa"/>
+              <w:bottom w:w="80" w:type="dxa"/>
+              <w:left w:w="100" w:type="dxa"/>
+              <w:right w:w="100" w:type="dxa"/>
+            </w:tcMar>
+          </w:tcPr>
+          <w:p>
+            <w:pPr>
+              <w:spacing w:before="40" w:after="40" w:line="276" w:lineRule="auto"/>
+              <w:jc w:val="left"/>
+            </w:pPr>
+            <w:r>
+              <w:rPr>
+                <w:rFonts w:ascii="Times New Roman" w:hAnsi="Times New Roman"/>
+                <w:b/>
+                <w:sz w:val="26"/>
+              </w:rPr>
+              <w:t>Đánh giá định kỳ 3</w:t>
+            </w:r>
+          </w:p>
+        </w:tc>
+        <w:tc>
+          <w:tcPr>
+            <w:tcW w:type="dxa" w:w="907"/>
+            <w:tcMar>
+              <w:top w:w="80" w:type="dxa"/>
+              <w:bottom w:w="80" w:type="dxa"/>
+              <w:left w:w="100" w:type="dxa"/>
+              <w:right w:w="100" w:type="dxa"/>
+            </w:tcMar>
+          </w:tcPr>
+          <w:p>
+            <w:pPr>
+              <w:spacing w:before="40" w:after="40" w:line="276" w:lineRule="auto"/>
+              <w:jc w:val="center"/>
+            </w:pPr>
+            <w:r>
+              <w:rPr>
+                <w:rFonts w:ascii="Times New Roman" w:hAnsi="Times New Roman"/>
+                <w:sz w:val="26"/>
+              </w:rPr>
+              <w:t>1</w:t>
+            </w:r>
+          </w:p>
+        </w:tc>
+        <w:tc>
+          <w:tcPr>
+            <w:tcW w:type="dxa" w:w="4649"/>
+            <w:tcMar>
+              <w:top w:w="80" w:type="dxa"/>
+              <w:bottom w:w="80" w:type="dxa"/>
+              <w:left w:w="100" w:type="dxa"/>
+              <w:right w:w="100" w:type="dxa"/>
+            </w:tcMar>
+          </w:tcPr>
+          <w:p>
+            <w:pPr>
+              <w:spacing w:before="40" w:after="40" w:line="276" w:lineRule="auto"/>
+              <w:jc w:val="left"/>
+            </w:pPr>
+            <w:r>
+              <w:rPr>
+                <w:rFonts w:ascii="Times New Roman" w:hAnsi="Times New Roman"/>
+                <w:sz w:val="26"/>
+              </w:rPr>
+              <w:t>Kiểm tra, đánh giá kỹ năng thiết kế bài trình chiếu nâng cao và mô tả thuật toán bằng sơ đồ khối giữa Học kì 2.</w:t>
+            </w:r>
+          </w:p>
+        </w:tc>
+      </w:tr>
+      <w:tr>
+        <w:trPr>
+          <w:cantSplit/>
+        </w:trPr>
+        <w:tc>
+          <w:tcPr>
+            <w:tcW w:type="dxa" w:w="624"/>
+            <w:tcMar>
+              <w:top w:w="80" w:type="dxa"/>
+              <w:bottom w:w="80" w:type="dxa"/>
+              <w:left w:w="100" w:type="dxa"/>
+              <w:right w:w="100" w:type="dxa"/>
+            </w:tcMar>
+          </w:tcPr>
+          <w:p>
+            <w:pPr>
+              <w:spacing w:before="40" w:after="40" w:line="276" w:lineRule="auto"/>
+              <w:jc w:val="center"/>
+            </w:pPr>
+            <w:r>
+              <w:rPr>
+                <w:rFonts w:ascii="Times New Roman" w:hAnsi="Times New Roman"/>
+                <w:sz w:val="26"/>
+              </w:rPr>
+              <w:t>29</w:t>
+            </w:r>
+          </w:p>
+        </w:tc>
+        <w:tc>
+          <w:tcPr>
+            <w:tcW w:type="dxa" w:w="3175"/>
+            <w:tcMar>
+              <w:top w:w="80" w:type="dxa"/>
+              <w:bottom w:w="80" w:type="dxa"/>
+              <w:left w:w="100" w:type="dxa"/>
+              <w:right w:w="100" w:type="dxa"/>
+            </w:tcMar>
+          </w:tcPr>
+          <w:p>
+            <w:pPr>
+              <w:spacing w:before="40" w:after="40" w:line="276" w:lineRule="auto"/>
+              <w:jc w:val="left"/>
+            </w:pPr>
+            <w:r>
+              <w:rPr>
+                <w:rFonts w:ascii="Times New Roman" w:hAnsi="Times New Roman"/>
+                <w:sz w:val="26"/>
+              </w:rPr>
+              <w:t>Bài 12. Từ thuật toán đến chương trình (Tiết 2)</w:t>
+            </w:r>
+          </w:p>
+        </w:tc>
+        <w:tc>
+          <w:tcPr>
+            <w:tcW w:type="dxa" w:w="907"/>
+            <w:tcMar>
+              <w:top w:w="80" w:type="dxa"/>
+              <w:bottom w:w="80" w:type="dxa"/>
+              <w:left w:w="100" w:type="dxa"/>
+              <w:right w:w="100" w:type="dxa"/>
+            </w:tcMar>
+          </w:tcPr>
+          <w:p>
+            <w:pPr>
+              <w:spacing w:before="40" w:after="40" w:line="276" w:lineRule="auto"/>
+              <w:jc w:val="center"/>
+            </w:pPr>
+            <w:r>
+              <w:rPr>
+                <w:rFonts w:ascii="Times New Roman" w:hAnsi="Times New Roman"/>
+                <w:sz w:val="26"/>
+              </w:rPr>
+              <w:t>1</w:t>
+            </w:r>
+          </w:p>
+        </w:tc>
+        <w:tc>
+          <w:tcPr>
+            <w:tcW w:type="dxa" w:w="4649"/>
+            <w:tcMar>
+              <w:top w:w="80" w:type="dxa"/>
+              <w:bottom w:w="80" w:type="dxa"/>
+              <w:left w:w="100" w:type="dxa"/>
+              <w:right w:w="100" w:type="dxa"/>
+            </w:tcMar>
+          </w:tcPr>
+          <w:p>
+            <w:pPr>
+              <w:spacing w:before="40" w:after="40" w:line="276" w:lineRule="auto"/>
+              <w:jc w:val="left"/>
+            </w:pPr>
+            <w:r>
+              <w:rPr>
+                <w:rFonts w:ascii="Times New Roman" w:hAnsi="Times New Roman"/>
+                <w:sz w:val="26"/>
+              </w:rPr>
+              <w:t>Thực hành chuyển đổi thuật toán từ sơ đồ khối thành các câu lệnh trong môi trường lập trình.</w:t>
+            </w:r>
+          </w:p>
+        </w:tc>
+      </w:tr>
+      <w:tr>
+        <w:trPr>
+          <w:cantSplit/>
+        </w:trPr>
+        <w:tc>
+          <w:tcPr>
+            <w:tcW w:type="dxa" w:w="624"/>
+            <w:tcMar>
+              <w:top w:w="80" w:type="dxa"/>
+              <w:bottom w:w="80" w:type="dxa"/>
+              <w:left w:w="100" w:type="dxa"/>
+              <w:right w:w="100" w:type="dxa"/>
+            </w:tcMar>
+          </w:tcPr>
+          <w:p>
+            <w:pPr>
+              <w:spacing w:before="40" w:after="40" w:line="276" w:lineRule="auto"/>
+              <w:jc w:val="center"/>
+            </w:pPr>
+            <w:r>
+              <w:rPr>
+                <w:rFonts w:ascii="Times New Roman" w:hAnsi="Times New Roman"/>
+                <w:sz w:val="26"/>
+              </w:rPr>
+              <w:t>30</w:t>
+            </w:r>
+          </w:p>
+        </w:tc>
+        <w:tc>
+          <w:tcPr>
+            <w:tcW w:type="dxa" w:w="3175"/>
+            <w:tcMar>
+              <w:top w:w="80" w:type="dxa"/>
+              <w:bottom w:w="80" w:type="dxa"/>
+              <w:left w:w="100" w:type="dxa"/>
+              <w:right w:w="100" w:type="dxa"/>
+            </w:tcMar>
+          </w:tcPr>
+          <w:p>
+            <w:pPr>
+              <w:spacing w:before="40" w:after="40" w:line="276" w:lineRule="auto"/>
+              <w:jc w:val="left"/>
+            </w:pPr>
+            <w:r>
+              <w:rPr>
+                <w:rFonts w:ascii="Times New Roman" w:hAnsi="Times New Roman"/>
+                <w:sz w:val="26"/>
+              </w:rPr>
+              <w:t>Bài 13. Biểu diễn dữ liệu (Tiết 1)</w:t>
+            </w:r>
+          </w:p>
+        </w:tc>
+        <w:tc>
+          <w:tcPr>
+            <w:tcW w:type="dxa" w:w="907"/>
+            <w:tcMar>
+              <w:top w:w="80" w:type="dxa"/>
+              <w:bottom w:w="80" w:type="dxa"/>
+              <w:left w:w="100" w:type="dxa"/>
+              <w:right w:w="100" w:type="dxa"/>
+            </w:tcMar>
+          </w:tcPr>
+          <w:p>
+            <w:pPr>
+              <w:spacing w:before="40" w:after="40" w:line="276" w:lineRule="auto"/>
+              <w:jc w:val="center"/>
+            </w:pPr>
+            <w:r>
+              <w:rPr>
+                <w:rFonts w:ascii="Times New Roman" w:hAnsi="Times New Roman"/>
+                <w:sz w:val="26"/>
+              </w:rPr>
+              <w:t>1</w:t>
+            </w:r>
+          </w:p>
+        </w:tc>
+        <w:tc>
+          <w:tcPr>
+            <w:tcW w:type="dxa" w:w="4649"/>
+            <w:tcMar>
+              <w:top w:w="80" w:type="dxa"/>
+              <w:bottom w:w="80" w:type="dxa"/>
+              <w:left w:w="100" w:type="dxa"/>
+              <w:right w:w="100" w:type="dxa"/>
+            </w:tcMar>
+          </w:tcPr>
+          <w:p>
+            <w:pPr>
+              <w:spacing w:before="40" w:after="40" w:line="276" w:lineRule="auto"/>
+              <w:jc w:val="left"/>
+            </w:pPr>
+            <w:r>
+              <w:rPr>
+                <w:rFonts w:ascii="Times New Roman" w:hAnsi="Times New Roman"/>
+                <w:sz w:val="26"/>
+              </w:rPr>
+              <w:t>Hiểu cách biểu diễn các kiểu dữ liệu cơ bản (số nguyên, số thực, xâu ký tự, lôgic) trong chương trình.</w:t>
+            </w:r>
+          </w:p>
+        </w:tc>
+      </w:tr>
+      <w:tr>
+        <w:trPr>
+          <w:cantSplit/>
+        </w:trPr>
+        <w:tc>
+          <w:tcPr>
+            <w:tcW w:type="dxa" w:w="624"/>
+            <w:tcMar>
+              <w:top w:w="80" w:type="dxa"/>
+              <w:bottom w:w="80" w:type="dxa"/>
+              <w:left w:w="100" w:type="dxa"/>
+              <w:right w:w="100" w:type="dxa"/>
+            </w:tcMar>
+          </w:tcPr>
+          <w:p>
+            <w:pPr>
+              <w:spacing w:before="40" w:after="40" w:line="276" w:lineRule="auto"/>
+              <w:jc w:val="center"/>
+            </w:pPr>
+            <w:r>
+              <w:rPr>
+                <w:rFonts w:ascii="Times New Roman" w:hAnsi="Times New Roman"/>
+                <w:sz w:val="26"/>
+              </w:rPr>
+              <w:t>31</w:t>
+            </w:r>
+          </w:p>
+        </w:tc>
+        <w:tc>
+          <w:tcPr>
+            <w:tcW w:type="dxa" w:w="3175"/>
+            <w:tcMar>
+              <w:top w:w="80" w:type="dxa"/>
+              <w:bottom w:w="80" w:type="dxa"/>
+              <w:left w:w="100" w:type="dxa"/>
+              <w:right w:w="100" w:type="dxa"/>
+            </w:tcMar>
+          </w:tcPr>
+          <w:p>
+            <w:pPr>
+              <w:spacing w:before="40" w:after="40" w:line="276" w:lineRule="auto"/>
+              <w:jc w:val="left"/>
+            </w:pPr>
+            <w:r>
+              <w:rPr>
+                <w:rFonts w:ascii="Times New Roman" w:hAnsi="Times New Roman"/>
+                <w:sz w:val="26"/>
+              </w:rPr>
+              <w:t>Bài 13. Biểu diễn dữ liệu (Tiết 2)</w:t>
+            </w:r>
+          </w:p>
+        </w:tc>
+        <w:tc>
+          <w:tcPr>
+            <w:tcW w:type="dxa" w:w="907"/>
+            <w:tcMar>
+              <w:top w:w="80" w:type="dxa"/>
+              <w:bottom w:w="80" w:type="dxa"/>
+              <w:left w:w="100" w:type="dxa"/>
+              <w:right w:w="100" w:type="dxa"/>
+            </w:tcMar>
+          </w:tcPr>
+          <w:p>
+            <w:pPr>
+              <w:spacing w:before="40" w:after="40" w:line="276" w:lineRule="auto"/>
+              <w:jc w:val="center"/>
+            </w:pPr>
+            <w:r>
+              <w:rPr>
+                <w:rFonts w:ascii="Times New Roman" w:hAnsi="Times New Roman"/>
+                <w:sz w:val="26"/>
+              </w:rPr>
+              <w:t>1</w:t>
+            </w:r>
+          </w:p>
+        </w:tc>
+        <w:tc>
+          <w:tcPr>
+            <w:tcW w:type="dxa" w:w="4649"/>
+            <w:tcMar>
+              <w:top w:w="80" w:type="dxa"/>
+              <w:bottom w:w="80" w:type="dxa"/>
+              <w:left w:w="100" w:type="dxa"/>
+              <w:right w:w="100" w:type="dxa"/>
+            </w:tcMar>
+          </w:tcPr>
+          <w:p>
+            <w:pPr>
+              <w:spacing w:before="40" w:after="40" w:line="276" w:lineRule="auto"/>
+              <w:jc w:val="left"/>
+            </w:pPr>
+            <w:r>
+              <w:rPr>
+                <w:rFonts w:ascii="Times New Roman" w:hAnsi="Times New Roman"/>
+                <w:sz w:val="26"/>
+              </w:rPr>
+              <w:t>Thực hành khai báo và sử dụng các kiểu dữ liệu, biểu thức toán học và biểu thức quan hệ trong chương trình.</w:t>
+            </w:r>
+          </w:p>
+        </w:tc>
+      </w:tr>
+      <w:tr>
+        <w:trPr>
+          <w:cantSplit/>
+        </w:trPr>
+        <w:tc>
+          <w:tcPr>
+            <w:tcW w:type="dxa" w:w="9308"/>
+            <w:gridSpan w:val="4"/>
+            <w:tcMar>
+              <w:top w:w="100" w:type="dxa"/>
+              <w:bottom w:w="100" w:type="dxa"/>
+              <w:left w:w="120" w:type="dxa"/>
+              <w:right w:w="120" w:type="dxa"/>
+            </w:tcMar>
+            <w:shd w:fill="F2F2F2"/>
+          </w:tcPr>
+          <w:p>
+            <w:pPr>
+              <w:spacing w:before="60" w:after="60" w:line="276" w:lineRule="auto"/>
+              <w:jc w:val="left"/>
+            </w:pPr>
+            <w:r>
+              <w:rPr>
+                <w:rFonts w:ascii="Times New Roman" w:hAnsi="Times New Roman"/>
+                <w:b/>
+                <w:sz w:val="26"/>
+              </w:rPr>
+              <w:t>Chủ đề 6: Hướng nghiệp với Tin học</w:t>
+            </w:r>
+          </w:p>
+        </w:tc>
+      </w:tr>
+      <w:tr>
+        <w:trPr>
+          <w:cantSplit/>
+        </w:trPr>
+        <w:tc>
+          <w:tcPr>
+            <w:tcW w:type="dxa" w:w="624"/>
+            <w:tcMar>
+              <w:top w:w="80" w:type="dxa"/>
+              <w:bottom w:w="80" w:type="dxa"/>
+              <w:left w:w="100" w:type="dxa"/>
+              <w:right w:w="100" w:type="dxa"/>
+            </w:tcMar>
+          </w:tcPr>
+          <w:p>
+            <w:pPr>
+              <w:spacing w:before="40" w:after="40" w:line="276" w:lineRule="auto"/>
+              <w:jc w:val="center"/>
+            </w:pPr>
+            <w:r>
+              <w:rPr>
+                <w:rFonts w:ascii="Times New Roman" w:hAnsi="Times New Roman"/>
+                <w:sz w:val="26"/>
+              </w:rPr>
+              <w:t>32</w:t>
+            </w:r>
+          </w:p>
+        </w:tc>
+        <w:tc>
+          <w:tcPr>
+            <w:tcW w:type="dxa" w:w="3175"/>
+            <w:tcMar>
+              <w:top w:w="80" w:type="dxa"/>
+              <w:bottom w:w="80" w:type="dxa"/>
+              <w:left w:w="100" w:type="dxa"/>
+              <w:right w:w="100" w:type="dxa"/>
+            </w:tcMar>
+          </w:tcPr>
+          <w:p>
+            <w:pPr>
+              <w:spacing w:before="40" w:after="40" w:line="276" w:lineRule="auto"/>
+              <w:jc w:val="left"/>
+            </w:pPr>
+            <w:r>
+              <w:rPr>
+                <w:rFonts w:ascii="Times New Roman" w:hAnsi="Times New Roman"/>
+                <w:sz w:val="26"/>
               </w:rPr>
               <w:t>Bài 16. Tin học với nghề nghiệp</w:t>
             </w:r>
@@ -3848,20 +4874,125 @@
         </w:tc>
         <w:tc>
           <w:tcPr>
+            <w:tcW w:type="dxa" w:w="907"/>
+            <w:tcMar>
+              <w:top w:w="80" w:type="dxa"/>
+              <w:bottom w:w="80" w:type="dxa"/>
+              <w:left w:w="100" w:type="dxa"/>
+              <w:right w:w="100" w:type="dxa"/>
+            </w:tcMar>
+          </w:tcPr>
+          <w:p>
+            <w:pPr>
+              <w:spacing w:before="40" w:after="40" w:line="276" w:lineRule="auto"/>
+              <w:jc w:val="center"/>
+            </w:pPr>
+            <w:r>
+              <w:rPr>
+                <w:rFonts w:ascii="Times New Roman" w:hAnsi="Times New Roman"/>
+                <w:sz w:val="26"/>
+              </w:rPr>
+              <w:t>1</w:t>
+            </w:r>
+          </w:p>
+        </w:tc>
+        <w:tc>
+          <w:tcPr>
+            <w:tcW w:type="dxa" w:w="4649"/>
+            <w:tcMar>
+              <w:top w:w="80" w:type="dxa"/>
+              <w:bottom w:w="80" w:type="dxa"/>
+              <w:left w:w="100" w:type="dxa"/>
+              <w:right w:w="100" w:type="dxa"/>
+            </w:tcMar>
+          </w:tcPr>
+          <w:p>
+            <w:pPr>
+              <w:spacing w:before="40" w:after="40" w:line="276" w:lineRule="auto"/>
+              <w:jc w:val="left"/>
+            </w:pPr>
+            <w:r>
+              <w:rPr>
+                <w:rFonts w:ascii="Times New Roman" w:hAnsi="Times New Roman"/>
+                <w:sz w:val="26"/>
+              </w:rPr>
+              <w:t>Khám phá các ngành nghề trong xã hội có ứng dụng tin học; nhận thức vai trò của công nghệ thông tin trong định hướng nghề nghiệp tương lai.</w:t>
+            </w:r>
+          </w:p>
+        </w:tc>
+      </w:tr>
+      <w:tr>
+        <w:trPr>
+          <w:cantSplit/>
+        </w:trPr>
+        <w:tc>
+          <w:tcPr>
             <w:tcW w:type="dxa" w:w="624"/>
-            <w:vAlign w:val="center"/>
-            <w:tcW w:w="623" w:type="dxa"/>
-          </w:tcPr>
-          <w:p>
-            <w:pPr>
-              <w:spacing w:before="40" w:after="40" w:line="276" w:lineRule="auto"/>
-              <w:jc w:val="center"/>
-            </w:pPr>
-            <w:r>
-              <w:rPr>
-                <w:rFonts w:ascii="Times New Roman" w:hAnsi="Times New Roman"/>
-                <w:sz w:val="26"/>
-                <w:rFonts w:ascii="Times New Roman" w:hAnsi="Times New Roman" w:cs="Times New Roman"/>
+            <w:tcMar>
+              <w:top w:w="80" w:type="dxa"/>
+              <w:bottom w:w="80" w:type="dxa"/>
+              <w:left w:w="100" w:type="dxa"/>
+              <w:right w:w="100" w:type="dxa"/>
+            </w:tcMar>
+          </w:tcPr>
+          <w:p>
+            <w:pPr>
+              <w:spacing w:before="40" w:after="40" w:line="276" w:lineRule="auto"/>
+              <w:jc w:val="center"/>
+            </w:pPr>
+            <w:r>
+              <w:rPr>
+                <w:rFonts w:ascii="Times New Roman" w:hAnsi="Times New Roman"/>
+                <w:sz w:val="26"/>
+              </w:rPr>
+              <w:t>33</w:t>
+            </w:r>
+          </w:p>
+        </w:tc>
+        <w:tc>
+          <w:tcPr>
+            <w:tcW w:type="dxa" w:w="3175"/>
+            <w:tcMar>
+              <w:top w:w="80" w:type="dxa"/>
+              <w:bottom w:w="80" w:type="dxa"/>
+              <w:left w:w="100" w:type="dxa"/>
+              <w:right w:w="100" w:type="dxa"/>
+            </w:tcMar>
+          </w:tcPr>
+          <w:p>
+            <w:pPr>
+              <w:spacing w:before="40" w:after="40" w:line="276" w:lineRule="auto"/>
+              <w:jc w:val="left"/>
+            </w:pPr>
+            <w:r>
+              <w:rPr>
+                <w:rFonts w:ascii="Times New Roman" w:hAnsi="Times New Roman"/>
+                <w:b/>
+                <w:sz w:val="26"/>
+              </w:rPr>
+              <w:t>Ôn tập Đánh giá định kỳ 4</w:t>
+            </w:r>
+          </w:p>
+        </w:tc>
+        <w:tc>
+          <w:tcPr>
+            <w:tcW w:type="dxa" w:w="907"/>
+            <w:tcMar>
+              <w:top w:w="80" w:type="dxa"/>
+              <w:bottom w:w="80" w:type="dxa"/>
+              <w:left w:w="100" w:type="dxa"/>
+              <w:right w:w="100" w:type="dxa"/>
+            </w:tcMar>
+          </w:tcPr>
+          <w:p>
+            <w:pPr>
+              <w:spacing w:before="40" w:after="40" w:line="276" w:lineRule="auto"/>
+              <w:jc w:val="center"/>
+            </w:pPr>
+            <w:r>
+              <w:rPr>
+                <w:rFonts w:ascii="Times New Roman" w:hAnsi="Times New Roman"/>
+                <w:sz w:val="26"/>
               </w:rPr>
               <w:t>1</w:t>
             </w:r>
@@ -3869,41 +5000,229 @@
         </w:tc>
         <w:tc>
           <w:tcPr>
-            <w:tcW w:type="dxa" w:w="794"/>
-            <w:vAlign w:val="center"/>
-            <w:tcW w:w="793" w:type="dxa"/>
-          </w:tcPr>
-          <w:p>
-            <w:pPr>
-              <w:jc w:val="center"/>
-            </w:pPr>
-            <w:r>
-              <w:rPr>
-                <w:rFonts w:ascii="Times New Roman" w:hAnsi="Times New Roman"/>
-                <w:sz w:val="26"/>
-              </w:rPr>
-              <w:t>22</w:t>
-            </w:r>
-          </w:p>
-        </w:tc>
-        <w:tc>
-          <w:tcPr>
-            <w:tcW w:type="dxa" w:w="5272"/>
-            <w:vAlign w:val="center"/>
-            <w:tcW w:w="5273" w:type="dxa"/>
-          </w:tcPr>
-          <w:p>
-            <w:pPr>
-              <w:spacing w:before="40" w:after="40" w:line="276" w:lineRule="auto"/>
-              <w:jc w:val="both"/>
-            </w:pPr>
-            <w:r>
-              <w:rPr>
-                <w:rFonts w:ascii="Times New Roman" w:hAnsi="Times New Roman"/>
-                <w:sz w:val="26"/>
-                <w:rFonts w:ascii="Times New Roman" w:hAnsi="Times New Roman" w:cs="Times New Roman"/>
-              </w:rPr>
-              <w:t>- Nêu các nghề nghiệp ứng dụng tin học làm tăng hiệu quả công việc.  - Nêu các nghề thuộc lĩnh vực tin học và liên quan đến tin học.  - Trình bày vấn đề bình đẳng giới trong sử dụng máy tính và ứng dụng tin học.</w:t>
+            <w:tcW w:type="dxa" w:w="4649"/>
+            <w:tcMar>
+              <w:top w:w="80" w:type="dxa"/>
+              <w:bottom w:w="80" w:type="dxa"/>
+              <w:left w:w="100" w:type="dxa"/>
+              <w:right w:w="100" w:type="dxa"/>
+            </w:tcMar>
+          </w:tcPr>
+          <w:p>
+            <w:pPr>
+              <w:spacing w:before="40" w:after="40" w:line="276" w:lineRule="auto"/>
+              <w:jc w:val="left"/>
+            </w:pPr>
+            <w:r>
+              <w:rPr>
+                <w:rFonts w:ascii="Times New Roman" w:hAnsi="Times New Roman"/>
+                <w:sz w:val="26"/>
+              </w:rPr>
+              <w:t>Hệ thống hóa toàn bộ kiến thức tin học lớp 8: bảng tính nâng cao, định dạng văn bản/slide chuyên nghiệp và thuật toán lập trình.</w:t>
+            </w:r>
+          </w:p>
+        </w:tc>
+      </w:tr>
+      <w:tr>
+        <w:trPr>
+          <w:cantSplit/>
+        </w:trPr>
+        <w:tc>
+          <w:tcPr>
+            <w:tcW w:type="dxa" w:w="624"/>
+            <w:tcMar>
+              <w:top w:w="80" w:type="dxa"/>
+              <w:bottom w:w="80" w:type="dxa"/>
+              <w:left w:w="100" w:type="dxa"/>
+              <w:right w:w="100" w:type="dxa"/>
+            </w:tcMar>
+          </w:tcPr>
+          <w:p>
+            <w:pPr>
+              <w:spacing w:before="40" w:after="40" w:line="276" w:lineRule="auto"/>
+              <w:jc w:val="center"/>
+            </w:pPr>
+            <w:r>
+              <w:rPr>
+                <w:rFonts w:ascii="Times New Roman" w:hAnsi="Times New Roman"/>
+                <w:sz w:val="26"/>
+              </w:rPr>
+              <w:t>34</w:t>
+            </w:r>
+          </w:p>
+        </w:tc>
+        <w:tc>
+          <w:tcPr>
+            <w:tcW w:type="dxa" w:w="3175"/>
+            <w:tcMar>
+              <w:top w:w="80" w:type="dxa"/>
+              <w:bottom w:w="80" w:type="dxa"/>
+              <w:left w:w="100" w:type="dxa"/>
+              <w:right w:w="100" w:type="dxa"/>
+            </w:tcMar>
+          </w:tcPr>
+          <w:p>
+            <w:pPr>
+              <w:spacing w:before="40" w:after="40" w:line="276" w:lineRule="auto"/>
+              <w:jc w:val="left"/>
+            </w:pPr>
+            <w:r>
+              <w:rPr>
+                <w:rFonts w:ascii="Times New Roman" w:hAnsi="Times New Roman"/>
+                <w:b/>
+                <w:sz w:val="26"/>
+              </w:rPr>
+              <w:t>Đánh giá định kỳ 4</w:t>
+            </w:r>
+          </w:p>
+        </w:tc>
+        <w:tc>
+          <w:tcPr>
+            <w:tcW w:type="dxa" w:w="907"/>
+            <w:tcMar>
+              <w:top w:w="80" w:type="dxa"/>
+              <w:bottom w:w="80" w:type="dxa"/>
+              <w:left w:w="100" w:type="dxa"/>
+              <w:right w:w="100" w:type="dxa"/>
+            </w:tcMar>
+          </w:tcPr>
+          <w:p>
+            <w:pPr>
+              <w:spacing w:before="40" w:after="40" w:line="276" w:lineRule="auto"/>
+              <w:jc w:val="center"/>
+            </w:pPr>
+            <w:r>
+              <w:rPr>
+                <w:rFonts w:ascii="Times New Roman" w:hAnsi="Times New Roman"/>
+                <w:sz w:val="26"/>
+              </w:rPr>
+              <w:t>1</w:t>
+            </w:r>
+          </w:p>
+        </w:tc>
+        <w:tc>
+          <w:tcPr>
+            <w:tcW w:type="dxa" w:w="4649"/>
+            <w:tcMar>
+              <w:top w:w="80" w:type="dxa"/>
+              <w:bottom w:w="80" w:type="dxa"/>
+              <w:left w:w="100" w:type="dxa"/>
+              <w:right w:w="100" w:type="dxa"/>
+            </w:tcMar>
+          </w:tcPr>
+          <w:p>
+            <w:pPr>
+              <w:spacing w:before="40" w:after="40" w:line="276" w:lineRule="auto"/>
+              <w:jc w:val="left"/>
+            </w:pPr>
+            <w:r>
+              <w:rPr>
+                <w:rFonts w:ascii="Times New Roman" w:hAnsi="Times New Roman"/>
+                <w:sz w:val="26"/>
+              </w:rPr>
+              <w:t>Kiểm tra, đánh giá toàn diện năng lực tin học cuối năm học 2026-2027 trên máy tính.</w:t>
+            </w:r>
+          </w:p>
+        </w:tc>
+      </w:tr>
+      <w:tr>
+        <w:trPr>
+          <w:cantSplit/>
+        </w:trPr>
+        <w:tc>
+          <w:tcPr>
+            <w:tcW w:type="dxa" w:w="624"/>
+            <w:tcMar>
+              <w:top w:w="80" w:type="dxa"/>
+              <w:bottom w:w="80" w:type="dxa"/>
+              <w:left w:w="100" w:type="dxa"/>
+              <w:right w:w="100" w:type="dxa"/>
+            </w:tcMar>
+          </w:tcPr>
+          <w:p>
+            <w:pPr>
+              <w:spacing w:before="40" w:after="40" w:line="276" w:lineRule="auto"/>
+              <w:jc w:val="center"/>
+            </w:pPr>
+            <w:r>
+              <w:rPr>
+                <w:rFonts w:ascii="Times New Roman" w:hAnsi="Times New Roman"/>
+                <w:sz w:val="26"/>
+              </w:rPr>
+              <w:t>35</w:t>
+            </w:r>
+          </w:p>
+        </w:tc>
+        <w:tc>
+          <w:tcPr>
+            <w:tcW w:type="dxa" w:w="3175"/>
+            <w:tcMar>
+              <w:top w:w="80" w:type="dxa"/>
+              <w:bottom w:w="80" w:type="dxa"/>
+              <w:left w:w="100" w:type="dxa"/>
+              <w:right w:w="100" w:type="dxa"/>
+            </w:tcMar>
+          </w:tcPr>
+          <w:p>
+            <w:pPr>
+              <w:spacing w:before="40" w:after="40" w:line="276" w:lineRule="auto"/>
+              <w:jc w:val="left"/>
+            </w:pPr>
+            <w:r>
+              <w:rPr>
+                <w:rFonts w:ascii="Times New Roman" w:hAnsi="Times New Roman"/>
+                <w:b/>
+                <w:sz w:val="26"/>
+              </w:rPr>
+              <w:t>Tổng kết năm học</w:t>
+            </w:r>
+          </w:p>
+        </w:tc>
+        <w:tc>
+          <w:tcPr>
+            <w:tcW w:type="dxa" w:w="907"/>
+            <w:tcMar>
+              <w:top w:w="80" w:type="dxa"/>
+              <w:bottom w:w="80" w:type="dxa"/>
+              <w:left w:w="100" w:type="dxa"/>
+              <w:right w:w="100" w:type="dxa"/>
+            </w:tcMar>
+          </w:tcPr>
+          <w:p>
+            <w:pPr>
+              <w:spacing w:before="40" w:after="40" w:line="276" w:lineRule="auto"/>
+              <w:jc w:val="center"/>
+            </w:pPr>
+            <w:r>
+              <w:rPr>
+                <w:rFonts w:ascii="Times New Roman" w:hAnsi="Times New Roman"/>
+                <w:sz w:val="26"/>
+              </w:rPr>
+              <w:t>1</w:t>
+            </w:r>
+          </w:p>
+        </w:tc>
+        <w:tc>
+          <w:tcPr>
+            <w:tcW w:type="dxa" w:w="4649"/>
+            <w:tcMar>
+              <w:top w:w="80" w:type="dxa"/>
+              <w:bottom w:w="80" w:type="dxa"/>
+              <w:left w:w="100" w:type="dxa"/>
+              <w:right w:w="100" w:type="dxa"/>
+            </w:tcMar>
+          </w:tcPr>
+          <w:p>
+            <w:pPr>
+              <w:spacing w:before="40" w:after="40" w:line="276" w:lineRule="auto"/>
+              <w:jc w:val="left"/>
+            </w:pPr>
+            <w:r>
+              <w:rPr>
+                <w:rFonts w:ascii="Times New Roman" w:hAnsi="Times New Roman"/>
+                <w:sz w:val="26"/>
+              </w:rPr>
+              <w:t>Tổng kết, đánh giá kết quả học tập môn Tin học cả năm; trao giải các dự án xuất sắc và định hướng chương trình Tin học lớp 9.</w:t>
             </w:r>
           </w:p>
         </w:tc>
